--- a/Ausgabe/Klasse_9/01_Informationen_und_Daten/03_Loesungen.docx
+++ b/Ausgabe/Klasse_9/01_Informationen_und_Daten/03_Loesungen.docx
@@ -28,7 +28,7 @@
         </w:p>
       </w:sdtContent>
     </w:sdt>
-    <w:bookmarkStart w:id="9" w:name="lösungen"/>
+    <w:bookmarkStart w:id="20" w:name="lösungen"/>
     <w:p>
       <w:pPr>
         <w:pStyle w:val="Heading1"/>
@@ -37,8 +37,8 @@
         <w:t xml:space="preserve">Lösungen</w:t>
       </w:r>
     </w:p>
-    <w:bookmarkEnd w:id="9"/>
-    <w:bookmarkStart w:id="10" w:name="welche-informationen-brauchen-wir"/>
+    <w:bookmarkEnd w:id="20"/>
+    <w:bookmarkStart w:id="21" w:name="welche-informationen-brauchen-wir"/>
     <w:p>
       <w:pPr>
         <w:pStyle w:val="Heading1"/>
@@ -54,8 +54,8 @@
         </w:pict>
       </w:r>
     </w:p>
-    <w:bookmarkEnd w:id="10"/>
-    <w:bookmarkStart w:id="11" w:name="hinweise"/>
+    <w:bookmarkEnd w:id="21"/>
+    <w:bookmarkStart w:id="22" w:name="hinweise"/>
     <w:p>
       <w:pPr>
         <w:pStyle w:val="Heading1"/>
@@ -79,8 +79,8 @@
         </w:pict>
       </w:r>
     </w:p>
-    <w:bookmarkEnd w:id="11"/>
-    <w:bookmarkStart w:id="13" w:name="lösung-aufgabe-1"/>
+    <w:bookmarkEnd w:id="22"/>
+    <w:bookmarkStart w:id="24" w:name="lösung-aufgabe-1"/>
     <w:p>
       <w:pPr>
         <w:pStyle w:val="Heading1"/>
@@ -89,7 +89,7 @@
         <w:t xml:space="preserve">Lösung Aufgabe 1</w:t>
       </w:r>
     </w:p>
-    <w:bookmarkStart w:id="12" w:name="mögliche-benötigte-informationen"/>
+    <w:bookmarkStart w:id="23" w:name="mögliche-benötigte-informationen"/>
     <w:p>
       <w:pPr>
         <w:pStyle w:val="Heading2"/>
@@ -108,11 +108,11 @@
     </w:p>
     <w:p>
       <w:pPr>
-        <w:pStyle w:val="Compact"/>
         <w:numPr>
           <w:ilvl w:val="0"/>
           <w:numId w:val="1001"/>
         </w:numPr>
+        <w:pStyle w:val="Compact"/>
       </w:pPr>
       <w:r>
         <w:t xml:space="preserve">Welche Bands stehen zur Auswahl?</w:t>
@@ -120,11 +120,11 @@
     </w:p>
     <w:p>
       <w:pPr>
-        <w:pStyle w:val="Compact"/>
         <w:numPr>
           <w:ilvl w:val="0"/>
           <w:numId w:val="1001"/>
         </w:numPr>
+        <w:pStyle w:val="Compact"/>
       </w:pPr>
       <w:r>
         <w:t xml:space="preserve">Wie hoch ist das verfügbare Budget?</w:t>
@@ -132,11 +132,11 @@
     </w:p>
     <w:p>
       <w:pPr>
-        <w:pStyle w:val="Compact"/>
         <w:numPr>
           <w:ilvl w:val="0"/>
           <w:numId w:val="1001"/>
         </w:numPr>
+        <w:pStyle w:val="Compact"/>
       </w:pPr>
       <w:r>
         <w:t xml:space="preserve">Wie viele Besucherinnen und Besucher werden erwartet?</w:t>
@@ -144,11 +144,11 @@
     </w:p>
     <w:p>
       <w:pPr>
-        <w:pStyle w:val="Compact"/>
         <w:numPr>
           <w:ilvl w:val="0"/>
           <w:numId w:val="1001"/>
         </w:numPr>
+        <w:pStyle w:val="Compact"/>
       </w:pPr>
       <w:r>
         <w:t xml:space="preserve">Welche Bühne steht zur Verfügung?</w:t>
@@ -156,11 +156,11 @@
     </w:p>
     <w:p>
       <w:pPr>
-        <w:pStyle w:val="Compact"/>
         <w:numPr>
           <w:ilvl w:val="0"/>
           <w:numId w:val="1001"/>
         </w:numPr>
+        <w:pStyle w:val="Compact"/>
       </w:pPr>
       <w:r>
         <w:t xml:space="preserve">Wann soll das Festival stattfinden?</w:t>
@@ -168,11 +168,11 @@
     </w:p>
     <w:p>
       <w:pPr>
-        <w:pStyle w:val="Compact"/>
         <w:numPr>
           <w:ilvl w:val="0"/>
           <w:numId w:val="1001"/>
         </w:numPr>
+        <w:pStyle w:val="Compact"/>
       </w:pPr>
       <w:r>
         <w:t xml:space="preserve">Welche Technik wird benötigt?</w:t>
@@ -180,11 +180,11 @@
     </w:p>
     <w:p>
       <w:pPr>
-        <w:pStyle w:val="Compact"/>
         <w:numPr>
           <w:ilvl w:val="0"/>
           <w:numId w:val="1001"/>
         </w:numPr>
+        <w:pStyle w:val="Compact"/>
       </w:pPr>
       <w:r>
         <w:t xml:space="preserve">Welche Helferinnen und Helfer stehen zur Verfügung?</w:t>
@@ -192,11 +192,11 @@
     </w:p>
     <w:p>
       <w:pPr>
-        <w:pStyle w:val="Compact"/>
         <w:numPr>
           <w:ilvl w:val="0"/>
           <w:numId w:val="1001"/>
         </w:numPr>
+        <w:pStyle w:val="Compact"/>
       </w:pPr>
       <w:r>
         <w:t xml:space="preserve">Welche Verpflegung soll angeboten werden?</w:t>
@@ -204,11 +204,11 @@
     </w:p>
     <w:p>
       <w:pPr>
-        <w:pStyle w:val="Compact"/>
         <w:numPr>
           <w:ilvl w:val="0"/>
           <w:numId w:val="1001"/>
         </w:numPr>
+        <w:pStyle w:val="Compact"/>
       </w:pPr>
       <w:r>
         <w:t xml:space="preserve">Welche Sicherheitsvorgaben müssen eingehalten werden?</w:t>
@@ -229,9 +229,9 @@
         </w:pict>
       </w:r>
     </w:p>
-    <w:bookmarkEnd w:id="12"/>
-    <w:bookmarkEnd w:id="13"/>
-    <w:bookmarkStart w:id="15" w:name="lösung-aufgabe-2"/>
+    <w:bookmarkEnd w:id="23"/>
+    <w:bookmarkEnd w:id="24"/>
+    <w:bookmarkStart w:id="26" w:name="lösung-aufgabe-2"/>
     <w:p>
       <w:pPr>
         <w:pStyle w:val="Heading1"/>
@@ -240,7 +240,7 @@
         <w:t xml:space="preserve">Lösung Aufgabe 2</w:t>
       </w:r>
     </w:p>
-    <w:bookmarkStart w:id="14" w:name="X9f85bdd7b2c18fe1a60a7cf6970d0766777a919"/>
+    <w:bookmarkStart w:id="25" w:name="X9f85bdd7b2c18fe1a60a7cf6970d0766777a919"/>
     <w:p>
       <w:pPr>
         <w:pStyle w:val="Heading2"/>
@@ -262,6 +262,7 @@
         <w:tblStyle w:val="Table"/>
         <w:tblW w:type="auto" w:w="0"/>
         <w:tblLook w:firstRow="1" w:lastRow="0" w:firstColumn="0" w:lastColumn="0" w:noHBand="0" w:noVBand="0" w:val="0020"/>
+        <w:jc w:val="start"/>
       </w:tblPr>
       <w:tblGrid>
         <w:gridCol w:w="3960"/>
@@ -269,13 +270,14 @@
       </w:tblGrid>
       <w:tr>
         <w:trPr>
-          <w:tblHeader w:val="on"/>
+          <w:tblHeader w:val="true"/>
         </w:trPr>
         <w:tc>
           <w:tcPr/>
           <w:p>
             <w:pPr>
               <w:pStyle w:val="Compact"/>
+              <w:jc w:val="left"/>
             </w:pPr>
             <w:r>
               <w:t xml:space="preserve">Information</w:t>
@@ -287,6 +289,7 @@
           <w:p>
             <w:pPr>
               <w:pStyle w:val="Compact"/>
+              <w:jc w:val="left"/>
             </w:pPr>
             <w:r>
               <w:t xml:space="preserve">Mögliche Begründung</w:t>
@@ -300,6 +303,7 @@
           <w:p>
             <w:pPr>
               <w:pStyle w:val="Compact"/>
+              <w:jc w:val="left"/>
             </w:pPr>
             <w:r>
               <w:t xml:space="preserve">Budget</w:t>
@@ -311,6 +315,7 @@
           <w:p>
             <w:pPr>
               <w:pStyle w:val="Compact"/>
+              <w:jc w:val="left"/>
             </w:pPr>
             <w:r>
               <w:t xml:space="preserve">Ohne Geld können keine Entscheidungen getroffen werden.</w:t>
@@ -324,6 +329,7 @@
           <w:p>
             <w:pPr>
               <w:pStyle w:val="Compact"/>
+              <w:jc w:val="left"/>
             </w:pPr>
             <w:r>
               <w:t xml:space="preserve">Termin</w:t>
@@ -335,6 +341,7 @@
           <w:p>
             <w:pPr>
               <w:pStyle w:val="Compact"/>
+              <w:jc w:val="left"/>
             </w:pPr>
             <w:r>
               <w:t xml:space="preserve">Alle weiteren Planungen hängen davon ab.</w:t>
@@ -348,6 +355,7 @@
           <w:p>
             <w:pPr>
               <w:pStyle w:val="Compact"/>
+              <w:jc w:val="left"/>
             </w:pPr>
             <w:r>
               <w:t xml:space="preserve">Bands</w:t>
@@ -359,6 +367,7 @@
           <w:p>
             <w:pPr>
               <w:pStyle w:val="Compact"/>
+              <w:jc w:val="left"/>
             </w:pPr>
             <w:r>
               <w:t xml:space="preserve">Das Programm bestimmt das Festival.</w:t>
@@ -372,6 +381,7 @@
           <w:p>
             <w:pPr>
               <w:pStyle w:val="Compact"/>
+              <w:jc w:val="left"/>
             </w:pPr>
             <w:r>
               <w:t xml:space="preserve">Besucherzahl</w:t>
@@ -383,6 +393,7 @@
           <w:p>
             <w:pPr>
               <w:pStyle w:val="Compact"/>
+              <w:jc w:val="left"/>
             </w:pPr>
             <w:r>
               <w:t xml:space="preserve">Sie beeinflusst Bühne, Technik und Sicherheit.</w:t>
@@ -396,6 +407,7 @@
           <w:p>
             <w:pPr>
               <w:pStyle w:val="Compact"/>
+              <w:jc w:val="left"/>
             </w:pPr>
             <w:r>
               <w:t xml:space="preserve">Veranstaltungsort</w:t>
@@ -407,6 +419,7 @@
           <w:p>
             <w:pPr>
               <w:pStyle w:val="Compact"/>
+              <w:jc w:val="left"/>
             </w:pPr>
             <w:r>
               <w:t xml:space="preserve">Er bestimmt den verfügbaren Platz.</w:t>
@@ -430,9 +443,9 @@
         </w:pict>
       </w:r>
     </w:p>
-    <w:bookmarkEnd w:id="14"/>
-    <w:bookmarkEnd w:id="15"/>
-    <w:bookmarkStart w:id="17" w:name="lösung-aufgabe-3"/>
+    <w:bookmarkEnd w:id="25"/>
+    <w:bookmarkEnd w:id="26"/>
+    <w:bookmarkStart w:id="28" w:name="lösung-aufgabe-3"/>
     <w:p>
       <w:pPr>
         <w:pStyle w:val="Heading1"/>
@@ -441,7 +454,7 @@
         <w:t xml:space="preserve">Lösung Aufgabe 3</w:t>
       </w:r>
     </w:p>
-    <w:bookmarkStart w:id="16" w:name="fehlende-informationen-erkennen"/>
+    <w:bookmarkStart w:id="27" w:name="fehlende-informationen-erkennen"/>
     <w:p>
       <w:pPr>
         <w:pStyle w:val="Heading2"/>
@@ -460,11 +473,11 @@
     </w:p>
     <w:p>
       <w:pPr>
-        <w:pStyle w:val="Compact"/>
         <w:numPr>
           <w:ilvl w:val="0"/>
           <w:numId w:val="1002"/>
         </w:numPr>
+        <w:pStyle w:val="Compact"/>
       </w:pPr>
       <w:r>
         <w:t xml:space="preserve">Kosten der Bands</w:t>
@@ -472,11 +485,11 @@
     </w:p>
     <w:p>
       <w:pPr>
-        <w:pStyle w:val="Compact"/>
         <w:numPr>
           <w:ilvl w:val="0"/>
           <w:numId w:val="1002"/>
         </w:numPr>
+        <w:pStyle w:val="Compact"/>
       </w:pPr>
       <w:r>
         <w:t xml:space="preserve">Größe der Bühne</w:t>
@@ -484,11 +497,11 @@
     </w:p>
     <w:p>
       <w:pPr>
-        <w:pStyle w:val="Compact"/>
         <w:numPr>
           <w:ilvl w:val="0"/>
           <w:numId w:val="1002"/>
         </w:numPr>
+        <w:pStyle w:val="Compact"/>
       </w:pPr>
       <w:r>
         <w:t xml:space="preserve">Verfügbarkeit der Bands</w:t>
@@ -496,11 +509,11 @@
     </w:p>
     <w:p>
       <w:pPr>
-        <w:pStyle w:val="Compact"/>
         <w:numPr>
           <w:ilvl w:val="0"/>
           <w:numId w:val="1002"/>
         </w:numPr>
+        <w:pStyle w:val="Compact"/>
       </w:pPr>
       <w:r>
         <w:t xml:space="preserve">Technikbedarf</w:t>
@@ -508,11 +521,11 @@
     </w:p>
     <w:p>
       <w:pPr>
-        <w:pStyle w:val="Compact"/>
         <w:numPr>
           <w:ilvl w:val="0"/>
           <w:numId w:val="1002"/>
         </w:numPr>
+        <w:pStyle w:val="Compact"/>
       </w:pPr>
       <w:r>
         <w:t xml:space="preserve">Anzahl der Helfenden</w:t>
@@ -520,11 +533,11 @@
     </w:p>
     <w:p>
       <w:pPr>
-        <w:pStyle w:val="Compact"/>
         <w:numPr>
           <w:ilvl w:val="0"/>
           <w:numId w:val="1002"/>
         </w:numPr>
+        <w:pStyle w:val="Compact"/>
       </w:pPr>
       <w:r>
         <w:t xml:space="preserve">Zeitplan</w:t>
@@ -545,9 +558,9 @@
         </w:pict>
       </w:r>
     </w:p>
-    <w:bookmarkEnd w:id="16"/>
-    <w:bookmarkEnd w:id="17"/>
-    <w:bookmarkStart w:id="18" w:name="erwartete-erkenntnis"/>
+    <w:bookmarkEnd w:id="27"/>
+    <w:bookmarkEnd w:id="28"/>
+    <w:bookmarkStart w:id="29" w:name="erwartete-erkenntnis"/>
     <w:p>
       <w:pPr>
         <w:pStyle w:val="Heading1"/>
@@ -566,11 +579,11 @@
     </w:p>
     <w:p>
       <w:pPr>
-        <w:pStyle w:val="Compact"/>
         <w:numPr>
           <w:ilvl w:val="0"/>
           <w:numId w:val="1003"/>
         </w:numPr>
+        <w:pStyle w:val="Compact"/>
       </w:pPr>
       <w:r>
         <w:t xml:space="preserve">Für gute Entscheidungen werden Informationen benötigt.</w:t>
@@ -578,11 +591,11 @@
     </w:p>
     <w:p>
       <w:pPr>
-        <w:pStyle w:val="Compact"/>
         <w:numPr>
           <w:ilvl w:val="0"/>
           <w:numId w:val="1003"/>
         </w:numPr>
+        <w:pStyle w:val="Compact"/>
       </w:pPr>
       <w:r>
         <w:t xml:space="preserve">Nicht alle Informationen sind gleich wichtig.</w:t>
@@ -590,11 +603,11 @@
     </w:p>
     <w:p>
       <w:pPr>
-        <w:pStyle w:val="Compact"/>
         <w:numPr>
           <w:ilvl w:val="0"/>
           <w:numId w:val="1003"/>
         </w:numPr>
+        <w:pStyle w:val="Compact"/>
       </w:pPr>
       <w:r>
         <w:t xml:space="preserve">Fehlende Informationen erschweren Entscheidungen.</w:t>
@@ -607,8 +620,8 @@
         </w:pict>
       </w:r>
     </w:p>
-    <w:bookmarkEnd w:id="18"/>
-    <w:bookmarkStart w:id="19" w:name="merksatz"/>
+    <w:bookmarkEnd w:id="29"/>
+    <w:bookmarkStart w:id="30" w:name="merksatz"/>
     <w:p>
       <w:pPr>
         <w:pStyle w:val="Heading1"/>
@@ -625,8 +638,8 @@
         <w:t xml:space="preserve">Gute Entscheidungen benötigen passende Informationen.</w:t>
       </w:r>
     </w:p>
-    <w:bookmarkEnd w:id="19"/>
-    <w:bookmarkStart w:id="20" w:name="lösungen-1"/>
+    <w:bookmarkEnd w:id="30"/>
+    <w:bookmarkStart w:id="31" w:name="lösungen-1"/>
     <w:p>
       <w:pPr>
         <w:pStyle w:val="Heading1"/>
@@ -635,8 +648,8 @@
         <w:t xml:space="preserve">Lösungen</w:t>
       </w:r>
     </w:p>
-    <w:bookmarkEnd w:id="20"/>
-    <w:bookmarkStart w:id="21" w:name="welche-informationen-sind-wichtig"/>
+    <w:bookmarkEnd w:id="31"/>
+    <w:bookmarkStart w:id="32" w:name="welche-informationen-sind-wichtig"/>
     <w:p>
       <w:pPr>
         <w:pStyle w:val="Heading1"/>
@@ -652,8 +665,8 @@
         </w:pict>
       </w:r>
     </w:p>
-    <w:bookmarkEnd w:id="21"/>
-    <w:bookmarkStart w:id="22" w:name="hinweise-1"/>
+    <w:bookmarkEnd w:id="32"/>
+    <w:bookmarkStart w:id="33" w:name="hinweise-1"/>
     <w:p>
       <w:pPr>
         <w:pStyle w:val="Heading1"/>
@@ -674,8 +687,8 @@
       </w:r>
       <w:r>
         <w:rPr>
+          <w:bCs/>
           <w:b/>
-          <w:bCs/>
         </w:rPr>
         <w:t xml:space="preserve">nicht alle Informationen gleich wichtig</w:t>
       </w:r>
@@ -701,8 +714,8 @@
         </w:pict>
       </w:r>
     </w:p>
-    <w:bookmarkEnd w:id="22"/>
-    <w:bookmarkStart w:id="25" w:name="lösung-aufgabe-1-1"/>
+    <w:bookmarkEnd w:id="33"/>
+    <w:bookmarkStart w:id="36" w:name="lösung-aufgabe-1-1"/>
     <w:p>
       <w:pPr>
         <w:pStyle w:val="Heading1"/>
@@ -711,7 +724,7 @@
         <w:t xml:space="preserve">Lösung Aufgabe 1</w:t>
       </w:r>
     </w:p>
-    <w:bookmarkStart w:id="24" w:name="X444133bceabae5608b7ed3179f5d51721ec09a4"/>
+    <w:bookmarkStart w:id="35" w:name="X444133bceabae5608b7ed3179f5d51721ec09a4"/>
     <w:p>
       <w:pPr>
         <w:pStyle w:val="Heading2"/>
@@ -720,7 +733,7 @@
         <w:t xml:space="preserve">Wichtige und weniger wichtige Informationen unterscheiden</w:t>
       </w:r>
     </w:p>
-    <w:bookmarkStart w:id="23" w:name="beispiel"/>
+    <w:bookmarkStart w:id="34" w:name="beispiel"/>
     <w:p>
       <w:pPr>
         <w:pStyle w:val="Heading3"/>
@@ -734,6 +747,7 @@
         <w:tblStyle w:val="Table"/>
         <w:tblW w:type="auto" w:w="0"/>
         <w:tblLook w:firstRow="1" w:lastRow="0" w:firstColumn="0" w:lastColumn="0" w:noHBand="0" w:noVBand="0" w:val="0020"/>
+        <w:jc w:val="start"/>
       </w:tblPr>
       <w:tblGrid>
         <w:gridCol w:w="3960"/>
@@ -741,13 +755,14 @@
       </w:tblGrid>
       <w:tr>
         <w:trPr>
-          <w:tblHeader w:val="on"/>
+          <w:tblHeader w:val="true"/>
         </w:trPr>
         <w:tc>
           <w:tcPr/>
           <w:p>
             <w:pPr>
               <w:pStyle w:val="Compact"/>
+              <w:jc w:val="left"/>
             </w:pPr>
             <w:r>
               <w:t xml:space="preserve">Information</w:t>
@@ -759,6 +774,7 @@
           <w:p>
             <w:pPr>
               <w:pStyle w:val="Compact"/>
+              <w:jc w:val="left"/>
             </w:pPr>
             <w:r>
               <w:t xml:space="preserve">Mögliche Einschätzung</w:t>
@@ -772,6 +788,7 @@
           <w:p>
             <w:pPr>
               <w:pStyle w:val="Compact"/>
+              <w:jc w:val="left"/>
             </w:pPr>
             <w:r>
               <w:t xml:space="preserve">Budget</w:t>
@@ -783,6 +800,7 @@
           <w:p>
             <w:pPr>
               <w:pStyle w:val="Compact"/>
+              <w:jc w:val="left"/>
             </w:pPr>
             <w:r>
               <w:t xml:space="preserve">wichtig</w:t>
@@ -796,6 +814,7 @@
           <w:p>
             <w:pPr>
               <w:pStyle w:val="Compact"/>
+              <w:jc w:val="left"/>
             </w:pPr>
             <w:r>
               <w:t xml:space="preserve">Termin</w:t>
@@ -807,6 +826,7 @@
           <w:p>
             <w:pPr>
               <w:pStyle w:val="Compact"/>
+              <w:jc w:val="left"/>
             </w:pPr>
             <w:r>
               <w:t xml:space="preserve">wichtig</w:t>
@@ -820,6 +840,7 @@
           <w:p>
             <w:pPr>
               <w:pStyle w:val="Compact"/>
+              <w:jc w:val="left"/>
             </w:pPr>
             <w:r>
               <w:t xml:space="preserve">Verfügbare Bühne</w:t>
@@ -831,6 +852,7 @@
           <w:p>
             <w:pPr>
               <w:pStyle w:val="Compact"/>
+              <w:jc w:val="left"/>
             </w:pPr>
             <w:r>
               <w:t xml:space="preserve">wichtig</w:t>
@@ -844,6 +866,7 @@
           <w:p>
             <w:pPr>
               <w:pStyle w:val="Compact"/>
+              <w:jc w:val="left"/>
             </w:pPr>
             <w:r>
               <w:t xml:space="preserve">Besucherzahl</w:t>
@@ -855,6 +878,7 @@
           <w:p>
             <w:pPr>
               <w:pStyle w:val="Compact"/>
+              <w:jc w:val="left"/>
             </w:pPr>
             <w:r>
               <w:t xml:space="preserve">wichtig</w:t>
@@ -868,6 +892,7 @@
           <w:p>
             <w:pPr>
               <w:pStyle w:val="Compact"/>
+              <w:jc w:val="left"/>
             </w:pPr>
             <w:r>
               <w:t xml:space="preserve">Lieblingsfarbe der Band</w:t>
@@ -879,6 +904,7 @@
           <w:p>
             <w:pPr>
               <w:pStyle w:val="Compact"/>
+              <w:jc w:val="left"/>
             </w:pPr>
             <w:r>
               <w:t xml:space="preserve">eher unwichtig</w:t>
@@ -892,6 +918,7 @@
           <w:p>
             <w:pPr>
               <w:pStyle w:val="Compact"/>
+              <w:jc w:val="left"/>
             </w:pPr>
             <w:r>
               <w:t xml:space="preserve">Schuhgröße der Sängerin</w:t>
@@ -903,6 +930,7 @@
           <w:p>
             <w:pPr>
               <w:pStyle w:val="Compact"/>
+              <w:jc w:val="left"/>
             </w:pPr>
             <w:r>
               <w:t xml:space="preserve">unwichtig</w:t>
@@ -916,6 +944,7 @@
           <w:p>
             <w:pPr>
               <w:pStyle w:val="Compact"/>
+              <w:jc w:val="left"/>
             </w:pPr>
             <w:r>
               <w:t xml:space="preserve">Wettervorhersage</w:t>
@@ -927,6 +956,7 @@
           <w:p>
             <w:pPr>
               <w:pStyle w:val="Compact"/>
+              <w:jc w:val="left"/>
             </w:pPr>
             <w:r>
               <w:t xml:space="preserve">wichtig</w:t>
@@ -940,6 +970,7 @@
           <w:p>
             <w:pPr>
               <w:pStyle w:val="Compact"/>
+              <w:jc w:val="left"/>
             </w:pPr>
             <w:r>
               <w:t xml:space="preserve">Musikrichtung</w:t>
@@ -951,6 +982,7 @@
           <w:p>
             <w:pPr>
               <w:pStyle w:val="Compact"/>
+              <w:jc w:val="left"/>
             </w:pPr>
             <w:r>
               <w:t xml:space="preserve">wichtig</w:t>
@@ -974,10 +1006,10 @@
         </w:pict>
       </w:r>
     </w:p>
-    <w:bookmarkEnd w:id="23"/>
-    <w:bookmarkEnd w:id="24"/>
-    <w:bookmarkEnd w:id="25"/>
-    <w:bookmarkStart w:id="28" w:name="lösung-aufgabe-2-1"/>
+    <w:bookmarkEnd w:id="34"/>
+    <w:bookmarkEnd w:id="35"/>
+    <w:bookmarkEnd w:id="36"/>
+    <w:bookmarkStart w:id="39" w:name="lösung-aufgabe-2-1"/>
     <w:p>
       <w:pPr>
         <w:pStyle w:val="Heading1"/>
@@ -986,7 +1018,7 @@
         <w:t xml:space="preserve">Lösung Aufgabe 2</w:t>
       </w:r>
     </w:p>
-    <w:bookmarkStart w:id="27" w:name="entscheidung-begründen"/>
+    <w:bookmarkStart w:id="38" w:name="entscheidung-begründen"/>
     <w:p>
       <w:pPr>
         <w:pStyle w:val="Heading2"/>
@@ -995,7 +1027,7 @@
         <w:t xml:space="preserve">Entscheidung begründen</w:t>
       </w:r>
     </w:p>
-    <w:bookmarkStart w:id="26" w:name="beispiel-1"/>
+    <w:bookmarkStart w:id="37" w:name="beispiel-1"/>
     <w:p>
       <w:pPr>
         <w:pStyle w:val="Heading3"/>
@@ -1010,8 +1042,8 @@
       </w:pPr>
       <w:r>
         <w:rPr>
+          <w:bCs/>
           <w:b/>
-          <w:bCs/>
         </w:rPr>
         <w:t xml:space="preserve">Budget</w:t>
       </w:r>
@@ -1045,8 +1077,8 @@
       </w:pPr>
       <w:r>
         <w:rPr>
+          <w:bCs/>
           <w:b/>
-          <w:bCs/>
         </w:rPr>
         <w:t xml:space="preserve">Besucherzahl</w:t>
       </w:r>
@@ -1080,8 +1112,8 @@
       </w:pPr>
       <w:r>
         <w:rPr>
+          <w:bCs/>
           <w:b/>
-          <w:bCs/>
         </w:rPr>
         <w:t xml:space="preserve">Termin</w:t>
       </w:r>
@@ -1117,10 +1149,10 @@
         </w:pict>
       </w:r>
     </w:p>
-    <w:bookmarkEnd w:id="26"/>
-    <w:bookmarkEnd w:id="27"/>
-    <w:bookmarkEnd w:id="28"/>
-    <w:bookmarkStart w:id="30" w:name="lösung-aufgabe-3-1"/>
+    <w:bookmarkEnd w:id="37"/>
+    <w:bookmarkEnd w:id="38"/>
+    <w:bookmarkEnd w:id="39"/>
+    <w:bookmarkStart w:id="41" w:name="lösung-aufgabe-3-1"/>
     <w:p>
       <w:pPr>
         <w:pStyle w:val="Heading1"/>
@@ -1129,7 +1161,7 @@
         <w:t xml:space="preserve">Lösung Aufgabe 3</w:t>
       </w:r>
     </w:p>
-    <w:bookmarkStart w:id="29" w:name="unwichtige-informationen-erkennen"/>
+    <w:bookmarkStart w:id="40" w:name="unwichtige-informationen-erkennen"/>
     <w:p>
       <w:pPr>
         <w:pStyle w:val="Heading2"/>
@@ -1148,11 +1180,11 @@
     </w:p>
     <w:p>
       <w:pPr>
-        <w:pStyle w:val="Compact"/>
         <w:numPr>
           <w:ilvl w:val="0"/>
           <w:numId w:val="1004"/>
         </w:numPr>
+        <w:pStyle w:val="Compact"/>
       </w:pPr>
       <w:r>
         <w:t xml:space="preserve">Lieblingsfarbe</w:t>
@@ -1160,11 +1192,11 @@
     </w:p>
     <w:p>
       <w:pPr>
-        <w:pStyle w:val="Compact"/>
         <w:numPr>
           <w:ilvl w:val="0"/>
           <w:numId w:val="1004"/>
         </w:numPr>
+        <w:pStyle w:val="Compact"/>
       </w:pPr>
       <w:r>
         <w:t xml:space="preserve">Lieblingsessen</w:t>
@@ -1172,11 +1204,11 @@
     </w:p>
     <w:p>
       <w:pPr>
-        <w:pStyle w:val="Compact"/>
         <w:numPr>
           <w:ilvl w:val="0"/>
           <w:numId w:val="1004"/>
         </w:numPr>
+        <w:pStyle w:val="Compact"/>
       </w:pPr>
       <w:r>
         <w:t xml:space="preserve">Sternzeichen</w:t>
@@ -1184,11 +1216,11 @@
     </w:p>
     <w:p>
       <w:pPr>
-        <w:pStyle w:val="Compact"/>
         <w:numPr>
           <w:ilvl w:val="0"/>
           <w:numId w:val="1004"/>
         </w:numPr>
+        <w:pStyle w:val="Compact"/>
       </w:pPr>
       <w:r>
         <w:t xml:space="preserve">Haarfarbe</w:t>
@@ -1196,11 +1228,11 @@
     </w:p>
     <w:p>
       <w:pPr>
-        <w:pStyle w:val="Compact"/>
         <w:numPr>
           <w:ilvl w:val="0"/>
           <w:numId w:val="1004"/>
         </w:numPr>
+        <w:pStyle w:val="Compact"/>
       </w:pPr>
       <w:r>
         <w:t xml:space="preserve">Schuhgröße</w:t>
@@ -1218,8 +1250,8 @@
       </w:r>
       <w:r>
         <w:rPr>
+          <w:bCs/>
           <w:b/>
-          <w:bCs/>
         </w:rPr>
         <w:t xml:space="preserve">nicht</w:t>
       </w:r>
@@ -1237,9 +1269,9 @@
         </w:pict>
       </w:r>
     </w:p>
-    <w:bookmarkEnd w:id="29"/>
-    <w:bookmarkEnd w:id="30"/>
-    <w:bookmarkStart w:id="31" w:name="erwartete-erkenntnis-1"/>
+    <w:bookmarkEnd w:id="40"/>
+    <w:bookmarkEnd w:id="41"/>
+    <w:bookmarkStart w:id="42" w:name="erwartete-erkenntnis-1"/>
     <w:p>
       <w:pPr>
         <w:pStyle w:val="Heading1"/>
@@ -1258,11 +1290,11 @@
     </w:p>
     <w:p>
       <w:pPr>
-        <w:pStyle w:val="Compact"/>
         <w:numPr>
           <w:ilvl w:val="0"/>
           <w:numId w:val="1005"/>
         </w:numPr>
+        <w:pStyle w:val="Compact"/>
       </w:pPr>
       <w:r>
         <w:t xml:space="preserve">Informationen sind unterschiedlich bedeutsam.</w:t>
@@ -1270,11 +1302,11 @@
     </w:p>
     <w:p>
       <w:pPr>
-        <w:pStyle w:val="Compact"/>
         <w:numPr>
           <w:ilvl w:val="0"/>
           <w:numId w:val="1005"/>
         </w:numPr>
+        <w:pStyle w:val="Compact"/>
       </w:pPr>
       <w:r>
         <w:t xml:space="preserve">Die Wichtigkeit hängt von der Fragestellung ab.</w:t>
@@ -1282,11 +1314,11 @@
     </w:p>
     <w:p>
       <w:pPr>
-        <w:pStyle w:val="Compact"/>
         <w:numPr>
           <w:ilvl w:val="0"/>
           <w:numId w:val="1005"/>
         </w:numPr>
+        <w:pStyle w:val="Compact"/>
       </w:pPr>
       <w:r>
         <w:t xml:space="preserve">Gute Entscheidungen beruhen auf den passenden Informationen.</w:t>
@@ -1299,8 +1331,8 @@
         </w:pict>
       </w:r>
     </w:p>
-    <w:bookmarkEnd w:id="31"/>
-    <w:bookmarkStart w:id="32" w:name="merksatz-1"/>
+    <w:bookmarkEnd w:id="42"/>
+    <w:bookmarkStart w:id="43" w:name="merksatz-1"/>
     <w:p>
       <w:pPr>
         <w:pStyle w:val="Heading1"/>
@@ -1317,8 +1349,8 @@
         <w:t xml:space="preserve">Nicht möglichst viele Informationen sind wichtig – sondern die richtigen.</w:t>
       </w:r>
     </w:p>
-    <w:bookmarkEnd w:id="32"/>
-    <w:bookmarkStart w:id="37" w:name="lösung-03-woher-kommen-informationen"/>
+    <w:bookmarkEnd w:id="43"/>
+    <w:bookmarkStart w:id="48" w:name="lösung-03-woher-kommen-informationen"/>
     <w:p>
       <w:pPr>
         <w:pStyle w:val="Heading1"/>
@@ -1327,7 +1359,7 @@
         <w:t xml:space="preserve">Lösung 03: Woher kommen Informationen</w:t>
       </w:r>
     </w:p>
-    <w:bookmarkStart w:id="33" w:name="erwartete-kernaussage"/>
+    <w:bookmarkStart w:id="44" w:name="erwartete-kernaussage"/>
     <w:p>
       <w:pPr>
         <w:pStyle w:val="Heading2"/>
@@ -1344,8 +1376,8 @@
         <w:t xml:space="preserve">Informationsquellen können Personen, Beobachtungen, Dokumente, Messungen oder digitale Angebote sein.</w:t>
       </w:r>
     </w:p>
-    <w:bookmarkEnd w:id="33"/>
-    <w:bookmarkStart w:id="34" w:name="mögliche-lösungen"/>
+    <w:bookmarkEnd w:id="44"/>
+    <w:bookmarkStart w:id="45" w:name="mögliche-lösungen"/>
     <w:p>
       <w:pPr>
         <w:pStyle w:val="Heading2"/>
@@ -1356,11 +1388,11 @@
     </w:p>
     <w:p>
       <w:pPr>
-        <w:pStyle w:val="Compact"/>
         <w:numPr>
           <w:ilvl w:val="0"/>
           <w:numId w:val="1006"/>
         </w:numPr>
+        <w:pStyle w:val="Compact"/>
       </w:pPr>
       <w:r>
         <w:t xml:space="preserve">Fachbegriffe werden korrekt verwendet.</w:t>
@@ -1368,11 +1400,11 @@
     </w:p>
     <w:p>
       <w:pPr>
-        <w:pStyle w:val="Compact"/>
         <w:numPr>
           <w:ilvl w:val="0"/>
           <w:numId w:val="1006"/>
         </w:numPr>
+        <w:pStyle w:val="Compact"/>
       </w:pPr>
       <w:r>
         <w:t xml:space="preserve">Die Antwort bezieht sich nachvollziehbar auf die Festivalplanung.</w:t>
@@ -1380,18 +1412,18 @@
     </w:p>
     <w:p>
       <w:pPr>
-        <w:pStyle w:val="Compact"/>
         <w:numPr>
           <w:ilvl w:val="0"/>
           <w:numId w:val="1006"/>
         </w:numPr>
+        <w:pStyle w:val="Compact"/>
       </w:pPr>
       <w:r>
         <w:t xml:space="preserve">Begründungen nennen mindestens ein passendes Kriterium oder Beispiel.</w:t>
       </w:r>
     </w:p>
-    <w:bookmarkEnd w:id="34"/>
-    <w:bookmarkStart w:id="35" w:name="korrekturhinweis"/>
+    <w:bookmarkEnd w:id="45"/>
+    <w:bookmarkStart w:id="46" w:name="korrekturhinweis"/>
     <w:p>
       <w:pPr>
         <w:pStyle w:val="Heading2"/>
@@ -1408,8 +1440,8 @@
         <w:t xml:space="preserve">Mehrere Lösungen sind möglich. Entscheidend sind fachliche Richtigkeit, schlüssige Begründung und ein erkennbarer Bezug zur Aufgabe. Gleichwertige Formulierungen sind anzuerkennen.</w:t>
       </w:r>
     </w:p>
-    <w:bookmarkEnd w:id="35"/>
-    <w:bookmarkStart w:id="36" w:name="merksatz-2"/>
+    <w:bookmarkEnd w:id="46"/>
+    <w:bookmarkStart w:id="47" w:name="merksatz-2"/>
     <w:p>
       <w:pPr>
         <w:pStyle w:val="Heading2"/>
@@ -1424,15 +1456,15 @@
       </w:pPr>
       <w:r>
         <w:rPr>
+          <w:bCs/>
           <w:b/>
-          <w:bCs/>
         </w:rPr>
         <w:t xml:space="preserve">Informationsquellen können Personen, Beobachtungen, Dokumente, Messungen oder digitale Angebote sein.</w:t>
       </w:r>
     </w:p>
-    <w:bookmarkEnd w:id="36"/>
-    <w:bookmarkEnd w:id="37"/>
-    <w:bookmarkStart w:id="42" w:name="X8f6cf0a9cb3cbe14a8f8b6e890d8b7f4f1df35a"/>
+    <w:bookmarkEnd w:id="47"/>
+    <w:bookmarkEnd w:id="48"/>
+    <w:bookmarkStart w:id="53" w:name="X8f6cf0a9cb3cbe14a8f8b6e890d8b7f4f1df35a"/>
     <w:p>
       <w:pPr>
         <w:pStyle w:val="Heading1"/>
@@ -1441,7 +1473,7 @@
         <w:t xml:space="preserve">Lösung 04: Sind alle Informationen zuverlässig</w:t>
       </w:r>
     </w:p>
-    <w:bookmarkStart w:id="38" w:name="erwartete-kernaussage-1"/>
+    <w:bookmarkStart w:id="49" w:name="erwartete-kernaussage-1"/>
     <w:p>
       <w:pPr>
         <w:pStyle w:val="Heading2"/>
@@ -1458,8 +1490,8 @@
         <w:t xml:space="preserve">Eine Information ist nicht automatisch zuverlässig, nur weil sie veröffentlicht wurde.</w:t>
       </w:r>
     </w:p>
-    <w:bookmarkEnd w:id="38"/>
-    <w:bookmarkStart w:id="39" w:name="mögliche-lösungen-1"/>
+    <w:bookmarkEnd w:id="49"/>
+    <w:bookmarkStart w:id="50" w:name="mögliche-lösungen-1"/>
     <w:p>
       <w:pPr>
         <w:pStyle w:val="Heading2"/>
@@ -1470,11 +1502,11 @@
     </w:p>
     <w:p>
       <w:pPr>
-        <w:pStyle w:val="Compact"/>
         <w:numPr>
           <w:ilvl w:val="0"/>
           <w:numId w:val="1007"/>
         </w:numPr>
+        <w:pStyle w:val="Compact"/>
       </w:pPr>
       <w:r>
         <w:t xml:space="preserve">Fachbegriffe werden korrekt verwendet.</w:t>
@@ -1482,11 +1514,11 @@
     </w:p>
     <w:p>
       <w:pPr>
-        <w:pStyle w:val="Compact"/>
         <w:numPr>
           <w:ilvl w:val="0"/>
           <w:numId w:val="1007"/>
         </w:numPr>
+        <w:pStyle w:val="Compact"/>
       </w:pPr>
       <w:r>
         <w:t xml:space="preserve">Die Antwort bezieht sich nachvollziehbar auf die Festivalplanung.</w:t>
@@ -1494,18 +1526,18 @@
     </w:p>
     <w:p>
       <w:pPr>
-        <w:pStyle w:val="Compact"/>
         <w:numPr>
           <w:ilvl w:val="0"/>
           <w:numId w:val="1007"/>
         </w:numPr>
+        <w:pStyle w:val="Compact"/>
       </w:pPr>
       <w:r>
         <w:t xml:space="preserve">Begründungen nennen mindestens ein passendes Kriterium oder Beispiel.</w:t>
       </w:r>
     </w:p>
-    <w:bookmarkEnd w:id="39"/>
-    <w:bookmarkStart w:id="40" w:name="korrekturhinweis-1"/>
+    <w:bookmarkEnd w:id="50"/>
+    <w:bookmarkStart w:id="51" w:name="korrekturhinweis-1"/>
     <w:p>
       <w:pPr>
         <w:pStyle w:val="Heading2"/>
@@ -1522,8 +1554,8 @@
         <w:t xml:space="preserve">Mehrere Lösungen sind möglich. Entscheidend sind fachliche Richtigkeit, schlüssige Begründung und ein erkennbarer Bezug zur Aufgabe. Gleichwertige Formulierungen sind anzuerkennen.</w:t>
       </w:r>
     </w:p>
-    <w:bookmarkEnd w:id="40"/>
-    <w:bookmarkStart w:id="41" w:name="merksatz-3"/>
+    <w:bookmarkEnd w:id="51"/>
+    <w:bookmarkStart w:id="52" w:name="merksatz-3"/>
     <w:p>
       <w:pPr>
         <w:pStyle w:val="Heading2"/>
@@ -1538,15 +1570,15 @@
       </w:pPr>
       <w:r>
         <w:rPr>
+          <w:bCs/>
           <w:b/>
-          <w:bCs/>
         </w:rPr>
         <w:t xml:space="preserve">Eine Information ist nicht automatisch zuverlässig, nur weil sie veröffentlicht wurde.</w:t>
       </w:r>
     </w:p>
-    <w:bookmarkEnd w:id="41"/>
-    <w:bookmarkEnd w:id="42"/>
-    <w:bookmarkStart w:id="47" w:name="Xa9bebb4666b3430794e216614a4daa970a3ccfa"/>
+    <w:bookmarkEnd w:id="52"/>
+    <w:bookmarkEnd w:id="53"/>
+    <w:bookmarkStart w:id="58" w:name="Xa9bebb4666b3430794e216614a4daa970a3ccfa"/>
     <w:p>
       <w:pPr>
         <w:pStyle w:val="Heading1"/>
@@ -1555,7 +1587,7 @@
         <w:t xml:space="preserve">Lösung 05: Wie vergleichen wir Möglichkeiten</w:t>
       </w:r>
     </w:p>
-    <w:bookmarkStart w:id="43" w:name="erwartete-kernaussage-2"/>
+    <w:bookmarkStart w:id="54" w:name="erwartete-kernaussage-2"/>
     <w:p>
       <w:pPr>
         <w:pStyle w:val="Heading2"/>
@@ -1572,8 +1604,8 @@
         <w:t xml:space="preserve">Ein fairer Vergleich braucht vorher festgelegte Kriterien.</w:t>
       </w:r>
     </w:p>
-    <w:bookmarkEnd w:id="43"/>
-    <w:bookmarkStart w:id="44" w:name="mögliche-lösungen-2"/>
+    <w:bookmarkEnd w:id="54"/>
+    <w:bookmarkStart w:id="55" w:name="mögliche-lösungen-2"/>
     <w:p>
       <w:pPr>
         <w:pStyle w:val="Heading2"/>
@@ -1584,11 +1616,11 @@
     </w:p>
     <w:p>
       <w:pPr>
-        <w:pStyle w:val="Compact"/>
         <w:numPr>
           <w:ilvl w:val="0"/>
           <w:numId w:val="1008"/>
         </w:numPr>
+        <w:pStyle w:val="Compact"/>
       </w:pPr>
       <w:r>
         <w:t xml:space="preserve">Fachbegriffe werden korrekt verwendet.</w:t>
@@ -1596,11 +1628,11 @@
     </w:p>
     <w:p>
       <w:pPr>
-        <w:pStyle w:val="Compact"/>
         <w:numPr>
           <w:ilvl w:val="0"/>
           <w:numId w:val="1008"/>
         </w:numPr>
+        <w:pStyle w:val="Compact"/>
       </w:pPr>
       <w:r>
         <w:t xml:space="preserve">Die Antwort bezieht sich nachvollziehbar auf die Festivalplanung.</w:t>
@@ -1608,18 +1640,18 @@
     </w:p>
     <w:p>
       <w:pPr>
-        <w:pStyle w:val="Compact"/>
         <w:numPr>
           <w:ilvl w:val="0"/>
           <w:numId w:val="1008"/>
         </w:numPr>
+        <w:pStyle w:val="Compact"/>
       </w:pPr>
       <w:r>
         <w:t xml:space="preserve">Begründungen nennen mindestens ein passendes Kriterium oder Beispiel.</w:t>
       </w:r>
     </w:p>
-    <w:bookmarkEnd w:id="44"/>
-    <w:bookmarkStart w:id="45" w:name="korrekturhinweis-2"/>
+    <w:bookmarkEnd w:id="55"/>
+    <w:bookmarkStart w:id="56" w:name="korrekturhinweis-2"/>
     <w:p>
       <w:pPr>
         <w:pStyle w:val="Heading2"/>
@@ -1636,8 +1668,8 @@
         <w:t xml:space="preserve">Mehrere Lösungen sind möglich. Entscheidend sind fachliche Richtigkeit, schlüssige Begründung und ein erkennbarer Bezug zur Aufgabe. Gleichwertige Formulierungen sind anzuerkennen.</w:t>
       </w:r>
     </w:p>
-    <w:bookmarkEnd w:id="45"/>
-    <w:bookmarkStart w:id="46" w:name="merksatz-4"/>
+    <w:bookmarkEnd w:id="56"/>
+    <w:bookmarkStart w:id="57" w:name="merksatz-4"/>
     <w:p>
       <w:pPr>
         <w:pStyle w:val="Heading2"/>
@@ -1652,15 +1684,15 @@
       </w:pPr>
       <w:r>
         <w:rPr>
+          <w:bCs/>
           <w:b/>
-          <w:bCs/>
         </w:rPr>
         <w:t xml:space="preserve">Ein fairer Vergleich braucht vorher festgelegte Kriterien.</w:t>
       </w:r>
     </w:p>
-    <w:bookmarkEnd w:id="46"/>
-    <w:bookmarkEnd w:id="47"/>
-    <w:bookmarkStart w:id="52" w:name="Xc1db94fba0dc0c13ff4dcbd156992f2d8bb6466"/>
+    <w:bookmarkEnd w:id="57"/>
+    <w:bookmarkEnd w:id="58"/>
+    <w:bookmarkStart w:id="63" w:name="Xc1db94fba0dc0c13ff4dcbd156992f2d8bb6466"/>
     <w:p>
       <w:pPr>
         <w:pStyle w:val="Heading1"/>
@@ -1669,7 +1701,7 @@
         <w:t xml:space="preserve">Lösung 06: Entscheiden mit einer Entscheidungsmatrix</w:t>
       </w:r>
     </w:p>
-    <w:bookmarkStart w:id="48" w:name="erwartete-kernaussage-3"/>
+    <w:bookmarkStart w:id="59" w:name="erwartete-kernaussage-3"/>
     <w:p>
       <w:pPr>
         <w:pStyle w:val="Heading2"/>
@@ -1686,8 +1718,8 @@
         <w:t xml:space="preserve">Eine Entscheidungsmatrix macht Bewertungen nachvollziehbar, ersetzt aber nicht das begründete Urteil.</w:t>
       </w:r>
     </w:p>
-    <w:bookmarkEnd w:id="48"/>
-    <w:bookmarkStart w:id="49" w:name="mögliche-lösungen-3"/>
+    <w:bookmarkEnd w:id="59"/>
+    <w:bookmarkStart w:id="60" w:name="mögliche-lösungen-3"/>
     <w:p>
       <w:pPr>
         <w:pStyle w:val="Heading2"/>
@@ -1698,11 +1730,11 @@
     </w:p>
     <w:p>
       <w:pPr>
-        <w:pStyle w:val="Compact"/>
         <w:numPr>
           <w:ilvl w:val="0"/>
           <w:numId w:val="1009"/>
         </w:numPr>
+        <w:pStyle w:val="Compact"/>
       </w:pPr>
       <w:r>
         <w:t xml:space="preserve">Fachbegriffe werden korrekt verwendet.</w:t>
@@ -1710,11 +1742,11 @@
     </w:p>
     <w:p>
       <w:pPr>
-        <w:pStyle w:val="Compact"/>
         <w:numPr>
           <w:ilvl w:val="0"/>
           <w:numId w:val="1009"/>
         </w:numPr>
+        <w:pStyle w:val="Compact"/>
       </w:pPr>
       <w:r>
         <w:t xml:space="preserve">Die Antwort bezieht sich nachvollziehbar auf die Festivalplanung.</w:t>
@@ -1722,18 +1754,18 @@
     </w:p>
     <w:p>
       <w:pPr>
-        <w:pStyle w:val="Compact"/>
         <w:numPr>
           <w:ilvl w:val="0"/>
           <w:numId w:val="1009"/>
         </w:numPr>
+        <w:pStyle w:val="Compact"/>
       </w:pPr>
       <w:r>
         <w:t xml:space="preserve">Begründungen nennen mindestens ein passendes Kriterium oder Beispiel.</w:t>
       </w:r>
     </w:p>
-    <w:bookmarkEnd w:id="49"/>
-    <w:bookmarkStart w:id="50" w:name="korrekturhinweis-3"/>
+    <w:bookmarkEnd w:id="60"/>
+    <w:bookmarkStart w:id="61" w:name="korrekturhinweis-3"/>
     <w:p>
       <w:pPr>
         <w:pStyle w:val="Heading2"/>
@@ -1750,8 +1782,8 @@
         <w:t xml:space="preserve">Mehrere Lösungen sind möglich. Entscheidend sind fachliche Richtigkeit, schlüssige Begründung und ein erkennbarer Bezug zur Aufgabe. Gleichwertige Formulierungen sind anzuerkennen.</w:t>
       </w:r>
     </w:p>
-    <w:bookmarkEnd w:id="50"/>
-    <w:bookmarkStart w:id="51" w:name="merksatz-5"/>
+    <w:bookmarkEnd w:id="61"/>
+    <w:bookmarkStart w:id="62" w:name="merksatz-5"/>
     <w:p>
       <w:pPr>
         <w:pStyle w:val="Heading2"/>
@@ -1766,15 +1798,15 @@
       </w:pPr>
       <w:r>
         <w:rPr>
+          <w:bCs/>
           <w:b/>
-          <w:bCs/>
         </w:rPr>
         <w:t xml:space="preserve">Eine Entscheidungsmatrix macht Bewertungen nachvollziehbar, ersetzt aber nicht das begründete Urteil.</w:t>
       </w:r>
     </w:p>
-    <w:bookmarkEnd w:id="51"/>
-    <w:bookmarkEnd w:id="52"/>
-    <w:bookmarkStart w:id="57" w:name="Xd045c78d0a15ca82dc10490ef4b6035ba35cfe1"/>
+    <w:bookmarkEnd w:id="62"/>
+    <w:bookmarkEnd w:id="63"/>
+    <w:bookmarkStart w:id="68" w:name="Xd045c78d0a15ca82dc10490ef4b6035ba35cfe1"/>
     <w:p>
       <w:pPr>
         <w:pStyle w:val="Heading1"/>
@@ -1783,7 +1815,7 @@
         <w:t xml:space="preserve">Lösung 07: Daten übersichtlich in Tabellen darstellen</w:t>
       </w:r>
     </w:p>
-    <w:bookmarkStart w:id="53" w:name="erwartete-kernaussage-4"/>
+    <w:bookmarkStart w:id="64" w:name="erwartete-kernaussage-4"/>
     <w:p>
       <w:pPr>
         <w:pStyle w:val="Heading2"/>
@@ -1800,8 +1832,8 @@
         <w:t xml:space="preserve">Eine gute Tabelle ordnet gleichartige Daten in Spalten und einzelne Fälle in Zeilen.</w:t>
       </w:r>
     </w:p>
-    <w:bookmarkEnd w:id="53"/>
-    <w:bookmarkStart w:id="54" w:name="mögliche-lösungen-4"/>
+    <w:bookmarkEnd w:id="64"/>
+    <w:bookmarkStart w:id="65" w:name="mögliche-lösungen-4"/>
     <w:p>
       <w:pPr>
         <w:pStyle w:val="Heading2"/>
@@ -1812,11 +1844,11 @@
     </w:p>
     <w:p>
       <w:pPr>
-        <w:pStyle w:val="Compact"/>
         <w:numPr>
           <w:ilvl w:val="0"/>
           <w:numId w:val="1010"/>
         </w:numPr>
+        <w:pStyle w:val="Compact"/>
       </w:pPr>
       <w:r>
         <w:t xml:space="preserve">Fachbegriffe werden korrekt verwendet.</w:t>
@@ -1824,11 +1856,11 @@
     </w:p>
     <w:p>
       <w:pPr>
-        <w:pStyle w:val="Compact"/>
         <w:numPr>
           <w:ilvl w:val="0"/>
           <w:numId w:val="1010"/>
         </w:numPr>
+        <w:pStyle w:val="Compact"/>
       </w:pPr>
       <w:r>
         <w:t xml:space="preserve">Die Antwort bezieht sich nachvollziehbar auf die Festivalplanung.</w:t>
@@ -1836,18 +1868,18 @@
     </w:p>
     <w:p>
       <w:pPr>
-        <w:pStyle w:val="Compact"/>
         <w:numPr>
           <w:ilvl w:val="0"/>
           <w:numId w:val="1010"/>
         </w:numPr>
+        <w:pStyle w:val="Compact"/>
       </w:pPr>
       <w:r>
         <w:t xml:space="preserve">Begründungen nennen mindestens ein passendes Kriterium oder Beispiel.</w:t>
       </w:r>
     </w:p>
-    <w:bookmarkEnd w:id="54"/>
-    <w:bookmarkStart w:id="55" w:name="korrekturhinweis-4"/>
+    <w:bookmarkEnd w:id="65"/>
+    <w:bookmarkStart w:id="66" w:name="korrekturhinweis-4"/>
     <w:p>
       <w:pPr>
         <w:pStyle w:val="Heading2"/>
@@ -1864,8 +1896,8 @@
         <w:t xml:space="preserve">Mehrere Lösungen sind möglich. Entscheidend sind fachliche Richtigkeit, schlüssige Begründung und ein erkennbarer Bezug zur Aufgabe. Gleichwertige Formulierungen sind anzuerkennen.</w:t>
       </w:r>
     </w:p>
-    <w:bookmarkEnd w:id="55"/>
-    <w:bookmarkStart w:id="56" w:name="merksatz-6"/>
+    <w:bookmarkEnd w:id="66"/>
+    <w:bookmarkStart w:id="67" w:name="merksatz-6"/>
     <w:p>
       <w:pPr>
         <w:pStyle w:val="Heading2"/>
@@ -1880,15 +1912,15 @@
       </w:pPr>
       <w:r>
         <w:rPr>
+          <w:bCs/>
           <w:b/>
-          <w:bCs/>
         </w:rPr>
         <w:t xml:space="preserve">Eine gute Tabelle ordnet gleichartige Daten in Spalten und einzelne Fälle in Zeilen.</w:t>
       </w:r>
     </w:p>
-    <w:bookmarkEnd w:id="56"/>
-    <w:bookmarkEnd w:id="57"/>
-    <w:bookmarkStart w:id="62" w:name="lösung-08-was-ist-ein-datensatz"/>
+    <w:bookmarkEnd w:id="67"/>
+    <w:bookmarkEnd w:id="68"/>
+    <w:bookmarkStart w:id="73" w:name="lösung-08-was-ist-ein-datensatz"/>
     <w:p>
       <w:pPr>
         <w:pStyle w:val="Heading1"/>
@@ -1897,7 +1929,7 @@
         <w:t xml:space="preserve">Lösung 08: Was ist ein Datensatz</w:t>
       </w:r>
     </w:p>
-    <w:bookmarkStart w:id="58" w:name="erwartete-kernaussage-5"/>
+    <w:bookmarkStart w:id="69" w:name="erwartete-kernaussage-5"/>
     <w:p>
       <w:pPr>
         <w:pStyle w:val="Heading2"/>
@@ -1914,8 +1946,8 @@
         <w:t xml:space="preserve">Ein Datensatz beschreibt genau ein Objekt oder einen Fall.</w:t>
       </w:r>
     </w:p>
-    <w:bookmarkEnd w:id="58"/>
-    <w:bookmarkStart w:id="59" w:name="mögliche-lösungen-5"/>
+    <w:bookmarkEnd w:id="69"/>
+    <w:bookmarkStart w:id="70" w:name="mögliche-lösungen-5"/>
     <w:p>
       <w:pPr>
         <w:pStyle w:val="Heading2"/>
@@ -1926,11 +1958,11 @@
     </w:p>
     <w:p>
       <w:pPr>
-        <w:pStyle w:val="Compact"/>
         <w:numPr>
           <w:ilvl w:val="0"/>
           <w:numId w:val="1011"/>
         </w:numPr>
+        <w:pStyle w:val="Compact"/>
       </w:pPr>
       <w:r>
         <w:t xml:space="preserve">Fachbegriffe werden korrekt verwendet.</w:t>
@@ -1938,11 +1970,11 @@
     </w:p>
     <w:p>
       <w:pPr>
-        <w:pStyle w:val="Compact"/>
         <w:numPr>
           <w:ilvl w:val="0"/>
           <w:numId w:val="1011"/>
         </w:numPr>
+        <w:pStyle w:val="Compact"/>
       </w:pPr>
       <w:r>
         <w:t xml:space="preserve">Die Antwort bezieht sich nachvollziehbar auf die Festivalplanung.</w:t>
@@ -1950,18 +1982,18 @@
     </w:p>
     <w:p>
       <w:pPr>
-        <w:pStyle w:val="Compact"/>
         <w:numPr>
           <w:ilvl w:val="0"/>
           <w:numId w:val="1011"/>
         </w:numPr>
+        <w:pStyle w:val="Compact"/>
       </w:pPr>
       <w:r>
         <w:t xml:space="preserve">Begründungen nennen mindestens ein passendes Kriterium oder Beispiel.</w:t>
       </w:r>
     </w:p>
-    <w:bookmarkEnd w:id="59"/>
-    <w:bookmarkStart w:id="60" w:name="korrekturhinweis-5"/>
+    <w:bookmarkEnd w:id="70"/>
+    <w:bookmarkStart w:id="71" w:name="korrekturhinweis-5"/>
     <w:p>
       <w:pPr>
         <w:pStyle w:val="Heading2"/>
@@ -1978,8 +2010,8 @@
         <w:t xml:space="preserve">Mehrere Lösungen sind möglich. Entscheidend sind fachliche Richtigkeit, schlüssige Begründung und ein erkennbarer Bezug zur Aufgabe. Gleichwertige Formulierungen sind anzuerkennen.</w:t>
       </w:r>
     </w:p>
-    <w:bookmarkEnd w:id="60"/>
-    <w:bookmarkStart w:id="61" w:name="merksatz-7"/>
+    <w:bookmarkEnd w:id="71"/>
+    <w:bookmarkStart w:id="72" w:name="merksatz-7"/>
     <w:p>
       <w:pPr>
         <w:pStyle w:val="Heading2"/>
@@ -1994,15 +2026,15 @@
       </w:pPr>
       <w:r>
         <w:rPr>
+          <w:bCs/>
           <w:b/>
-          <w:bCs/>
         </w:rPr>
         <w:t xml:space="preserve">Ein Datensatz beschreibt genau ein Objekt oder einen Fall.</w:t>
       </w:r>
     </w:p>
-    <w:bookmarkEnd w:id="61"/>
-    <w:bookmarkEnd w:id="62"/>
-    <w:bookmarkStart w:id="67" w:name="lösung-09-warum-brauchen-wir-datenbanken"/>
+    <w:bookmarkEnd w:id="72"/>
+    <w:bookmarkEnd w:id="73"/>
+    <w:bookmarkStart w:id="78" w:name="lösung-09-warum-brauchen-wir-datenbanken"/>
     <w:p>
       <w:pPr>
         <w:pStyle w:val="Heading1"/>
@@ -2011,7 +2043,7 @@
         <w:t xml:space="preserve">Lösung 09: Warum brauchen wir Datenbanken</w:t>
       </w:r>
     </w:p>
-    <w:bookmarkStart w:id="63" w:name="erwartete-kernaussage-6"/>
+    <w:bookmarkStart w:id="74" w:name="erwartete-kernaussage-6"/>
     <w:p>
       <w:pPr>
         <w:pStyle w:val="Heading2"/>
@@ -2028,8 +2060,8 @@
         <w:t xml:space="preserve">Datenbanken unterstützen das strukturierte Speichern, Verknüpfen und gezielte Auswerten größerer Datenbestände.</w:t>
       </w:r>
     </w:p>
-    <w:bookmarkEnd w:id="63"/>
-    <w:bookmarkStart w:id="64" w:name="mögliche-lösungen-6"/>
+    <w:bookmarkEnd w:id="74"/>
+    <w:bookmarkStart w:id="75" w:name="mögliche-lösungen-6"/>
     <w:p>
       <w:pPr>
         <w:pStyle w:val="Heading2"/>
@@ -2040,11 +2072,11 @@
     </w:p>
     <w:p>
       <w:pPr>
-        <w:pStyle w:val="Compact"/>
         <w:numPr>
           <w:ilvl w:val="0"/>
           <w:numId w:val="1012"/>
         </w:numPr>
+        <w:pStyle w:val="Compact"/>
       </w:pPr>
       <w:r>
         <w:t xml:space="preserve">Fachbegriffe werden korrekt verwendet.</w:t>
@@ -2052,11 +2084,11 @@
     </w:p>
     <w:p>
       <w:pPr>
-        <w:pStyle w:val="Compact"/>
         <w:numPr>
           <w:ilvl w:val="0"/>
           <w:numId w:val="1012"/>
         </w:numPr>
+        <w:pStyle w:val="Compact"/>
       </w:pPr>
       <w:r>
         <w:t xml:space="preserve">Die Antwort bezieht sich nachvollziehbar auf die Festivalplanung.</w:t>
@@ -2064,18 +2096,18 @@
     </w:p>
     <w:p>
       <w:pPr>
-        <w:pStyle w:val="Compact"/>
         <w:numPr>
           <w:ilvl w:val="0"/>
           <w:numId w:val="1012"/>
         </w:numPr>
+        <w:pStyle w:val="Compact"/>
       </w:pPr>
       <w:r>
         <w:t xml:space="preserve">Begründungen nennen mindestens ein passendes Kriterium oder Beispiel.</w:t>
       </w:r>
     </w:p>
-    <w:bookmarkEnd w:id="64"/>
-    <w:bookmarkStart w:id="65" w:name="korrekturhinweis-6"/>
+    <w:bookmarkEnd w:id="75"/>
+    <w:bookmarkStart w:id="76" w:name="korrekturhinweis-6"/>
     <w:p>
       <w:pPr>
         <w:pStyle w:val="Heading2"/>
@@ -2092,8 +2124,8 @@
         <w:t xml:space="preserve">Mehrere Lösungen sind möglich. Entscheidend sind fachliche Richtigkeit, schlüssige Begründung und ein erkennbarer Bezug zur Aufgabe. Gleichwertige Formulierungen sind anzuerkennen.</w:t>
       </w:r>
     </w:p>
-    <w:bookmarkEnd w:id="65"/>
-    <w:bookmarkStart w:id="66" w:name="merksatz-8"/>
+    <w:bookmarkEnd w:id="76"/>
+    <w:bookmarkStart w:id="77" w:name="merksatz-8"/>
     <w:p>
       <w:pPr>
         <w:pStyle w:val="Heading2"/>
@@ -2108,15 +2140,15 @@
       </w:pPr>
       <w:r>
         <w:rPr>
+          <w:bCs/>
           <w:b/>
-          <w:bCs/>
         </w:rPr>
         <w:t xml:space="preserve">Datenbanken unterstützen das strukturierte Speichern, Verknüpfen und gezielte Auswerten größerer Datenbestände.</w:t>
       </w:r>
     </w:p>
-    <w:bookmarkEnd w:id="66"/>
-    <w:bookmarkEnd w:id="67"/>
-    <w:bookmarkStart w:id="72" w:name="lösung-10-von-dingen-zu-klassen"/>
+    <w:bookmarkEnd w:id="77"/>
+    <w:bookmarkEnd w:id="78"/>
+    <w:bookmarkStart w:id="83" w:name="lösung-10-von-dingen-zu-klassen"/>
     <w:p>
       <w:pPr>
         <w:pStyle w:val="Heading1"/>
@@ -2125,7 +2157,7 @@
         <w:t xml:space="preserve">Lösung 10: Von Dingen zu Klassen</w:t>
       </w:r>
     </w:p>
-    <w:bookmarkStart w:id="68" w:name="erwartete-kernaussage-7"/>
+    <w:bookmarkStart w:id="79" w:name="erwartete-kernaussage-7"/>
     <w:p>
       <w:pPr>
         <w:pStyle w:val="Heading2"/>
@@ -2142,8 +2174,8 @@
         <w:t xml:space="preserve">Eine Klasse beschreibt gemeinsame Merkmale gleichartiger Objekte.</w:t>
       </w:r>
     </w:p>
-    <w:bookmarkEnd w:id="68"/>
-    <w:bookmarkStart w:id="69" w:name="mögliche-lösungen-7"/>
+    <w:bookmarkEnd w:id="79"/>
+    <w:bookmarkStart w:id="80" w:name="mögliche-lösungen-7"/>
     <w:p>
       <w:pPr>
         <w:pStyle w:val="Heading2"/>
@@ -2154,11 +2186,11 @@
     </w:p>
     <w:p>
       <w:pPr>
-        <w:pStyle w:val="Compact"/>
         <w:numPr>
           <w:ilvl w:val="0"/>
           <w:numId w:val="1013"/>
         </w:numPr>
+        <w:pStyle w:val="Compact"/>
       </w:pPr>
       <w:r>
         <w:t xml:space="preserve">Fachbegriffe werden korrekt verwendet.</w:t>
@@ -2166,11 +2198,11 @@
     </w:p>
     <w:p>
       <w:pPr>
-        <w:pStyle w:val="Compact"/>
         <w:numPr>
           <w:ilvl w:val="0"/>
           <w:numId w:val="1013"/>
         </w:numPr>
+        <w:pStyle w:val="Compact"/>
       </w:pPr>
       <w:r>
         <w:t xml:space="preserve">Die Antwort bezieht sich nachvollziehbar auf die Festivalplanung.</w:t>
@@ -2178,18 +2210,18 @@
     </w:p>
     <w:p>
       <w:pPr>
-        <w:pStyle w:val="Compact"/>
         <w:numPr>
           <w:ilvl w:val="0"/>
           <w:numId w:val="1013"/>
         </w:numPr>
+        <w:pStyle w:val="Compact"/>
       </w:pPr>
       <w:r>
         <w:t xml:space="preserve">Begründungen nennen mindestens ein passendes Kriterium oder Beispiel.</w:t>
       </w:r>
     </w:p>
-    <w:bookmarkEnd w:id="69"/>
-    <w:bookmarkStart w:id="70" w:name="korrekturhinweis-7"/>
+    <w:bookmarkEnd w:id="80"/>
+    <w:bookmarkStart w:id="81" w:name="korrekturhinweis-7"/>
     <w:p>
       <w:pPr>
         <w:pStyle w:val="Heading2"/>
@@ -2206,8 +2238,8 @@
         <w:t xml:space="preserve">Mehrere Lösungen sind möglich. Entscheidend sind fachliche Richtigkeit, schlüssige Begründung und ein erkennbarer Bezug zur Aufgabe. Gleichwertige Formulierungen sind anzuerkennen.</w:t>
       </w:r>
     </w:p>
-    <w:bookmarkEnd w:id="70"/>
-    <w:bookmarkStart w:id="71" w:name="merksatz-9"/>
+    <w:bookmarkEnd w:id="81"/>
+    <w:bookmarkStart w:id="82" w:name="merksatz-9"/>
     <w:p>
       <w:pPr>
         <w:pStyle w:val="Heading2"/>
@@ -2222,15 +2254,15 @@
       </w:pPr>
       <w:r>
         <w:rPr>
+          <w:bCs/>
           <w:b/>
-          <w:bCs/>
         </w:rPr>
         <w:t xml:space="preserve">Eine Klasse beschreibt gemeinsame Merkmale gleichartiger Objekte.</w:t>
       </w:r>
     </w:p>
-    <w:bookmarkEnd w:id="71"/>
-    <w:bookmarkEnd w:id="72"/>
-    <w:bookmarkStart w:id="77" w:name="X4fdc4386f7723a958b2325b74a6ab7b83cdb930"/>
+    <w:bookmarkEnd w:id="82"/>
+    <w:bookmarkEnd w:id="83"/>
+    <w:bookmarkStart w:id="88" w:name="X4fdc4386f7723a958b2325b74a6ab7b83cdb930"/>
     <w:p>
       <w:pPr>
         <w:pStyle w:val="Heading1"/>
@@ -2239,7 +2271,7 @@
         <w:t xml:space="preserve">Lösung 11: Attribute beschreiben Eigenschaften</w:t>
       </w:r>
     </w:p>
-    <w:bookmarkStart w:id="73" w:name="erwartete-kernaussage-8"/>
+    <w:bookmarkStart w:id="84" w:name="erwartete-kernaussage-8"/>
     <w:p>
       <w:pPr>
         <w:pStyle w:val="Heading2"/>
@@ -2256,8 +2288,8 @@
         <w:t xml:space="preserve">Attribute beschreiben Eigenschaften einer Klasse.</w:t>
       </w:r>
     </w:p>
-    <w:bookmarkEnd w:id="73"/>
-    <w:bookmarkStart w:id="74" w:name="mögliche-lösungen-8"/>
+    <w:bookmarkEnd w:id="84"/>
+    <w:bookmarkStart w:id="85" w:name="mögliche-lösungen-8"/>
     <w:p>
       <w:pPr>
         <w:pStyle w:val="Heading2"/>
@@ -2268,11 +2300,11 @@
     </w:p>
     <w:p>
       <w:pPr>
-        <w:pStyle w:val="Compact"/>
         <w:numPr>
           <w:ilvl w:val="0"/>
           <w:numId w:val="1014"/>
         </w:numPr>
+        <w:pStyle w:val="Compact"/>
       </w:pPr>
       <w:r>
         <w:t xml:space="preserve">Fachbegriffe werden korrekt verwendet.</w:t>
@@ -2280,11 +2312,11 @@
     </w:p>
     <w:p>
       <w:pPr>
-        <w:pStyle w:val="Compact"/>
         <w:numPr>
           <w:ilvl w:val="0"/>
           <w:numId w:val="1014"/>
         </w:numPr>
+        <w:pStyle w:val="Compact"/>
       </w:pPr>
       <w:r>
         <w:t xml:space="preserve">Die Antwort bezieht sich nachvollziehbar auf die Festivalplanung.</w:t>
@@ -2292,18 +2324,18 @@
     </w:p>
     <w:p>
       <w:pPr>
-        <w:pStyle w:val="Compact"/>
         <w:numPr>
           <w:ilvl w:val="0"/>
           <w:numId w:val="1014"/>
         </w:numPr>
+        <w:pStyle w:val="Compact"/>
       </w:pPr>
       <w:r>
         <w:t xml:space="preserve">Begründungen nennen mindestens ein passendes Kriterium oder Beispiel.</w:t>
       </w:r>
     </w:p>
-    <w:bookmarkEnd w:id="74"/>
-    <w:bookmarkStart w:id="75" w:name="korrekturhinweis-8"/>
+    <w:bookmarkEnd w:id="85"/>
+    <w:bookmarkStart w:id="86" w:name="korrekturhinweis-8"/>
     <w:p>
       <w:pPr>
         <w:pStyle w:val="Heading2"/>
@@ -2320,8 +2352,8 @@
         <w:t xml:space="preserve">Mehrere Lösungen sind möglich. Entscheidend sind fachliche Richtigkeit, schlüssige Begründung und ein erkennbarer Bezug zur Aufgabe. Gleichwertige Formulierungen sind anzuerkennen.</w:t>
       </w:r>
     </w:p>
-    <w:bookmarkEnd w:id="75"/>
-    <w:bookmarkStart w:id="76" w:name="merksatz-10"/>
+    <w:bookmarkEnd w:id="86"/>
+    <w:bookmarkStart w:id="87" w:name="merksatz-10"/>
     <w:p>
       <w:pPr>
         <w:pStyle w:val="Heading2"/>
@@ -2336,15 +2368,15 @@
       </w:pPr>
       <w:r>
         <w:rPr>
+          <w:bCs/>
           <w:b/>
-          <w:bCs/>
         </w:rPr>
         <w:t xml:space="preserve">Attribute beschreiben Eigenschaften einer Klasse.</w:t>
       </w:r>
     </w:p>
-    <w:bookmarkEnd w:id="76"/>
-    <w:bookmarkEnd w:id="77"/>
-    <w:bookmarkStart w:id="82" w:name="Xbfef47881d28b449fa605636fcaef72c121421a"/>
+    <w:bookmarkEnd w:id="87"/>
+    <w:bookmarkEnd w:id="88"/>
+    <w:bookmarkStart w:id="93" w:name="Xbfef47881d28b449fa605636fcaef72c121421a"/>
     <w:p>
       <w:pPr>
         <w:pStyle w:val="Heading1"/>
@@ -2353,7 +2385,7 @@
         <w:t xml:space="preserve">Lösung 12: Objekte sind konkrete Exemplare</w:t>
       </w:r>
     </w:p>
-    <w:bookmarkStart w:id="78" w:name="erwartete-kernaussage-9"/>
+    <w:bookmarkStart w:id="89" w:name="erwartete-kernaussage-9"/>
     <w:p>
       <w:pPr>
         <w:pStyle w:val="Heading2"/>
@@ -2370,8 +2402,8 @@
         <w:t xml:space="preserve">Ein Objekt ist ein konkretes Exemplar einer Klasse.</w:t>
       </w:r>
     </w:p>
-    <w:bookmarkEnd w:id="78"/>
-    <w:bookmarkStart w:id="79" w:name="mögliche-lösungen-9"/>
+    <w:bookmarkEnd w:id="89"/>
+    <w:bookmarkStart w:id="90" w:name="mögliche-lösungen-9"/>
     <w:p>
       <w:pPr>
         <w:pStyle w:val="Heading2"/>
@@ -2382,11 +2414,11 @@
     </w:p>
     <w:p>
       <w:pPr>
-        <w:pStyle w:val="Compact"/>
         <w:numPr>
           <w:ilvl w:val="0"/>
           <w:numId w:val="1015"/>
         </w:numPr>
+        <w:pStyle w:val="Compact"/>
       </w:pPr>
       <w:r>
         <w:t xml:space="preserve">Fachbegriffe werden korrekt verwendet.</w:t>
@@ -2394,11 +2426,11 @@
     </w:p>
     <w:p>
       <w:pPr>
-        <w:pStyle w:val="Compact"/>
         <w:numPr>
           <w:ilvl w:val="0"/>
           <w:numId w:val="1015"/>
         </w:numPr>
+        <w:pStyle w:val="Compact"/>
       </w:pPr>
       <w:r>
         <w:t xml:space="preserve">Die Antwort bezieht sich nachvollziehbar auf die Festivalplanung.</w:t>
@@ -2406,18 +2438,18 @@
     </w:p>
     <w:p>
       <w:pPr>
-        <w:pStyle w:val="Compact"/>
         <w:numPr>
           <w:ilvl w:val="0"/>
           <w:numId w:val="1015"/>
         </w:numPr>
+        <w:pStyle w:val="Compact"/>
       </w:pPr>
       <w:r>
         <w:t xml:space="preserve">Begründungen nennen mindestens ein passendes Kriterium oder Beispiel.</w:t>
       </w:r>
     </w:p>
-    <w:bookmarkEnd w:id="79"/>
-    <w:bookmarkStart w:id="80" w:name="korrekturhinweis-9"/>
+    <w:bookmarkEnd w:id="90"/>
+    <w:bookmarkStart w:id="91" w:name="korrekturhinweis-9"/>
     <w:p>
       <w:pPr>
         <w:pStyle w:val="Heading2"/>
@@ -2434,8 +2466,8 @@
         <w:t xml:space="preserve">Mehrere Lösungen sind möglich. Entscheidend sind fachliche Richtigkeit, schlüssige Begründung und ein erkennbarer Bezug zur Aufgabe. Gleichwertige Formulierungen sind anzuerkennen.</w:t>
       </w:r>
     </w:p>
-    <w:bookmarkEnd w:id="80"/>
-    <w:bookmarkStart w:id="81" w:name="merksatz-11"/>
+    <w:bookmarkEnd w:id="91"/>
+    <w:bookmarkStart w:id="92" w:name="merksatz-11"/>
     <w:p>
       <w:pPr>
         <w:pStyle w:val="Heading2"/>
@@ -2450,15 +2482,15 @@
       </w:pPr>
       <w:r>
         <w:rPr>
+          <w:bCs/>
           <w:b/>
-          <w:bCs/>
         </w:rPr>
         <w:t xml:space="preserve">Ein Objekt ist ein konkretes Exemplar einer Klasse.</w:t>
       </w:r>
     </w:p>
-    <w:bookmarkEnd w:id="81"/>
-    <w:bookmarkEnd w:id="82"/>
-    <w:bookmarkStart w:id="87" w:name="lösung-13-von-klassen-zu-tabellen"/>
+    <w:bookmarkEnd w:id="92"/>
+    <w:bookmarkEnd w:id="93"/>
+    <w:bookmarkStart w:id="98" w:name="lösung-13-von-klassen-zu-tabellen"/>
     <w:p>
       <w:pPr>
         <w:pStyle w:val="Heading1"/>
@@ -2467,7 +2499,7 @@
         <w:t xml:space="preserve">Lösung 13: Von Klassen zu Tabellen</w:t>
       </w:r>
     </w:p>
-    <w:bookmarkStart w:id="83" w:name="erwartete-kernaussage-10"/>
+    <w:bookmarkStart w:id="94" w:name="erwartete-kernaussage-10"/>
     <w:p>
       <w:pPr>
         <w:pStyle w:val="Heading2"/>
@@ -2484,8 +2516,8 @@
         <w:t xml:space="preserve">Eine Klasse kann als Tabelle, ein Attribut als Spalte und ein Objekt als Zeile dargestellt werden.</w:t>
       </w:r>
     </w:p>
-    <w:bookmarkEnd w:id="83"/>
-    <w:bookmarkStart w:id="84" w:name="mögliche-lösungen-10"/>
+    <w:bookmarkEnd w:id="94"/>
+    <w:bookmarkStart w:id="95" w:name="mögliche-lösungen-10"/>
     <w:p>
       <w:pPr>
         <w:pStyle w:val="Heading2"/>
@@ -2496,11 +2528,11 @@
     </w:p>
     <w:p>
       <w:pPr>
-        <w:pStyle w:val="Compact"/>
         <w:numPr>
           <w:ilvl w:val="0"/>
           <w:numId w:val="1016"/>
         </w:numPr>
+        <w:pStyle w:val="Compact"/>
       </w:pPr>
       <w:r>
         <w:t xml:space="preserve">Fachbegriffe werden korrekt verwendet.</w:t>
@@ -2508,11 +2540,11 @@
     </w:p>
     <w:p>
       <w:pPr>
-        <w:pStyle w:val="Compact"/>
         <w:numPr>
           <w:ilvl w:val="0"/>
           <w:numId w:val="1016"/>
         </w:numPr>
+        <w:pStyle w:val="Compact"/>
       </w:pPr>
       <w:r>
         <w:t xml:space="preserve">Die Antwort bezieht sich nachvollziehbar auf die Festivalplanung.</w:t>
@@ -2520,18 +2552,18 @@
     </w:p>
     <w:p>
       <w:pPr>
-        <w:pStyle w:val="Compact"/>
         <w:numPr>
           <w:ilvl w:val="0"/>
           <w:numId w:val="1016"/>
         </w:numPr>
+        <w:pStyle w:val="Compact"/>
       </w:pPr>
       <w:r>
         <w:t xml:space="preserve">Begründungen nennen mindestens ein passendes Kriterium oder Beispiel.</w:t>
       </w:r>
     </w:p>
-    <w:bookmarkEnd w:id="84"/>
-    <w:bookmarkStart w:id="85" w:name="korrekturhinweis-10"/>
+    <w:bookmarkEnd w:id="95"/>
+    <w:bookmarkStart w:id="96" w:name="korrekturhinweis-10"/>
     <w:p>
       <w:pPr>
         <w:pStyle w:val="Heading2"/>
@@ -2548,8 +2580,8 @@
         <w:t xml:space="preserve">Mehrere Lösungen sind möglich. Entscheidend sind fachliche Richtigkeit, schlüssige Begründung und ein erkennbarer Bezug zur Aufgabe. Gleichwertige Formulierungen sind anzuerkennen.</w:t>
       </w:r>
     </w:p>
-    <w:bookmarkEnd w:id="85"/>
-    <w:bookmarkStart w:id="86" w:name="merksatz-12"/>
+    <w:bookmarkEnd w:id="96"/>
+    <w:bookmarkStart w:id="97" w:name="merksatz-12"/>
     <w:p>
       <w:pPr>
         <w:pStyle w:val="Heading2"/>
@@ -2564,15 +2596,15 @@
       </w:pPr>
       <w:r>
         <w:rPr>
+          <w:bCs/>
           <w:b/>
-          <w:bCs/>
         </w:rPr>
         <w:t xml:space="preserve">Eine Klasse kann als Tabelle, ein Attribut als Spalte und ein Objekt als Zeile dargestellt werden.</w:t>
       </w:r>
     </w:p>
-    <w:bookmarkEnd w:id="86"/>
-    <w:bookmarkEnd w:id="87"/>
-    <w:bookmarkStart w:id="92" w:name="Xc17be3845ad9837ee56cf92138d9940393f5b2e"/>
+    <w:bookmarkEnd w:id="97"/>
+    <w:bookmarkEnd w:id="98"/>
+    <w:bookmarkStart w:id="103" w:name="Xc17be3845ad9837ee56cf92138d9940393f5b2e"/>
     <w:p>
       <w:pPr>
         <w:pStyle w:val="Heading1"/>
@@ -2581,7 +2613,7 @@
         <w:t xml:space="preserve">Lösung 14: Warum jede Zeile eindeutig sein muss</w:t>
       </w:r>
     </w:p>
-    <w:bookmarkStart w:id="88" w:name="erwartete-kernaussage-11"/>
+    <w:bookmarkStart w:id="99" w:name="erwartete-kernaussage-11"/>
     <w:p>
       <w:pPr>
         <w:pStyle w:val="Heading2"/>
@@ -2598,8 +2630,8 @@
         <w:t xml:space="preserve">Datensätze müssen eindeutig identifizierbar sein.</w:t>
       </w:r>
     </w:p>
-    <w:bookmarkEnd w:id="88"/>
-    <w:bookmarkStart w:id="89" w:name="mögliche-lösungen-11"/>
+    <w:bookmarkEnd w:id="99"/>
+    <w:bookmarkStart w:id="100" w:name="mögliche-lösungen-11"/>
     <w:p>
       <w:pPr>
         <w:pStyle w:val="Heading2"/>
@@ -2610,11 +2642,11 @@
     </w:p>
     <w:p>
       <w:pPr>
-        <w:pStyle w:val="Compact"/>
         <w:numPr>
           <w:ilvl w:val="0"/>
           <w:numId w:val="1017"/>
         </w:numPr>
+        <w:pStyle w:val="Compact"/>
       </w:pPr>
       <w:r>
         <w:t xml:space="preserve">Fachbegriffe werden korrekt verwendet.</w:t>
@@ -2622,11 +2654,11 @@
     </w:p>
     <w:p>
       <w:pPr>
-        <w:pStyle w:val="Compact"/>
         <w:numPr>
           <w:ilvl w:val="0"/>
           <w:numId w:val="1017"/>
         </w:numPr>
+        <w:pStyle w:val="Compact"/>
       </w:pPr>
       <w:r>
         <w:t xml:space="preserve">Die Antwort bezieht sich nachvollziehbar auf die Festivalplanung.</w:t>
@@ -2634,18 +2666,18 @@
     </w:p>
     <w:p>
       <w:pPr>
-        <w:pStyle w:val="Compact"/>
         <w:numPr>
           <w:ilvl w:val="0"/>
           <w:numId w:val="1017"/>
         </w:numPr>
+        <w:pStyle w:val="Compact"/>
       </w:pPr>
       <w:r>
         <w:t xml:space="preserve">Begründungen nennen mindestens ein passendes Kriterium oder Beispiel.</w:t>
       </w:r>
     </w:p>
-    <w:bookmarkEnd w:id="89"/>
-    <w:bookmarkStart w:id="90" w:name="korrekturhinweis-11"/>
+    <w:bookmarkEnd w:id="100"/>
+    <w:bookmarkStart w:id="101" w:name="korrekturhinweis-11"/>
     <w:p>
       <w:pPr>
         <w:pStyle w:val="Heading2"/>
@@ -2662,8 +2694,8 @@
         <w:t xml:space="preserve">Mehrere Lösungen sind möglich. Entscheidend sind fachliche Richtigkeit, schlüssige Begründung und ein erkennbarer Bezug zur Aufgabe. Gleichwertige Formulierungen sind anzuerkennen.</w:t>
       </w:r>
     </w:p>
-    <w:bookmarkEnd w:id="90"/>
-    <w:bookmarkStart w:id="91" w:name="merksatz-13"/>
+    <w:bookmarkEnd w:id="101"/>
+    <w:bookmarkStart w:id="102" w:name="merksatz-13"/>
     <w:p>
       <w:pPr>
         <w:pStyle w:val="Heading2"/>
@@ -2678,15 +2710,15 @@
       </w:pPr>
       <w:r>
         <w:rPr>
+          <w:bCs/>
           <w:b/>
-          <w:bCs/>
         </w:rPr>
         <w:t xml:space="preserve">Datensätze müssen eindeutig identifizierbar sein.</w:t>
       </w:r>
     </w:p>
-    <w:bookmarkEnd w:id="91"/>
-    <w:bookmarkEnd w:id="92"/>
-    <w:bookmarkStart w:id="97" w:name="lösung-15-der-primärschlüssel"/>
+    <w:bookmarkEnd w:id="102"/>
+    <w:bookmarkEnd w:id="103"/>
+    <w:bookmarkStart w:id="108" w:name="lösung-15-der-primärschlüssel"/>
     <w:p>
       <w:pPr>
         <w:pStyle w:val="Heading1"/>
@@ -2695,7 +2727,7 @@
         <w:t xml:space="preserve">Lösung 15: Der Primärschlüssel</w:t>
       </w:r>
     </w:p>
-    <w:bookmarkStart w:id="93" w:name="erwartete-kernaussage-12"/>
+    <w:bookmarkStart w:id="104" w:name="erwartete-kernaussage-12"/>
     <w:p>
       <w:pPr>
         <w:pStyle w:val="Heading2"/>
@@ -2712,8 +2744,8 @@
         <w:t xml:space="preserve">Der Primärschlüssel identifiziert jeden Datensatz eindeutig.</w:t>
       </w:r>
     </w:p>
-    <w:bookmarkEnd w:id="93"/>
-    <w:bookmarkStart w:id="94" w:name="mögliche-lösungen-12"/>
+    <w:bookmarkEnd w:id="104"/>
+    <w:bookmarkStart w:id="105" w:name="mögliche-lösungen-12"/>
     <w:p>
       <w:pPr>
         <w:pStyle w:val="Heading2"/>
@@ -2724,11 +2756,11 @@
     </w:p>
     <w:p>
       <w:pPr>
-        <w:pStyle w:val="Compact"/>
         <w:numPr>
           <w:ilvl w:val="0"/>
           <w:numId w:val="1018"/>
         </w:numPr>
+        <w:pStyle w:val="Compact"/>
       </w:pPr>
       <w:r>
         <w:t xml:space="preserve">Fachbegriffe werden korrekt verwendet.</w:t>
@@ -2736,11 +2768,11 @@
     </w:p>
     <w:p>
       <w:pPr>
-        <w:pStyle w:val="Compact"/>
         <w:numPr>
           <w:ilvl w:val="0"/>
           <w:numId w:val="1018"/>
         </w:numPr>
+        <w:pStyle w:val="Compact"/>
       </w:pPr>
       <w:r>
         <w:t xml:space="preserve">Die Antwort bezieht sich nachvollziehbar auf die Festivalplanung.</w:t>
@@ -2748,18 +2780,18 @@
     </w:p>
     <w:p>
       <w:pPr>
-        <w:pStyle w:val="Compact"/>
         <w:numPr>
           <w:ilvl w:val="0"/>
           <w:numId w:val="1018"/>
         </w:numPr>
+        <w:pStyle w:val="Compact"/>
       </w:pPr>
       <w:r>
         <w:t xml:space="preserve">Begründungen nennen mindestens ein passendes Kriterium oder Beispiel.</w:t>
       </w:r>
     </w:p>
-    <w:bookmarkEnd w:id="94"/>
-    <w:bookmarkStart w:id="95" w:name="korrekturhinweis-12"/>
+    <w:bookmarkEnd w:id="105"/>
+    <w:bookmarkStart w:id="106" w:name="korrekturhinweis-12"/>
     <w:p>
       <w:pPr>
         <w:pStyle w:val="Heading2"/>
@@ -2776,8 +2808,8 @@
         <w:t xml:space="preserve">Mehrere Lösungen sind möglich. Entscheidend sind fachliche Richtigkeit, schlüssige Begründung und ein erkennbarer Bezug zur Aufgabe. Gleichwertige Formulierungen sind anzuerkennen.</w:t>
       </w:r>
     </w:p>
-    <w:bookmarkEnd w:id="95"/>
-    <w:bookmarkStart w:id="96" w:name="merksatz-14"/>
+    <w:bookmarkEnd w:id="106"/>
+    <w:bookmarkStart w:id="107" w:name="merksatz-14"/>
     <w:p>
       <w:pPr>
         <w:pStyle w:val="Heading2"/>
@@ -2792,15 +2824,15 @@
       </w:pPr>
       <w:r>
         <w:rPr>
+          <w:bCs/>
           <w:b/>
-          <w:bCs/>
         </w:rPr>
         <w:t xml:space="preserve">Der Primärschlüssel identifiziert jeden Datensatz eindeutig.</w:t>
       </w:r>
     </w:p>
-    <w:bookmarkEnd w:id="96"/>
-    <w:bookmarkEnd w:id="97"/>
-    <w:bookmarkStart w:id="102" w:name="X96871c8ac889904c8c1b31516a5ebd8cb001835"/>
+    <w:bookmarkEnd w:id="107"/>
+    <w:bookmarkEnd w:id="108"/>
+    <w:bookmarkStart w:id="113" w:name="X96871c8ac889904c8c1b31516a5ebd8cb001835"/>
     <w:p>
       <w:pPr>
         <w:pStyle w:val="Heading1"/>
@@ -2809,7 +2841,7 @@
         <w:t xml:space="preserve">Lösung 16: Mehrere Tabellen statt Wiederholungen</w:t>
       </w:r>
     </w:p>
-    <w:bookmarkStart w:id="98" w:name="erwartete-kernaussage-13"/>
+    <w:bookmarkStart w:id="109" w:name="erwartete-kernaussage-13"/>
     <w:p>
       <w:pPr>
         <w:pStyle w:val="Heading2"/>
@@ -2826,8 +2858,8 @@
         <w:t xml:space="preserve">Wiederholte Angaben sollten in eigene Tabellen ausgelagert werden.</w:t>
       </w:r>
     </w:p>
-    <w:bookmarkEnd w:id="98"/>
-    <w:bookmarkStart w:id="99" w:name="mögliche-lösungen-13"/>
+    <w:bookmarkEnd w:id="109"/>
+    <w:bookmarkStart w:id="110" w:name="mögliche-lösungen-13"/>
     <w:p>
       <w:pPr>
         <w:pStyle w:val="Heading2"/>
@@ -2838,11 +2870,11 @@
     </w:p>
     <w:p>
       <w:pPr>
-        <w:pStyle w:val="Compact"/>
         <w:numPr>
           <w:ilvl w:val="0"/>
           <w:numId w:val="1019"/>
         </w:numPr>
+        <w:pStyle w:val="Compact"/>
       </w:pPr>
       <w:r>
         <w:t xml:space="preserve">Fachbegriffe werden korrekt verwendet.</w:t>
@@ -2850,11 +2882,11 @@
     </w:p>
     <w:p>
       <w:pPr>
-        <w:pStyle w:val="Compact"/>
         <w:numPr>
           <w:ilvl w:val="0"/>
           <w:numId w:val="1019"/>
         </w:numPr>
+        <w:pStyle w:val="Compact"/>
       </w:pPr>
       <w:r>
         <w:t xml:space="preserve">Die Antwort bezieht sich nachvollziehbar auf die Festivalplanung.</w:t>
@@ -2862,18 +2894,18 @@
     </w:p>
     <w:p>
       <w:pPr>
-        <w:pStyle w:val="Compact"/>
         <w:numPr>
           <w:ilvl w:val="0"/>
           <w:numId w:val="1019"/>
         </w:numPr>
+        <w:pStyle w:val="Compact"/>
       </w:pPr>
       <w:r>
         <w:t xml:space="preserve">Begründungen nennen mindestens ein passendes Kriterium oder Beispiel.</w:t>
       </w:r>
     </w:p>
-    <w:bookmarkEnd w:id="99"/>
-    <w:bookmarkStart w:id="100" w:name="korrekturhinweis-13"/>
+    <w:bookmarkEnd w:id="110"/>
+    <w:bookmarkStart w:id="111" w:name="korrekturhinweis-13"/>
     <w:p>
       <w:pPr>
         <w:pStyle w:val="Heading2"/>
@@ -2890,8 +2922,8 @@
         <w:t xml:space="preserve">Mehrere Lösungen sind möglich. Entscheidend sind fachliche Richtigkeit, schlüssige Begründung und ein erkennbarer Bezug zur Aufgabe. Gleichwertige Formulierungen sind anzuerkennen.</w:t>
       </w:r>
     </w:p>
-    <w:bookmarkEnd w:id="100"/>
-    <w:bookmarkStart w:id="101" w:name="merksatz-15"/>
+    <w:bookmarkEnd w:id="111"/>
+    <w:bookmarkStart w:id="112" w:name="merksatz-15"/>
     <w:p>
       <w:pPr>
         <w:pStyle w:val="Heading2"/>
@@ -2906,15 +2938,15 @@
       </w:pPr>
       <w:r>
         <w:rPr>
+          <w:bCs/>
           <w:b/>
-          <w:bCs/>
         </w:rPr>
         <w:t xml:space="preserve">Wiederholte Angaben sollten in eigene Tabellen ausgelagert werden.</w:t>
       </w:r>
     </w:p>
-    <w:bookmarkEnd w:id="101"/>
-    <w:bookmarkEnd w:id="102"/>
-    <w:bookmarkStart w:id="107" w:name="lösung-17-der-fremdschlüssel"/>
+    <w:bookmarkEnd w:id="112"/>
+    <w:bookmarkEnd w:id="113"/>
+    <w:bookmarkStart w:id="118" w:name="lösung-17-der-fremdschlüssel"/>
     <w:p>
       <w:pPr>
         <w:pStyle w:val="Heading1"/>
@@ -2923,7 +2955,7 @@
         <w:t xml:space="preserve">Lösung 17: Der Fremdschlüssel</w:t>
       </w:r>
     </w:p>
-    <w:bookmarkStart w:id="103" w:name="erwartete-kernaussage-14"/>
+    <w:bookmarkStart w:id="114" w:name="erwartete-kernaussage-14"/>
     <w:p>
       <w:pPr>
         <w:pStyle w:val="Heading2"/>
@@ -2940,8 +2972,8 @@
         <w:t xml:space="preserve">Ein Fremdschlüssel verweist auf den Primärschlüssel einer anderen Tabelle.</w:t>
       </w:r>
     </w:p>
-    <w:bookmarkEnd w:id="103"/>
-    <w:bookmarkStart w:id="104" w:name="mögliche-lösungen-14"/>
+    <w:bookmarkEnd w:id="114"/>
+    <w:bookmarkStart w:id="115" w:name="mögliche-lösungen-14"/>
     <w:p>
       <w:pPr>
         <w:pStyle w:val="Heading2"/>
@@ -2952,11 +2984,11 @@
     </w:p>
     <w:p>
       <w:pPr>
-        <w:pStyle w:val="Compact"/>
         <w:numPr>
           <w:ilvl w:val="0"/>
           <w:numId w:val="1020"/>
         </w:numPr>
+        <w:pStyle w:val="Compact"/>
       </w:pPr>
       <w:r>
         <w:t xml:space="preserve">Fachbegriffe werden korrekt verwendet.</w:t>
@@ -2964,11 +2996,11 @@
     </w:p>
     <w:p>
       <w:pPr>
-        <w:pStyle w:val="Compact"/>
         <w:numPr>
           <w:ilvl w:val="0"/>
           <w:numId w:val="1020"/>
         </w:numPr>
+        <w:pStyle w:val="Compact"/>
       </w:pPr>
       <w:r>
         <w:t xml:space="preserve">Die Antwort bezieht sich nachvollziehbar auf die Festivalplanung.</w:t>
@@ -2976,18 +3008,18 @@
     </w:p>
     <w:p>
       <w:pPr>
-        <w:pStyle w:val="Compact"/>
         <w:numPr>
           <w:ilvl w:val="0"/>
           <w:numId w:val="1020"/>
         </w:numPr>
+        <w:pStyle w:val="Compact"/>
       </w:pPr>
       <w:r>
         <w:t xml:space="preserve">Begründungen nennen mindestens ein passendes Kriterium oder Beispiel.</w:t>
       </w:r>
     </w:p>
-    <w:bookmarkEnd w:id="104"/>
-    <w:bookmarkStart w:id="105" w:name="korrekturhinweis-14"/>
+    <w:bookmarkEnd w:id="115"/>
+    <w:bookmarkStart w:id="116" w:name="korrekturhinweis-14"/>
     <w:p>
       <w:pPr>
         <w:pStyle w:val="Heading2"/>
@@ -3004,8 +3036,8 @@
         <w:t xml:space="preserve">Mehrere Lösungen sind möglich. Entscheidend sind fachliche Richtigkeit, schlüssige Begründung und ein erkennbarer Bezug zur Aufgabe. Gleichwertige Formulierungen sind anzuerkennen.</w:t>
       </w:r>
     </w:p>
-    <w:bookmarkEnd w:id="105"/>
-    <w:bookmarkStart w:id="106" w:name="merksatz-16"/>
+    <w:bookmarkEnd w:id="116"/>
+    <w:bookmarkStart w:id="117" w:name="merksatz-16"/>
     <w:p>
       <w:pPr>
         <w:pStyle w:val="Heading2"/>
@@ -3020,15 +3052,15 @@
       </w:pPr>
       <w:r>
         <w:rPr>
+          <w:bCs/>
           <w:b/>
-          <w:bCs/>
         </w:rPr>
         <w:t xml:space="preserve">Ein Fremdschlüssel verweist auf den Primärschlüssel einer anderen Tabelle.</w:t>
       </w:r>
     </w:p>
-    <w:bookmarkEnd w:id="106"/>
-    <w:bookmarkEnd w:id="107"/>
-    <w:bookmarkStart w:id="112" w:name="lösung-18-beziehungen-zwischen-tabellen"/>
+    <w:bookmarkEnd w:id="117"/>
+    <w:bookmarkEnd w:id="118"/>
+    <w:bookmarkStart w:id="123" w:name="lösung-18-beziehungen-zwischen-tabellen"/>
     <w:p>
       <w:pPr>
         <w:pStyle w:val="Heading1"/>
@@ -3037,7 +3069,7 @@
         <w:t xml:space="preserve">Lösung 18: Beziehungen zwischen Tabellen</w:t>
       </w:r>
     </w:p>
-    <w:bookmarkStart w:id="108" w:name="erwartete-kernaussage-15"/>
+    <w:bookmarkStart w:id="119" w:name="erwartete-kernaussage-15"/>
     <w:p>
       <w:pPr>
         <w:pStyle w:val="Heading2"/>
@@ -3054,8 +3086,8 @@
         <w:t xml:space="preserve">Bei einer 1:n-Beziehung kann ein Datensatz der ersten Tabelle mit mehreren Datensätzen der zweiten Tabelle verbunden sein.</w:t>
       </w:r>
     </w:p>
-    <w:bookmarkEnd w:id="108"/>
-    <w:bookmarkStart w:id="109" w:name="mögliche-lösungen-15"/>
+    <w:bookmarkEnd w:id="119"/>
+    <w:bookmarkStart w:id="120" w:name="mögliche-lösungen-15"/>
     <w:p>
       <w:pPr>
         <w:pStyle w:val="Heading2"/>
@@ -3066,11 +3098,11 @@
     </w:p>
     <w:p>
       <w:pPr>
-        <w:pStyle w:val="Compact"/>
         <w:numPr>
           <w:ilvl w:val="0"/>
           <w:numId w:val="1021"/>
         </w:numPr>
+        <w:pStyle w:val="Compact"/>
       </w:pPr>
       <w:r>
         <w:t xml:space="preserve">Fachbegriffe werden korrekt verwendet.</w:t>
@@ -3078,11 +3110,11 @@
     </w:p>
     <w:p>
       <w:pPr>
-        <w:pStyle w:val="Compact"/>
         <w:numPr>
           <w:ilvl w:val="0"/>
           <w:numId w:val="1021"/>
         </w:numPr>
+        <w:pStyle w:val="Compact"/>
       </w:pPr>
       <w:r>
         <w:t xml:space="preserve">Die Antwort bezieht sich nachvollziehbar auf die Festivalplanung.</w:t>
@@ -3090,18 +3122,18 @@
     </w:p>
     <w:p>
       <w:pPr>
-        <w:pStyle w:val="Compact"/>
         <w:numPr>
           <w:ilvl w:val="0"/>
           <w:numId w:val="1021"/>
         </w:numPr>
+        <w:pStyle w:val="Compact"/>
       </w:pPr>
       <w:r>
         <w:t xml:space="preserve">Begründungen nennen mindestens ein passendes Kriterium oder Beispiel.</w:t>
       </w:r>
     </w:p>
-    <w:bookmarkEnd w:id="109"/>
-    <w:bookmarkStart w:id="110" w:name="korrekturhinweis-15"/>
+    <w:bookmarkEnd w:id="120"/>
+    <w:bookmarkStart w:id="121" w:name="korrekturhinweis-15"/>
     <w:p>
       <w:pPr>
         <w:pStyle w:val="Heading2"/>
@@ -3118,8 +3150,8 @@
         <w:t xml:space="preserve">Mehrere Lösungen sind möglich. Entscheidend sind fachliche Richtigkeit, schlüssige Begründung und ein erkennbarer Bezug zur Aufgabe. Gleichwertige Formulierungen sind anzuerkennen.</w:t>
       </w:r>
     </w:p>
-    <w:bookmarkEnd w:id="110"/>
-    <w:bookmarkStart w:id="111" w:name="merksatz-17"/>
+    <w:bookmarkEnd w:id="121"/>
+    <w:bookmarkStart w:id="122" w:name="merksatz-17"/>
     <w:p>
       <w:pPr>
         <w:pStyle w:val="Heading2"/>
@@ -3134,15 +3166,15 @@
       </w:pPr>
       <w:r>
         <w:rPr>
+          <w:bCs/>
           <w:b/>
-          <w:bCs/>
         </w:rPr>
         <w:t xml:space="preserve">Bei einer 1:n-Beziehung kann ein Datensatz der ersten Tabelle mit mehreren Datensätzen der zweiten Tabelle verbunden sein.</w:t>
       </w:r>
     </w:p>
-    <w:bookmarkEnd w:id="111"/>
-    <w:bookmarkEnd w:id="112"/>
-    <w:bookmarkStart w:id="117" w:name="lösung-19-ein-datenbankschema-lesen"/>
+    <w:bookmarkEnd w:id="122"/>
+    <w:bookmarkEnd w:id="123"/>
+    <w:bookmarkStart w:id="128" w:name="lösung-19-ein-datenbankschema-lesen"/>
     <w:p>
       <w:pPr>
         <w:pStyle w:val="Heading1"/>
@@ -3151,7 +3183,7 @@
         <w:t xml:space="preserve">Lösung 19: Ein Datenbankschema lesen</w:t>
       </w:r>
     </w:p>
-    <w:bookmarkStart w:id="113" w:name="erwartete-kernaussage-16"/>
+    <w:bookmarkStart w:id="124" w:name="erwartete-kernaussage-16"/>
     <w:p>
       <w:pPr>
         <w:pStyle w:val="Heading2"/>
@@ -3168,8 +3200,8 @@
         <w:t xml:space="preserve">Ein Datenbankschema zeigt Tabellen, Attribute, Schlüssel und Beziehungen.</w:t>
       </w:r>
     </w:p>
-    <w:bookmarkEnd w:id="113"/>
-    <w:bookmarkStart w:id="114" w:name="mögliche-lösungen-16"/>
+    <w:bookmarkEnd w:id="124"/>
+    <w:bookmarkStart w:id="125" w:name="mögliche-lösungen-16"/>
     <w:p>
       <w:pPr>
         <w:pStyle w:val="Heading2"/>
@@ -3180,11 +3212,11 @@
     </w:p>
     <w:p>
       <w:pPr>
-        <w:pStyle w:val="Compact"/>
         <w:numPr>
           <w:ilvl w:val="0"/>
           <w:numId w:val="1022"/>
         </w:numPr>
+        <w:pStyle w:val="Compact"/>
       </w:pPr>
       <w:r>
         <w:t xml:space="preserve">Fachbegriffe werden korrekt verwendet.</w:t>
@@ -3192,11 +3224,11 @@
     </w:p>
     <w:p>
       <w:pPr>
-        <w:pStyle w:val="Compact"/>
         <w:numPr>
           <w:ilvl w:val="0"/>
           <w:numId w:val="1022"/>
         </w:numPr>
+        <w:pStyle w:val="Compact"/>
       </w:pPr>
       <w:r>
         <w:t xml:space="preserve">Die Antwort bezieht sich nachvollziehbar auf die Festivalplanung.</w:t>
@@ -3204,18 +3236,18 @@
     </w:p>
     <w:p>
       <w:pPr>
-        <w:pStyle w:val="Compact"/>
         <w:numPr>
           <w:ilvl w:val="0"/>
           <w:numId w:val="1022"/>
         </w:numPr>
+        <w:pStyle w:val="Compact"/>
       </w:pPr>
       <w:r>
         <w:t xml:space="preserve">Begründungen nennen mindestens ein passendes Kriterium oder Beispiel.</w:t>
       </w:r>
     </w:p>
-    <w:bookmarkEnd w:id="114"/>
-    <w:bookmarkStart w:id="115" w:name="korrekturhinweis-16"/>
+    <w:bookmarkEnd w:id="125"/>
+    <w:bookmarkStart w:id="126" w:name="korrekturhinweis-16"/>
     <w:p>
       <w:pPr>
         <w:pStyle w:val="Heading2"/>
@@ -3232,8 +3264,8 @@
         <w:t xml:space="preserve">Mehrere Lösungen sind möglich. Entscheidend sind fachliche Richtigkeit, schlüssige Begründung und ein erkennbarer Bezug zur Aufgabe. Gleichwertige Formulierungen sind anzuerkennen.</w:t>
       </w:r>
     </w:p>
-    <w:bookmarkEnd w:id="115"/>
-    <w:bookmarkStart w:id="116" w:name="merksatz-18"/>
+    <w:bookmarkEnd w:id="126"/>
+    <w:bookmarkStart w:id="127" w:name="merksatz-18"/>
     <w:p>
       <w:pPr>
         <w:pStyle w:val="Heading2"/>
@@ -3248,15 +3280,15 @@
       </w:pPr>
       <w:r>
         <w:rPr>
+          <w:bCs/>
           <w:b/>
-          <w:bCs/>
         </w:rPr>
         <w:t xml:space="preserve">Ein Datenbankschema zeigt Tabellen, Attribute, Schlüssel und Beziehungen.</w:t>
       </w:r>
     </w:p>
-    <w:bookmarkEnd w:id="116"/>
-    <w:bookmarkEnd w:id="117"/>
-    <w:bookmarkStart w:id="122" w:name="lösung-20-ein-datenbankschema-entwerfen"/>
+    <w:bookmarkEnd w:id="127"/>
+    <w:bookmarkEnd w:id="128"/>
+    <w:bookmarkStart w:id="133" w:name="lösung-20-ein-datenbankschema-entwerfen"/>
     <w:p>
       <w:pPr>
         <w:pStyle w:val="Heading1"/>
@@ -3265,7 +3297,7 @@
         <w:t xml:space="preserve">Lösung 20: Ein Datenbankschema entwerfen</w:t>
       </w:r>
     </w:p>
-    <w:bookmarkStart w:id="118" w:name="erwartete-kernaussage-17"/>
+    <w:bookmarkStart w:id="129" w:name="erwartete-kernaussage-17"/>
     <w:p>
       <w:pPr>
         <w:pStyle w:val="Heading2"/>
@@ -3282,8 +3314,8 @@
         <w:t xml:space="preserve">Ein gutes Schema bildet die benötigten Informationen ohne unnötige Doppelungen ab.</w:t>
       </w:r>
     </w:p>
-    <w:bookmarkEnd w:id="118"/>
-    <w:bookmarkStart w:id="119" w:name="mögliche-lösungen-17"/>
+    <w:bookmarkEnd w:id="129"/>
+    <w:bookmarkStart w:id="130" w:name="mögliche-lösungen-17"/>
     <w:p>
       <w:pPr>
         <w:pStyle w:val="Heading2"/>
@@ -3294,11 +3326,11 @@
     </w:p>
     <w:p>
       <w:pPr>
-        <w:pStyle w:val="Compact"/>
         <w:numPr>
           <w:ilvl w:val="0"/>
           <w:numId w:val="1023"/>
         </w:numPr>
+        <w:pStyle w:val="Compact"/>
       </w:pPr>
       <w:r>
         <w:t xml:space="preserve">Fachbegriffe werden korrekt verwendet.</w:t>
@@ -3306,11 +3338,11 @@
     </w:p>
     <w:p>
       <w:pPr>
-        <w:pStyle w:val="Compact"/>
         <w:numPr>
           <w:ilvl w:val="0"/>
           <w:numId w:val="1023"/>
         </w:numPr>
+        <w:pStyle w:val="Compact"/>
       </w:pPr>
       <w:r>
         <w:t xml:space="preserve">Die Antwort bezieht sich nachvollziehbar auf die Festivalplanung.</w:t>
@@ -3318,18 +3350,18 @@
     </w:p>
     <w:p>
       <w:pPr>
-        <w:pStyle w:val="Compact"/>
         <w:numPr>
           <w:ilvl w:val="0"/>
           <w:numId w:val="1023"/>
         </w:numPr>
+        <w:pStyle w:val="Compact"/>
       </w:pPr>
       <w:r>
         <w:t xml:space="preserve">Begründungen nennen mindestens ein passendes Kriterium oder Beispiel.</w:t>
       </w:r>
     </w:p>
-    <w:bookmarkEnd w:id="119"/>
-    <w:bookmarkStart w:id="120" w:name="korrekturhinweis-17"/>
+    <w:bookmarkEnd w:id="130"/>
+    <w:bookmarkStart w:id="131" w:name="korrekturhinweis-17"/>
     <w:p>
       <w:pPr>
         <w:pStyle w:val="Heading2"/>
@@ -3346,8 +3378,8 @@
         <w:t xml:space="preserve">Mehrere Lösungen sind möglich. Entscheidend sind fachliche Richtigkeit, schlüssige Begründung und ein erkennbarer Bezug zur Aufgabe. Gleichwertige Formulierungen sind anzuerkennen.</w:t>
       </w:r>
     </w:p>
-    <w:bookmarkEnd w:id="120"/>
-    <w:bookmarkStart w:id="121" w:name="merksatz-19"/>
+    <w:bookmarkEnd w:id="131"/>
+    <w:bookmarkStart w:id="132" w:name="merksatz-19"/>
     <w:p>
       <w:pPr>
         <w:pStyle w:val="Heading2"/>
@@ -3362,15 +3394,15 @@
       </w:pPr>
       <w:r>
         <w:rPr>
+          <w:bCs/>
           <w:b/>
-          <w:bCs/>
         </w:rPr>
         <w:t xml:space="preserve">Ein gutes Schema bildet die benötigten Informationen ohne unnötige Doppelungen ab.</w:t>
       </w:r>
     </w:p>
-    <w:bookmarkEnd w:id="121"/>
-    <w:bookmarkEnd w:id="122"/>
-    <w:bookmarkStart w:id="127" w:name="lösung-21-datensätze-gezielt-suchen"/>
+    <w:bookmarkEnd w:id="132"/>
+    <w:bookmarkEnd w:id="133"/>
+    <w:bookmarkStart w:id="138" w:name="lösung-21-datensätze-gezielt-suchen"/>
     <w:p>
       <w:pPr>
         <w:pStyle w:val="Heading1"/>
@@ -3379,7 +3411,7 @@
         <w:t xml:space="preserve">Lösung 21: Datensätze gezielt suchen</w:t>
       </w:r>
     </w:p>
-    <w:bookmarkStart w:id="123" w:name="erwartete-kernaussage-18"/>
+    <w:bookmarkStart w:id="134" w:name="erwartete-kernaussage-18"/>
     <w:p>
       <w:pPr>
         <w:pStyle w:val="Heading2"/>
@@ -3396,8 +3428,8 @@
         <w:t xml:space="preserve">Eine Suche braucht ein klares Suchmerkmal und einen passenden Suchwert.</w:t>
       </w:r>
     </w:p>
-    <w:bookmarkEnd w:id="123"/>
-    <w:bookmarkStart w:id="124" w:name="mögliche-lösungen-18"/>
+    <w:bookmarkEnd w:id="134"/>
+    <w:bookmarkStart w:id="135" w:name="mögliche-lösungen-18"/>
     <w:p>
       <w:pPr>
         <w:pStyle w:val="Heading2"/>
@@ -3408,11 +3440,11 @@
     </w:p>
     <w:p>
       <w:pPr>
-        <w:pStyle w:val="Compact"/>
         <w:numPr>
           <w:ilvl w:val="0"/>
           <w:numId w:val="1024"/>
         </w:numPr>
+        <w:pStyle w:val="Compact"/>
       </w:pPr>
       <w:r>
         <w:t xml:space="preserve">Fachbegriffe werden korrekt verwendet.</w:t>
@@ -3420,11 +3452,11 @@
     </w:p>
     <w:p>
       <w:pPr>
-        <w:pStyle w:val="Compact"/>
         <w:numPr>
           <w:ilvl w:val="0"/>
           <w:numId w:val="1024"/>
         </w:numPr>
+        <w:pStyle w:val="Compact"/>
       </w:pPr>
       <w:r>
         <w:t xml:space="preserve">Die Antwort bezieht sich nachvollziehbar auf die Festivalplanung.</w:t>
@@ -3432,18 +3464,18 @@
     </w:p>
     <w:p>
       <w:pPr>
-        <w:pStyle w:val="Compact"/>
         <w:numPr>
           <w:ilvl w:val="0"/>
           <w:numId w:val="1024"/>
         </w:numPr>
+        <w:pStyle w:val="Compact"/>
       </w:pPr>
       <w:r>
         <w:t xml:space="preserve">Begründungen nennen mindestens ein passendes Kriterium oder Beispiel.</w:t>
       </w:r>
     </w:p>
-    <w:bookmarkEnd w:id="124"/>
-    <w:bookmarkStart w:id="125" w:name="korrekturhinweis-18"/>
+    <w:bookmarkEnd w:id="135"/>
+    <w:bookmarkStart w:id="136" w:name="korrekturhinweis-18"/>
     <w:p>
       <w:pPr>
         <w:pStyle w:val="Heading2"/>
@@ -3460,8 +3492,8 @@
         <w:t xml:space="preserve">Mehrere Lösungen sind möglich. Entscheidend sind fachliche Richtigkeit, schlüssige Begründung und ein erkennbarer Bezug zur Aufgabe. Gleichwertige Formulierungen sind anzuerkennen.</w:t>
       </w:r>
     </w:p>
-    <w:bookmarkEnd w:id="125"/>
-    <w:bookmarkStart w:id="126" w:name="merksatz-20"/>
+    <w:bookmarkEnd w:id="136"/>
+    <w:bookmarkStart w:id="137" w:name="merksatz-20"/>
     <w:p>
       <w:pPr>
         <w:pStyle w:val="Heading2"/>
@@ -3476,15 +3508,15 @@
       </w:pPr>
       <w:r>
         <w:rPr>
+          <w:bCs/>
           <w:b/>
-          <w:bCs/>
         </w:rPr>
         <w:t xml:space="preserve">Eine Suche braucht ein klares Suchmerkmal und einen passenden Suchwert.</w:t>
       </w:r>
     </w:p>
-    <w:bookmarkEnd w:id="126"/>
-    <w:bookmarkEnd w:id="127"/>
-    <w:bookmarkStart w:id="132" w:name="lösung-22-daten-filtern"/>
+    <w:bookmarkEnd w:id="137"/>
+    <w:bookmarkEnd w:id="138"/>
+    <w:bookmarkStart w:id="143" w:name="lösung-22-daten-filtern"/>
     <w:p>
       <w:pPr>
         <w:pStyle w:val="Heading1"/>
@@ -3493,7 +3525,7 @@
         <w:t xml:space="preserve">Lösung 22: Daten filtern</w:t>
       </w:r>
     </w:p>
-    <w:bookmarkStart w:id="128" w:name="erwartete-kernaussage-19"/>
+    <w:bookmarkStart w:id="139" w:name="erwartete-kernaussage-19"/>
     <w:p>
       <w:pPr>
         <w:pStyle w:val="Heading2"/>
@@ -3510,8 +3542,8 @@
         <w:t xml:space="preserve">Filtern zeigt nur Datensätze, die eine Bedingung erfüllen.</w:t>
       </w:r>
     </w:p>
-    <w:bookmarkEnd w:id="128"/>
-    <w:bookmarkStart w:id="129" w:name="mögliche-lösungen-19"/>
+    <w:bookmarkEnd w:id="139"/>
+    <w:bookmarkStart w:id="140" w:name="mögliche-lösungen-19"/>
     <w:p>
       <w:pPr>
         <w:pStyle w:val="Heading2"/>
@@ -3522,11 +3554,11 @@
     </w:p>
     <w:p>
       <w:pPr>
-        <w:pStyle w:val="Compact"/>
         <w:numPr>
           <w:ilvl w:val="0"/>
           <w:numId w:val="1025"/>
         </w:numPr>
+        <w:pStyle w:val="Compact"/>
       </w:pPr>
       <w:r>
         <w:t xml:space="preserve">Fachbegriffe werden korrekt verwendet.</w:t>
@@ -3534,11 +3566,11 @@
     </w:p>
     <w:p>
       <w:pPr>
-        <w:pStyle w:val="Compact"/>
         <w:numPr>
           <w:ilvl w:val="0"/>
           <w:numId w:val="1025"/>
         </w:numPr>
+        <w:pStyle w:val="Compact"/>
       </w:pPr>
       <w:r>
         <w:t xml:space="preserve">Die Antwort bezieht sich nachvollziehbar auf die Festivalplanung.</w:t>
@@ -3546,18 +3578,18 @@
     </w:p>
     <w:p>
       <w:pPr>
-        <w:pStyle w:val="Compact"/>
         <w:numPr>
           <w:ilvl w:val="0"/>
           <w:numId w:val="1025"/>
         </w:numPr>
+        <w:pStyle w:val="Compact"/>
       </w:pPr>
       <w:r>
         <w:t xml:space="preserve">Begründungen nennen mindestens ein passendes Kriterium oder Beispiel.</w:t>
       </w:r>
     </w:p>
-    <w:bookmarkEnd w:id="129"/>
-    <w:bookmarkStart w:id="130" w:name="korrekturhinweis-19"/>
+    <w:bookmarkEnd w:id="140"/>
+    <w:bookmarkStart w:id="141" w:name="korrekturhinweis-19"/>
     <w:p>
       <w:pPr>
         <w:pStyle w:val="Heading2"/>
@@ -3574,8 +3606,8 @@
         <w:t xml:space="preserve">Mehrere Lösungen sind möglich. Entscheidend sind fachliche Richtigkeit, schlüssige Begründung und ein erkennbarer Bezug zur Aufgabe. Gleichwertige Formulierungen sind anzuerkennen.</w:t>
       </w:r>
     </w:p>
-    <w:bookmarkEnd w:id="130"/>
-    <w:bookmarkStart w:id="131" w:name="merksatz-21"/>
+    <w:bookmarkEnd w:id="141"/>
+    <w:bookmarkStart w:id="142" w:name="merksatz-21"/>
     <w:p>
       <w:pPr>
         <w:pStyle w:val="Heading2"/>
@@ -3590,15 +3622,15 @@
       </w:pPr>
       <w:r>
         <w:rPr>
+          <w:bCs/>
           <w:b/>
-          <w:bCs/>
         </w:rPr>
         <w:t xml:space="preserve">Filtern zeigt nur Datensätze, die eine Bedingung erfüllen.</w:t>
       </w:r>
     </w:p>
-    <w:bookmarkEnd w:id="131"/>
-    <w:bookmarkEnd w:id="132"/>
-    <w:bookmarkStart w:id="137" w:name="X904200d6e9bffc342bdd412442ba1a6add78f49"/>
+    <w:bookmarkEnd w:id="142"/>
+    <w:bookmarkEnd w:id="143"/>
+    <w:bookmarkStart w:id="148" w:name="X904200d6e9bffc342bdd412442ba1a6add78f49"/>
     <w:p>
       <w:pPr>
         <w:pStyle w:val="Heading1"/>
@@ -3607,7 +3639,7 @@
         <w:t xml:space="preserve">Lösung 23: Mit mehreren Bedingungen filtern</w:t>
       </w:r>
     </w:p>
-    <w:bookmarkStart w:id="133" w:name="erwartete-kernaussage-20"/>
+    <w:bookmarkStart w:id="144" w:name="erwartete-kernaussage-20"/>
     <w:p>
       <w:pPr>
         <w:pStyle w:val="Heading2"/>
@@ -3624,8 +3656,8 @@
         <w:t xml:space="preserve">UND verlangt alle Bedingungen; ODER mindestens eine erfüllte Bedingung.</w:t>
       </w:r>
     </w:p>
-    <w:bookmarkEnd w:id="133"/>
-    <w:bookmarkStart w:id="134" w:name="mögliche-lösungen-20"/>
+    <w:bookmarkEnd w:id="144"/>
+    <w:bookmarkStart w:id="145" w:name="mögliche-lösungen-20"/>
     <w:p>
       <w:pPr>
         <w:pStyle w:val="Heading2"/>
@@ -3636,11 +3668,11 @@
     </w:p>
     <w:p>
       <w:pPr>
-        <w:pStyle w:val="Compact"/>
         <w:numPr>
           <w:ilvl w:val="0"/>
           <w:numId w:val="1026"/>
         </w:numPr>
+        <w:pStyle w:val="Compact"/>
       </w:pPr>
       <w:r>
         <w:t xml:space="preserve">Fachbegriffe werden korrekt verwendet.</w:t>
@@ -3648,11 +3680,11 @@
     </w:p>
     <w:p>
       <w:pPr>
-        <w:pStyle w:val="Compact"/>
         <w:numPr>
           <w:ilvl w:val="0"/>
           <w:numId w:val="1026"/>
         </w:numPr>
+        <w:pStyle w:val="Compact"/>
       </w:pPr>
       <w:r>
         <w:t xml:space="preserve">Die Antwort bezieht sich nachvollziehbar auf die Festivalplanung.</w:t>
@@ -3660,18 +3692,18 @@
     </w:p>
     <w:p>
       <w:pPr>
-        <w:pStyle w:val="Compact"/>
         <w:numPr>
           <w:ilvl w:val="0"/>
           <w:numId w:val="1026"/>
         </w:numPr>
+        <w:pStyle w:val="Compact"/>
       </w:pPr>
       <w:r>
         <w:t xml:space="preserve">Begründungen nennen mindestens ein passendes Kriterium oder Beispiel.</w:t>
       </w:r>
     </w:p>
-    <w:bookmarkEnd w:id="134"/>
-    <w:bookmarkStart w:id="135" w:name="korrekturhinweis-20"/>
+    <w:bookmarkEnd w:id="145"/>
+    <w:bookmarkStart w:id="146" w:name="korrekturhinweis-20"/>
     <w:p>
       <w:pPr>
         <w:pStyle w:val="Heading2"/>
@@ -3688,8 +3720,8 @@
         <w:t xml:space="preserve">Mehrere Lösungen sind möglich. Entscheidend sind fachliche Richtigkeit, schlüssige Begründung und ein erkennbarer Bezug zur Aufgabe. Gleichwertige Formulierungen sind anzuerkennen.</w:t>
       </w:r>
     </w:p>
-    <w:bookmarkEnd w:id="135"/>
-    <w:bookmarkStart w:id="136" w:name="merksatz-22"/>
+    <w:bookmarkEnd w:id="146"/>
+    <w:bookmarkStart w:id="147" w:name="merksatz-22"/>
     <w:p>
       <w:pPr>
         <w:pStyle w:val="Heading2"/>
@@ -3704,15 +3736,15 @@
       </w:pPr>
       <w:r>
         <w:rPr>
+          <w:bCs/>
           <w:b/>
-          <w:bCs/>
         </w:rPr>
         <w:t xml:space="preserve">UND verlangt alle Bedingungen; ODER mindestens eine erfüllte Bedingung.</w:t>
       </w:r>
     </w:p>
-    <w:bookmarkEnd w:id="136"/>
-    <w:bookmarkEnd w:id="137"/>
-    <w:bookmarkStart w:id="142" w:name="lösung-24-daten-sortieren"/>
+    <w:bookmarkEnd w:id="147"/>
+    <w:bookmarkEnd w:id="148"/>
+    <w:bookmarkStart w:id="153" w:name="lösung-24-daten-sortieren"/>
     <w:p>
       <w:pPr>
         <w:pStyle w:val="Heading1"/>
@@ -3721,7 +3753,7 @@
         <w:t xml:space="preserve">Lösung 24: Daten sortieren</w:t>
       </w:r>
     </w:p>
-    <w:bookmarkStart w:id="138" w:name="erwartete-kernaussage-21"/>
+    <w:bookmarkStart w:id="149" w:name="erwartete-kernaussage-21"/>
     <w:p>
       <w:pPr>
         <w:pStyle w:val="Heading2"/>
@@ -3738,8 +3770,8 @@
         <w:t xml:space="preserve">Sortieren ordnet Datensätze nach einem oder mehreren Merkmalen.</w:t>
       </w:r>
     </w:p>
-    <w:bookmarkEnd w:id="138"/>
-    <w:bookmarkStart w:id="139" w:name="mögliche-lösungen-21"/>
+    <w:bookmarkEnd w:id="149"/>
+    <w:bookmarkStart w:id="150" w:name="mögliche-lösungen-21"/>
     <w:p>
       <w:pPr>
         <w:pStyle w:val="Heading2"/>
@@ -3750,11 +3782,11 @@
     </w:p>
     <w:p>
       <w:pPr>
-        <w:pStyle w:val="Compact"/>
         <w:numPr>
           <w:ilvl w:val="0"/>
           <w:numId w:val="1027"/>
         </w:numPr>
+        <w:pStyle w:val="Compact"/>
       </w:pPr>
       <w:r>
         <w:t xml:space="preserve">Fachbegriffe werden korrekt verwendet.</w:t>
@@ -3762,11 +3794,11 @@
     </w:p>
     <w:p>
       <w:pPr>
-        <w:pStyle w:val="Compact"/>
         <w:numPr>
           <w:ilvl w:val="0"/>
           <w:numId w:val="1027"/>
         </w:numPr>
+        <w:pStyle w:val="Compact"/>
       </w:pPr>
       <w:r>
         <w:t xml:space="preserve">Die Antwort bezieht sich nachvollziehbar auf die Festivalplanung.</w:t>
@@ -3774,18 +3806,18 @@
     </w:p>
     <w:p>
       <w:pPr>
-        <w:pStyle w:val="Compact"/>
         <w:numPr>
           <w:ilvl w:val="0"/>
           <w:numId w:val="1027"/>
         </w:numPr>
+        <w:pStyle w:val="Compact"/>
       </w:pPr>
       <w:r>
         <w:t xml:space="preserve">Begründungen nennen mindestens ein passendes Kriterium oder Beispiel.</w:t>
       </w:r>
     </w:p>
-    <w:bookmarkEnd w:id="139"/>
-    <w:bookmarkStart w:id="140" w:name="korrekturhinweis-21"/>
+    <w:bookmarkEnd w:id="150"/>
+    <w:bookmarkStart w:id="151" w:name="korrekturhinweis-21"/>
     <w:p>
       <w:pPr>
         <w:pStyle w:val="Heading2"/>
@@ -3802,8 +3834,8 @@
         <w:t xml:space="preserve">Mehrere Lösungen sind möglich. Entscheidend sind fachliche Richtigkeit, schlüssige Begründung und ein erkennbarer Bezug zur Aufgabe. Gleichwertige Formulierungen sind anzuerkennen.</w:t>
       </w:r>
     </w:p>
-    <w:bookmarkEnd w:id="140"/>
-    <w:bookmarkStart w:id="141" w:name="merksatz-23"/>
+    <w:bookmarkEnd w:id="151"/>
+    <w:bookmarkStart w:id="152" w:name="merksatz-23"/>
     <w:p>
       <w:pPr>
         <w:pStyle w:val="Heading2"/>
@@ -3818,15 +3850,15 @@
       </w:pPr>
       <w:r>
         <w:rPr>
+          <w:bCs/>
           <w:b/>
-          <w:bCs/>
         </w:rPr>
         <w:t xml:space="preserve">Sortieren ordnet Datensätze nach einem oder mehreren Merkmalen.</w:t>
       </w:r>
     </w:p>
-    <w:bookmarkEnd w:id="141"/>
-    <w:bookmarkEnd w:id="142"/>
-    <w:bookmarkStart w:id="147" w:name="X670d3685c2df16a7e98bdd7b96b0a2b9fce3f39"/>
+    <w:bookmarkEnd w:id="152"/>
+    <w:bookmarkEnd w:id="153"/>
+    <w:bookmarkStart w:id="158" w:name="X670d3685c2df16a7e98bdd7b96b0a2b9fce3f39"/>
     <w:p>
       <w:pPr>
         <w:pStyle w:val="Heading1"/>
@@ -3835,7 +3867,7 @@
         <w:t xml:space="preserve">Lösung 25: Suchen Filtern und Sortieren kombinieren</w:t>
       </w:r>
     </w:p>
-    <w:bookmarkStart w:id="143" w:name="erwartete-kernaussage-22"/>
+    <w:bookmarkStart w:id="154" w:name="erwartete-kernaussage-22"/>
     <w:p>
       <w:pPr>
         <w:pStyle w:val="Heading2"/>
@@ -3852,8 +3884,8 @@
         <w:t xml:space="preserve">Komplexe Abfragen werden schrittweise aus Ziel, Bedingungen und Sortierung geplant.</w:t>
       </w:r>
     </w:p>
-    <w:bookmarkEnd w:id="143"/>
-    <w:bookmarkStart w:id="144" w:name="mögliche-lösungen-22"/>
+    <w:bookmarkEnd w:id="154"/>
+    <w:bookmarkStart w:id="155" w:name="mögliche-lösungen-22"/>
     <w:p>
       <w:pPr>
         <w:pStyle w:val="Heading2"/>
@@ -3864,11 +3896,11 @@
     </w:p>
     <w:p>
       <w:pPr>
-        <w:pStyle w:val="Compact"/>
         <w:numPr>
           <w:ilvl w:val="0"/>
           <w:numId w:val="1028"/>
         </w:numPr>
+        <w:pStyle w:val="Compact"/>
       </w:pPr>
       <w:r>
         <w:t xml:space="preserve">Fachbegriffe werden korrekt verwendet.</w:t>
@@ -3876,11 +3908,11 @@
     </w:p>
     <w:p>
       <w:pPr>
-        <w:pStyle w:val="Compact"/>
         <w:numPr>
           <w:ilvl w:val="0"/>
           <w:numId w:val="1028"/>
         </w:numPr>
+        <w:pStyle w:val="Compact"/>
       </w:pPr>
       <w:r>
         <w:t xml:space="preserve">Die Antwort bezieht sich nachvollziehbar auf die Festivalplanung.</w:t>
@@ -3888,18 +3920,18 @@
     </w:p>
     <w:p>
       <w:pPr>
-        <w:pStyle w:val="Compact"/>
         <w:numPr>
           <w:ilvl w:val="0"/>
           <w:numId w:val="1028"/>
         </w:numPr>
+        <w:pStyle w:val="Compact"/>
       </w:pPr>
       <w:r>
         <w:t xml:space="preserve">Begründungen nennen mindestens ein passendes Kriterium oder Beispiel.</w:t>
       </w:r>
     </w:p>
-    <w:bookmarkEnd w:id="144"/>
-    <w:bookmarkStart w:id="145" w:name="korrekturhinweis-22"/>
+    <w:bookmarkEnd w:id="155"/>
+    <w:bookmarkStart w:id="156" w:name="korrekturhinweis-22"/>
     <w:p>
       <w:pPr>
         <w:pStyle w:val="Heading2"/>
@@ -3916,8 +3948,8 @@
         <w:t xml:space="preserve">Mehrere Lösungen sind möglich. Entscheidend sind fachliche Richtigkeit, schlüssige Begründung und ein erkennbarer Bezug zur Aufgabe. Gleichwertige Formulierungen sind anzuerkennen.</w:t>
       </w:r>
     </w:p>
-    <w:bookmarkEnd w:id="145"/>
-    <w:bookmarkStart w:id="146" w:name="merksatz-24"/>
+    <w:bookmarkEnd w:id="156"/>
+    <w:bookmarkStart w:id="157" w:name="merksatz-24"/>
     <w:p>
       <w:pPr>
         <w:pStyle w:val="Heading2"/>
@@ -3932,15 +3964,15 @@
       </w:pPr>
       <w:r>
         <w:rPr>
+          <w:bCs/>
           <w:b/>
-          <w:bCs/>
         </w:rPr>
         <w:t xml:space="preserve">Komplexe Abfragen werden schrittweise aus Ziel, Bedingungen und Sortierung geplant.</w:t>
       </w:r>
     </w:p>
-    <w:bookmarkEnd w:id="146"/>
-    <w:bookmarkEnd w:id="147"/>
-    <w:bookmarkStart w:id="152" w:name="Xae7839b1dcce14f8f3d0f6dbe9ea2bc2157ff62"/>
+    <w:bookmarkEnd w:id="157"/>
+    <w:bookmarkEnd w:id="158"/>
+    <w:bookmarkStart w:id="163" w:name="Xae7839b1dcce14f8f3d0f6dbe9ea2bc2157ff62"/>
     <w:p>
       <w:pPr>
         <w:pStyle w:val="Heading1"/>
@@ -3949,7 +3981,7 @@
         <w:t xml:space="preserve">Lösung 26: Daten zählen und zusammenfassen</w:t>
       </w:r>
     </w:p>
-    <w:bookmarkStart w:id="148" w:name="erwartete-kernaussage-23"/>
+    <w:bookmarkStart w:id="159" w:name="erwartete-kernaussage-23"/>
     <w:p>
       <w:pPr>
         <w:pStyle w:val="Heading2"/>
@@ -3966,8 +3998,8 @@
         <w:t xml:space="preserve">Aus Daten können Kennzahlen wie Anzahl, Summe, Minimum, Maximum oder Durchschnitt gebildet werden.</w:t>
       </w:r>
     </w:p>
-    <w:bookmarkEnd w:id="148"/>
-    <w:bookmarkStart w:id="149" w:name="mögliche-lösungen-23"/>
+    <w:bookmarkEnd w:id="159"/>
+    <w:bookmarkStart w:id="160" w:name="mögliche-lösungen-23"/>
     <w:p>
       <w:pPr>
         <w:pStyle w:val="Heading2"/>
@@ -3978,11 +4010,11 @@
     </w:p>
     <w:p>
       <w:pPr>
-        <w:pStyle w:val="Compact"/>
         <w:numPr>
           <w:ilvl w:val="0"/>
           <w:numId w:val="1029"/>
         </w:numPr>
+        <w:pStyle w:val="Compact"/>
       </w:pPr>
       <w:r>
         <w:t xml:space="preserve">Fachbegriffe werden korrekt verwendet.</w:t>
@@ -3990,11 +4022,11 @@
     </w:p>
     <w:p>
       <w:pPr>
-        <w:pStyle w:val="Compact"/>
         <w:numPr>
           <w:ilvl w:val="0"/>
           <w:numId w:val="1029"/>
         </w:numPr>
+        <w:pStyle w:val="Compact"/>
       </w:pPr>
       <w:r>
         <w:t xml:space="preserve">Die Antwort bezieht sich nachvollziehbar auf die Festivalplanung.</w:t>
@@ -4002,18 +4034,18 @@
     </w:p>
     <w:p>
       <w:pPr>
-        <w:pStyle w:val="Compact"/>
         <w:numPr>
           <w:ilvl w:val="0"/>
           <w:numId w:val="1029"/>
         </w:numPr>
+        <w:pStyle w:val="Compact"/>
       </w:pPr>
       <w:r>
         <w:t xml:space="preserve">Begründungen nennen mindestens ein passendes Kriterium oder Beispiel.</w:t>
       </w:r>
     </w:p>
-    <w:bookmarkEnd w:id="149"/>
-    <w:bookmarkStart w:id="150" w:name="korrekturhinweis-23"/>
+    <w:bookmarkEnd w:id="160"/>
+    <w:bookmarkStart w:id="161" w:name="korrekturhinweis-23"/>
     <w:p>
       <w:pPr>
         <w:pStyle w:val="Heading2"/>
@@ -4030,8 +4062,8 @@
         <w:t xml:space="preserve">Mehrere Lösungen sind möglich. Entscheidend sind fachliche Richtigkeit, schlüssige Begründung und ein erkennbarer Bezug zur Aufgabe. Gleichwertige Formulierungen sind anzuerkennen.</w:t>
       </w:r>
     </w:p>
-    <w:bookmarkEnd w:id="150"/>
-    <w:bookmarkStart w:id="151" w:name="merksatz-25"/>
+    <w:bookmarkEnd w:id="161"/>
+    <w:bookmarkStart w:id="162" w:name="merksatz-25"/>
     <w:p>
       <w:pPr>
         <w:pStyle w:val="Heading2"/>
@@ -4046,15 +4078,15 @@
       </w:pPr>
       <w:r>
         <w:rPr>
+          <w:bCs/>
           <w:b/>
-          <w:bCs/>
         </w:rPr>
         <w:t xml:space="preserve">Aus Daten können Kennzahlen wie Anzahl, Summe, Minimum, Maximum oder Durchschnitt gebildet werden.</w:t>
       </w:r>
     </w:p>
-    <w:bookmarkEnd w:id="151"/>
-    <w:bookmarkEnd w:id="152"/>
-    <w:bookmarkStart w:id="157" w:name="Xddffe926e5962058193c36d2b628662801e3d61"/>
+    <w:bookmarkEnd w:id="162"/>
+    <w:bookmarkEnd w:id="163"/>
+    <w:bookmarkStart w:id="168" w:name="Xddffe926e5962058193c36d2b628662801e3d61"/>
     <w:p>
       <w:pPr>
         <w:pStyle w:val="Heading1"/>
@@ -4063,7 +4095,7 @@
         <w:t xml:space="preserve">Lösung 27: Daten mit Diagrammen darstellen</w:t>
       </w:r>
     </w:p>
-    <w:bookmarkStart w:id="153" w:name="erwartete-kernaussage-24"/>
+    <w:bookmarkStart w:id="164" w:name="erwartete-kernaussage-24"/>
     <w:p>
       <w:pPr>
         <w:pStyle w:val="Heading2"/>
@@ -4080,8 +4112,8 @@
         <w:t xml:space="preserve">Die Diagrammart richtet sich nach Fragestellung und Daten.</w:t>
       </w:r>
     </w:p>
-    <w:bookmarkEnd w:id="153"/>
-    <w:bookmarkStart w:id="154" w:name="mögliche-lösungen-24"/>
+    <w:bookmarkEnd w:id="164"/>
+    <w:bookmarkStart w:id="165" w:name="mögliche-lösungen-24"/>
     <w:p>
       <w:pPr>
         <w:pStyle w:val="Heading2"/>
@@ -4092,11 +4124,11 @@
     </w:p>
     <w:p>
       <w:pPr>
-        <w:pStyle w:val="Compact"/>
         <w:numPr>
           <w:ilvl w:val="0"/>
           <w:numId w:val="1030"/>
         </w:numPr>
+        <w:pStyle w:val="Compact"/>
       </w:pPr>
       <w:r>
         <w:t xml:space="preserve">Fachbegriffe werden korrekt verwendet.</w:t>
@@ -4104,11 +4136,11 @@
     </w:p>
     <w:p>
       <w:pPr>
-        <w:pStyle w:val="Compact"/>
         <w:numPr>
           <w:ilvl w:val="0"/>
           <w:numId w:val="1030"/>
         </w:numPr>
+        <w:pStyle w:val="Compact"/>
       </w:pPr>
       <w:r>
         <w:t xml:space="preserve">Die Antwort bezieht sich nachvollziehbar auf die Festivalplanung.</w:t>
@@ -4116,18 +4148,18 @@
     </w:p>
     <w:p>
       <w:pPr>
-        <w:pStyle w:val="Compact"/>
         <w:numPr>
           <w:ilvl w:val="0"/>
           <w:numId w:val="1030"/>
         </w:numPr>
+        <w:pStyle w:val="Compact"/>
       </w:pPr>
       <w:r>
         <w:t xml:space="preserve">Begründungen nennen mindestens ein passendes Kriterium oder Beispiel.</w:t>
       </w:r>
     </w:p>
-    <w:bookmarkEnd w:id="154"/>
-    <w:bookmarkStart w:id="155" w:name="korrekturhinweis-24"/>
+    <w:bookmarkEnd w:id="165"/>
+    <w:bookmarkStart w:id="166" w:name="korrekturhinweis-24"/>
     <w:p>
       <w:pPr>
         <w:pStyle w:val="Heading2"/>
@@ -4144,8 +4176,8 @@
         <w:t xml:space="preserve">Mehrere Lösungen sind möglich. Entscheidend sind fachliche Richtigkeit, schlüssige Begründung und ein erkennbarer Bezug zur Aufgabe. Gleichwertige Formulierungen sind anzuerkennen.</w:t>
       </w:r>
     </w:p>
-    <w:bookmarkEnd w:id="155"/>
-    <w:bookmarkStart w:id="156" w:name="merksatz-26"/>
+    <w:bookmarkEnd w:id="166"/>
+    <w:bookmarkStart w:id="167" w:name="merksatz-26"/>
     <w:p>
       <w:pPr>
         <w:pStyle w:val="Heading2"/>
@@ -4160,15 +4192,15 @@
       </w:pPr>
       <w:r>
         <w:rPr>
+          <w:bCs/>
           <w:b/>
-          <w:bCs/>
         </w:rPr>
         <w:t xml:space="preserve">Die Diagrammart richtet sich nach Fragestellung und Daten.</w:t>
       </w:r>
     </w:p>
-    <w:bookmarkEnd w:id="156"/>
-    <w:bookmarkEnd w:id="157"/>
-    <w:bookmarkStart w:id="162" w:name="lösung-28-diagramme-kritisch-lesen"/>
+    <w:bookmarkEnd w:id="167"/>
+    <w:bookmarkEnd w:id="168"/>
+    <w:bookmarkStart w:id="173" w:name="lösung-28-diagramme-kritisch-lesen"/>
     <w:p>
       <w:pPr>
         <w:pStyle w:val="Heading1"/>
@@ -4177,7 +4209,7 @@
         <w:t xml:space="preserve">Lösung 28: Diagramme kritisch lesen</w:t>
       </w:r>
     </w:p>
-    <w:bookmarkStart w:id="158" w:name="erwartete-kernaussage-25"/>
+    <w:bookmarkStart w:id="169" w:name="erwartete-kernaussage-25"/>
     <w:p>
       <w:pPr>
         <w:pStyle w:val="Heading2"/>
@@ -4194,8 +4226,8 @@
         <w:t xml:space="preserve">Diagramme können durch Achsenskalierung, Auswahl oder Gestaltung einen falschen Eindruck erzeugen.</w:t>
       </w:r>
     </w:p>
-    <w:bookmarkEnd w:id="158"/>
-    <w:bookmarkStart w:id="159" w:name="mögliche-lösungen-25"/>
+    <w:bookmarkEnd w:id="169"/>
+    <w:bookmarkStart w:id="170" w:name="mögliche-lösungen-25"/>
     <w:p>
       <w:pPr>
         <w:pStyle w:val="Heading2"/>
@@ -4206,11 +4238,11 @@
     </w:p>
     <w:p>
       <w:pPr>
-        <w:pStyle w:val="Compact"/>
         <w:numPr>
           <w:ilvl w:val="0"/>
           <w:numId w:val="1031"/>
         </w:numPr>
+        <w:pStyle w:val="Compact"/>
       </w:pPr>
       <w:r>
         <w:t xml:space="preserve">Fachbegriffe werden korrekt verwendet.</w:t>
@@ -4218,11 +4250,11 @@
     </w:p>
     <w:p>
       <w:pPr>
-        <w:pStyle w:val="Compact"/>
         <w:numPr>
           <w:ilvl w:val="0"/>
           <w:numId w:val="1031"/>
         </w:numPr>
+        <w:pStyle w:val="Compact"/>
       </w:pPr>
       <w:r>
         <w:t xml:space="preserve">Die Antwort bezieht sich nachvollziehbar auf die Festivalplanung.</w:t>
@@ -4230,18 +4262,18 @@
     </w:p>
     <w:p>
       <w:pPr>
-        <w:pStyle w:val="Compact"/>
         <w:numPr>
           <w:ilvl w:val="0"/>
           <w:numId w:val="1031"/>
         </w:numPr>
+        <w:pStyle w:val="Compact"/>
       </w:pPr>
       <w:r>
         <w:t xml:space="preserve">Begründungen nennen mindestens ein passendes Kriterium oder Beispiel.</w:t>
       </w:r>
     </w:p>
-    <w:bookmarkEnd w:id="159"/>
-    <w:bookmarkStart w:id="160" w:name="korrekturhinweis-25"/>
+    <w:bookmarkEnd w:id="170"/>
+    <w:bookmarkStart w:id="171" w:name="korrekturhinweis-25"/>
     <w:p>
       <w:pPr>
         <w:pStyle w:val="Heading2"/>
@@ -4258,8 +4290,8 @@
         <w:t xml:space="preserve">Mehrere Lösungen sind möglich. Entscheidend sind fachliche Richtigkeit, schlüssige Begründung und ein erkennbarer Bezug zur Aufgabe. Gleichwertige Formulierungen sind anzuerkennen.</w:t>
       </w:r>
     </w:p>
-    <w:bookmarkEnd w:id="160"/>
-    <w:bookmarkStart w:id="161" w:name="merksatz-27"/>
+    <w:bookmarkEnd w:id="171"/>
+    <w:bookmarkStart w:id="172" w:name="merksatz-27"/>
     <w:p>
       <w:pPr>
         <w:pStyle w:val="Heading2"/>
@@ -4274,15 +4306,15 @@
       </w:pPr>
       <w:r>
         <w:rPr>
+          <w:bCs/>
           <w:b/>
-          <w:bCs/>
         </w:rPr>
         <w:t xml:space="preserve">Diagramme können durch Achsenskalierung, Auswahl oder Gestaltung einen falschen Eindruck erzeugen.</w:t>
       </w:r>
     </w:p>
-    <w:bookmarkEnd w:id="161"/>
-    <w:bookmarkEnd w:id="162"/>
-    <w:bookmarkStart w:id="167" w:name="lösung-29-was-bedeutet-big-data"/>
+    <w:bookmarkEnd w:id="172"/>
+    <w:bookmarkEnd w:id="173"/>
+    <w:bookmarkStart w:id="178" w:name="lösung-29-was-bedeutet-big-data"/>
     <w:p>
       <w:pPr>
         <w:pStyle w:val="Heading1"/>
@@ -4291,7 +4323,7 @@
         <w:t xml:space="preserve">Lösung 29: Was bedeutet Big Data</w:t>
       </w:r>
     </w:p>
-    <w:bookmarkStart w:id="163" w:name="erwartete-kernaussage-26"/>
+    <w:bookmarkStart w:id="174" w:name="erwartete-kernaussage-26"/>
     <w:p>
       <w:pPr>
         <w:pStyle w:val="Heading2"/>
@@ -4308,8 +4340,8 @@
         <w:t xml:space="preserve">Big Data bezeichnet Datenbestände, die durch Umfang, Geschwindigkeit oder Vielfalt besondere Verfahren erfordern.</w:t>
       </w:r>
     </w:p>
-    <w:bookmarkEnd w:id="163"/>
-    <w:bookmarkStart w:id="164" w:name="mögliche-lösungen-26"/>
+    <w:bookmarkEnd w:id="174"/>
+    <w:bookmarkStart w:id="175" w:name="mögliche-lösungen-26"/>
     <w:p>
       <w:pPr>
         <w:pStyle w:val="Heading2"/>
@@ -4320,11 +4352,11 @@
     </w:p>
     <w:p>
       <w:pPr>
-        <w:pStyle w:val="Compact"/>
         <w:numPr>
           <w:ilvl w:val="0"/>
           <w:numId w:val="1032"/>
         </w:numPr>
+        <w:pStyle w:val="Compact"/>
       </w:pPr>
       <w:r>
         <w:t xml:space="preserve">Fachbegriffe werden korrekt verwendet.</w:t>
@@ -4332,11 +4364,11 @@
     </w:p>
     <w:p>
       <w:pPr>
-        <w:pStyle w:val="Compact"/>
         <w:numPr>
           <w:ilvl w:val="0"/>
           <w:numId w:val="1032"/>
         </w:numPr>
+        <w:pStyle w:val="Compact"/>
       </w:pPr>
       <w:r>
         <w:t xml:space="preserve">Die Antwort bezieht sich nachvollziehbar auf die Festivalplanung.</w:t>
@@ -4344,18 +4376,18 @@
     </w:p>
     <w:p>
       <w:pPr>
-        <w:pStyle w:val="Compact"/>
         <w:numPr>
           <w:ilvl w:val="0"/>
           <w:numId w:val="1032"/>
         </w:numPr>
+        <w:pStyle w:val="Compact"/>
       </w:pPr>
       <w:r>
         <w:t xml:space="preserve">Begründungen nennen mindestens ein passendes Kriterium oder Beispiel.</w:t>
       </w:r>
     </w:p>
-    <w:bookmarkEnd w:id="164"/>
-    <w:bookmarkStart w:id="165" w:name="korrekturhinweis-26"/>
+    <w:bookmarkEnd w:id="175"/>
+    <w:bookmarkStart w:id="176" w:name="korrekturhinweis-26"/>
     <w:p>
       <w:pPr>
         <w:pStyle w:val="Heading2"/>
@@ -4372,8 +4404,8 @@
         <w:t xml:space="preserve">Mehrere Lösungen sind möglich. Entscheidend sind fachliche Richtigkeit, schlüssige Begründung und ein erkennbarer Bezug zur Aufgabe. Gleichwertige Formulierungen sind anzuerkennen.</w:t>
       </w:r>
     </w:p>
-    <w:bookmarkEnd w:id="165"/>
-    <w:bookmarkStart w:id="166" w:name="merksatz-28"/>
+    <w:bookmarkEnd w:id="176"/>
+    <w:bookmarkStart w:id="177" w:name="merksatz-28"/>
     <w:p>
       <w:pPr>
         <w:pStyle w:val="Heading2"/>
@@ -4388,15 +4420,15 @@
       </w:pPr>
       <w:r>
         <w:rPr>
+          <w:bCs/>
           <w:b/>
-          <w:bCs/>
         </w:rPr>
         <w:t xml:space="preserve">Big Data bezeichnet Datenbestände, die durch Umfang, Geschwindigkeit oder Vielfalt besondere Verfahren erfordern.</w:t>
       </w:r>
     </w:p>
-    <w:bookmarkEnd w:id="166"/>
-    <w:bookmarkEnd w:id="167"/>
-    <w:bookmarkStart w:id="172" w:name="lösung-30-wo-entstehen-große-datenmengen"/>
+    <w:bookmarkEnd w:id="177"/>
+    <w:bookmarkEnd w:id="178"/>
+    <w:bookmarkStart w:id="183" w:name="lösung-30-wo-entstehen-große-datenmengen"/>
     <w:p>
       <w:pPr>
         <w:pStyle w:val="Heading1"/>
@@ -4405,7 +4437,7 @@
         <w:t xml:space="preserve">Lösung 30: Wo entstehen große Datenmengen</w:t>
       </w:r>
     </w:p>
-    <w:bookmarkStart w:id="168" w:name="erwartete-kernaussage-27"/>
+    <w:bookmarkStart w:id="179" w:name="erwartete-kernaussage-27"/>
     <w:p>
       <w:pPr>
         <w:pStyle w:val="Heading2"/>
@@ -4422,8 +4454,8 @@
         <w:t xml:space="preserve">Große Datenmengen entstehen durch Sensoren, Plattformen, Käufe, Mobilgeräte und vernetzte Systeme.</w:t>
       </w:r>
     </w:p>
-    <w:bookmarkEnd w:id="168"/>
-    <w:bookmarkStart w:id="169" w:name="mögliche-lösungen-27"/>
+    <w:bookmarkEnd w:id="179"/>
+    <w:bookmarkStart w:id="180" w:name="mögliche-lösungen-27"/>
     <w:p>
       <w:pPr>
         <w:pStyle w:val="Heading2"/>
@@ -4434,11 +4466,11 @@
     </w:p>
     <w:p>
       <w:pPr>
-        <w:pStyle w:val="Compact"/>
         <w:numPr>
           <w:ilvl w:val="0"/>
           <w:numId w:val="1033"/>
         </w:numPr>
+        <w:pStyle w:val="Compact"/>
       </w:pPr>
       <w:r>
         <w:t xml:space="preserve">Fachbegriffe werden korrekt verwendet.</w:t>
@@ -4446,11 +4478,11 @@
     </w:p>
     <w:p>
       <w:pPr>
-        <w:pStyle w:val="Compact"/>
         <w:numPr>
           <w:ilvl w:val="0"/>
           <w:numId w:val="1033"/>
         </w:numPr>
+        <w:pStyle w:val="Compact"/>
       </w:pPr>
       <w:r>
         <w:t xml:space="preserve">Die Antwort bezieht sich nachvollziehbar auf die Festivalplanung.</w:t>
@@ -4458,18 +4490,18 @@
     </w:p>
     <w:p>
       <w:pPr>
-        <w:pStyle w:val="Compact"/>
         <w:numPr>
           <w:ilvl w:val="0"/>
           <w:numId w:val="1033"/>
         </w:numPr>
+        <w:pStyle w:val="Compact"/>
       </w:pPr>
       <w:r>
         <w:t xml:space="preserve">Begründungen nennen mindestens ein passendes Kriterium oder Beispiel.</w:t>
       </w:r>
     </w:p>
-    <w:bookmarkEnd w:id="169"/>
-    <w:bookmarkStart w:id="170" w:name="korrekturhinweis-27"/>
+    <w:bookmarkEnd w:id="180"/>
+    <w:bookmarkStart w:id="181" w:name="korrekturhinweis-27"/>
     <w:p>
       <w:pPr>
         <w:pStyle w:val="Heading2"/>
@@ -4486,8 +4518,8 @@
         <w:t xml:space="preserve">Mehrere Lösungen sind möglich. Entscheidend sind fachliche Richtigkeit, schlüssige Begründung und ein erkennbarer Bezug zur Aufgabe. Gleichwertige Formulierungen sind anzuerkennen.</w:t>
       </w:r>
     </w:p>
-    <w:bookmarkEnd w:id="170"/>
-    <w:bookmarkStart w:id="171" w:name="merksatz-29"/>
+    <w:bookmarkEnd w:id="181"/>
+    <w:bookmarkStart w:id="182" w:name="merksatz-29"/>
     <w:p>
       <w:pPr>
         <w:pStyle w:val="Heading2"/>
@@ -4502,15 +4534,15 @@
       </w:pPr>
       <w:r>
         <w:rPr>
+          <w:bCs/>
           <w:b/>
-          <w:bCs/>
         </w:rPr>
         <w:t xml:space="preserve">Große Datenmengen entstehen durch Sensoren, Plattformen, Käufe, Mobilgeräte und vernetzte Systeme.</w:t>
       </w:r>
     </w:p>
-    <w:bookmarkEnd w:id="171"/>
-    <w:bookmarkEnd w:id="172"/>
-    <w:bookmarkStart w:id="177" w:name="X5e7de15c76c119f59fec6eb68389ab4749f3d1d"/>
+    <w:bookmarkEnd w:id="182"/>
+    <w:bookmarkEnd w:id="183"/>
+    <w:bookmarkStart w:id="188" w:name="X5e7de15c76c119f59fec6eb68389ab4749f3d1d"/>
     <w:p>
       <w:pPr>
         <w:pStyle w:val="Heading1"/>
@@ -4519,7 +4551,7 @@
         <w:t xml:space="preserve">Lösung 31: Wie lernt eine künstliche Intelligenz</w:t>
       </w:r>
     </w:p>
-    <w:bookmarkStart w:id="173" w:name="erwartete-kernaussage-28"/>
+    <w:bookmarkStart w:id="184" w:name="erwartete-kernaussage-28"/>
     <w:p>
       <w:pPr>
         <w:pStyle w:val="Heading2"/>
@@ -4536,8 +4568,8 @@
         <w:t xml:space="preserve">Beim maschinellen Lernen erkennt ein System Muster in Trainingsdaten und überträgt sie auf neue Fälle.</w:t>
       </w:r>
     </w:p>
-    <w:bookmarkEnd w:id="173"/>
-    <w:bookmarkStart w:id="174" w:name="mögliche-lösungen-28"/>
+    <w:bookmarkEnd w:id="184"/>
+    <w:bookmarkStart w:id="185" w:name="mögliche-lösungen-28"/>
     <w:p>
       <w:pPr>
         <w:pStyle w:val="Heading2"/>
@@ -4548,11 +4580,11 @@
     </w:p>
     <w:p>
       <w:pPr>
-        <w:pStyle w:val="Compact"/>
         <w:numPr>
           <w:ilvl w:val="0"/>
           <w:numId w:val="1034"/>
         </w:numPr>
+        <w:pStyle w:val="Compact"/>
       </w:pPr>
       <w:r>
         <w:t xml:space="preserve">Fachbegriffe werden korrekt verwendet.</w:t>
@@ -4560,11 +4592,11 @@
     </w:p>
     <w:p>
       <w:pPr>
-        <w:pStyle w:val="Compact"/>
         <w:numPr>
           <w:ilvl w:val="0"/>
           <w:numId w:val="1034"/>
         </w:numPr>
+        <w:pStyle w:val="Compact"/>
       </w:pPr>
       <w:r>
         <w:t xml:space="preserve">Die Antwort bezieht sich nachvollziehbar auf die Festivalplanung.</w:t>
@@ -4572,18 +4604,18 @@
     </w:p>
     <w:p>
       <w:pPr>
-        <w:pStyle w:val="Compact"/>
         <w:numPr>
           <w:ilvl w:val="0"/>
           <w:numId w:val="1034"/>
         </w:numPr>
+        <w:pStyle w:val="Compact"/>
       </w:pPr>
       <w:r>
         <w:t xml:space="preserve">Begründungen nennen mindestens ein passendes Kriterium oder Beispiel.</w:t>
       </w:r>
     </w:p>
-    <w:bookmarkEnd w:id="174"/>
-    <w:bookmarkStart w:id="175" w:name="korrekturhinweis-28"/>
+    <w:bookmarkEnd w:id="185"/>
+    <w:bookmarkStart w:id="186" w:name="korrekturhinweis-28"/>
     <w:p>
       <w:pPr>
         <w:pStyle w:val="Heading2"/>
@@ -4600,8 +4632,8 @@
         <w:t xml:space="preserve">Mehrere Lösungen sind möglich. Entscheidend sind fachliche Richtigkeit, schlüssige Begründung und ein erkennbarer Bezug zur Aufgabe. Gleichwertige Formulierungen sind anzuerkennen.</w:t>
       </w:r>
     </w:p>
-    <w:bookmarkEnd w:id="175"/>
-    <w:bookmarkStart w:id="176" w:name="merksatz-30"/>
+    <w:bookmarkEnd w:id="186"/>
+    <w:bookmarkStart w:id="187" w:name="merksatz-30"/>
     <w:p>
       <w:pPr>
         <w:pStyle w:val="Heading2"/>
@@ -4616,15 +4648,15 @@
       </w:pPr>
       <w:r>
         <w:rPr>
+          <w:bCs/>
           <w:b/>
-          <w:bCs/>
         </w:rPr>
         <w:t xml:space="preserve">Beim maschinellen Lernen erkennt ein System Muster in Trainingsdaten und überträgt sie auf neue Fälle.</w:t>
       </w:r>
     </w:p>
-    <w:bookmarkEnd w:id="176"/>
-    <w:bookmarkEnd w:id="177"/>
-    <w:bookmarkStart w:id="182" w:name="Xfc3d45b1a2aa3933ed47299b652dca3696d9920"/>
+    <w:bookmarkEnd w:id="187"/>
+    <w:bookmarkEnd w:id="188"/>
+    <w:bookmarkStart w:id="193" w:name="Xfc3d45b1a2aa3933ed47299b652dca3696d9920"/>
     <w:p>
       <w:pPr>
         <w:pStyle w:val="Heading1"/>
@@ -4633,7 +4665,7 @@
         <w:t xml:space="preserve">Lösung 32: Chancen und Grenzen künstlicher Intelligenz</w:t>
       </w:r>
     </w:p>
-    <w:bookmarkStart w:id="178" w:name="erwartete-kernaussage-29"/>
+    <w:bookmarkStart w:id="189" w:name="erwartete-kernaussage-29"/>
     <w:p>
       <w:pPr>
         <w:pStyle w:val="Heading2"/>
@@ -4650,8 +4682,8 @@
         <w:t xml:space="preserve">KI kann unterstützen, aber Ergebnisse können falsch, verzerrt oder ungeeignet sein.</w:t>
       </w:r>
     </w:p>
-    <w:bookmarkEnd w:id="178"/>
-    <w:bookmarkStart w:id="179" w:name="mögliche-lösungen-29"/>
+    <w:bookmarkEnd w:id="189"/>
+    <w:bookmarkStart w:id="190" w:name="mögliche-lösungen-29"/>
     <w:p>
       <w:pPr>
         <w:pStyle w:val="Heading2"/>
@@ -4662,11 +4694,11 @@
     </w:p>
     <w:p>
       <w:pPr>
-        <w:pStyle w:val="Compact"/>
         <w:numPr>
           <w:ilvl w:val="0"/>
           <w:numId w:val="1035"/>
         </w:numPr>
+        <w:pStyle w:val="Compact"/>
       </w:pPr>
       <w:r>
         <w:t xml:space="preserve">Fachbegriffe werden korrekt verwendet.</w:t>
@@ -4674,11 +4706,11 @@
     </w:p>
     <w:p>
       <w:pPr>
-        <w:pStyle w:val="Compact"/>
         <w:numPr>
           <w:ilvl w:val="0"/>
           <w:numId w:val="1035"/>
         </w:numPr>
+        <w:pStyle w:val="Compact"/>
       </w:pPr>
       <w:r>
         <w:t xml:space="preserve">Die Antwort bezieht sich nachvollziehbar auf die Festivalplanung.</w:t>
@@ -4686,18 +4718,18 @@
     </w:p>
     <w:p>
       <w:pPr>
-        <w:pStyle w:val="Compact"/>
         <w:numPr>
           <w:ilvl w:val="0"/>
           <w:numId w:val="1035"/>
         </w:numPr>
+        <w:pStyle w:val="Compact"/>
       </w:pPr>
       <w:r>
         <w:t xml:space="preserve">Begründungen nennen mindestens ein passendes Kriterium oder Beispiel.</w:t>
       </w:r>
     </w:p>
-    <w:bookmarkEnd w:id="179"/>
-    <w:bookmarkStart w:id="180" w:name="korrekturhinweis-29"/>
+    <w:bookmarkEnd w:id="190"/>
+    <w:bookmarkStart w:id="191" w:name="korrekturhinweis-29"/>
     <w:p>
       <w:pPr>
         <w:pStyle w:val="Heading2"/>
@@ -4714,8 +4746,8 @@
         <w:t xml:space="preserve">Mehrere Lösungen sind möglich. Entscheidend sind fachliche Richtigkeit, schlüssige Begründung und ein erkennbarer Bezug zur Aufgabe. Gleichwertige Formulierungen sind anzuerkennen.</w:t>
       </w:r>
     </w:p>
-    <w:bookmarkEnd w:id="180"/>
-    <w:bookmarkStart w:id="181" w:name="merksatz-31"/>
+    <w:bookmarkEnd w:id="191"/>
+    <w:bookmarkStart w:id="192" w:name="merksatz-31"/>
     <w:p>
       <w:pPr>
         <w:pStyle w:val="Heading2"/>
@@ -4730,15 +4762,15 @@
       </w:pPr>
       <w:r>
         <w:rPr>
+          <w:bCs/>
           <w:b/>
-          <w:bCs/>
         </w:rPr>
         <w:t xml:space="preserve">KI kann unterstützen, aber Ergebnisse können falsch, verzerrt oder ungeeignet sein.</w:t>
       </w:r>
     </w:p>
-    <w:bookmarkEnd w:id="181"/>
-    <w:bookmarkEnd w:id="182"/>
-    <w:bookmarkStart w:id="187" w:name="Xab2b33ef63676d25d3dc0ad4ff79f3952a16019"/>
+    <w:bookmarkEnd w:id="192"/>
+    <w:bookmarkEnd w:id="193"/>
+    <w:bookmarkStart w:id="198" w:name="Xab2b33ef63676d25d3dc0ad4ff79f3952a16019"/>
     <w:p>
       <w:pPr>
         <w:pStyle w:val="Heading1"/>
@@ -4747,7 +4779,7 @@
         <w:t xml:space="preserve">Lösung 33: Datenschutz beim Schülerfestival</w:t>
       </w:r>
     </w:p>
-    <w:bookmarkStart w:id="183" w:name="erwartete-kernaussage-30"/>
+    <w:bookmarkStart w:id="194" w:name="erwartete-kernaussage-30"/>
     <w:p>
       <w:pPr>
         <w:pStyle w:val="Heading2"/>
@@ -4764,8 +4796,8 @@
         <w:t xml:space="preserve">Personenbezogene Daten dürfen nur zweckgebunden, sparsam und geschützt verarbeitet werden.</w:t>
       </w:r>
     </w:p>
-    <w:bookmarkEnd w:id="183"/>
-    <w:bookmarkStart w:id="184" w:name="mögliche-lösungen-30"/>
+    <w:bookmarkEnd w:id="194"/>
+    <w:bookmarkStart w:id="195" w:name="mögliche-lösungen-30"/>
     <w:p>
       <w:pPr>
         <w:pStyle w:val="Heading2"/>
@@ -4776,11 +4808,11 @@
     </w:p>
     <w:p>
       <w:pPr>
-        <w:pStyle w:val="Compact"/>
         <w:numPr>
           <w:ilvl w:val="0"/>
           <w:numId w:val="1036"/>
         </w:numPr>
+        <w:pStyle w:val="Compact"/>
       </w:pPr>
       <w:r>
         <w:t xml:space="preserve">Fachbegriffe werden korrekt verwendet.</w:t>
@@ -4788,11 +4820,11 @@
     </w:p>
     <w:p>
       <w:pPr>
-        <w:pStyle w:val="Compact"/>
         <w:numPr>
           <w:ilvl w:val="0"/>
           <w:numId w:val="1036"/>
         </w:numPr>
+        <w:pStyle w:val="Compact"/>
       </w:pPr>
       <w:r>
         <w:t xml:space="preserve">Die Antwort bezieht sich nachvollziehbar auf die Festivalplanung.</w:t>
@@ -4800,18 +4832,18 @@
     </w:p>
     <w:p>
       <w:pPr>
-        <w:pStyle w:val="Compact"/>
         <w:numPr>
           <w:ilvl w:val="0"/>
           <w:numId w:val="1036"/>
         </w:numPr>
+        <w:pStyle w:val="Compact"/>
       </w:pPr>
       <w:r>
         <w:t xml:space="preserve">Begründungen nennen mindestens ein passendes Kriterium oder Beispiel.</w:t>
       </w:r>
     </w:p>
-    <w:bookmarkEnd w:id="184"/>
-    <w:bookmarkStart w:id="185" w:name="korrekturhinweis-30"/>
+    <w:bookmarkEnd w:id="195"/>
+    <w:bookmarkStart w:id="196" w:name="korrekturhinweis-30"/>
     <w:p>
       <w:pPr>
         <w:pStyle w:val="Heading2"/>
@@ -4828,8 +4860,8 @@
         <w:t xml:space="preserve">Mehrere Lösungen sind möglich. Entscheidend sind fachliche Richtigkeit, schlüssige Begründung und ein erkennbarer Bezug zur Aufgabe. Gleichwertige Formulierungen sind anzuerkennen.</w:t>
       </w:r>
     </w:p>
-    <w:bookmarkEnd w:id="185"/>
-    <w:bookmarkStart w:id="186" w:name="merksatz-32"/>
+    <w:bookmarkEnd w:id="196"/>
+    <w:bookmarkStart w:id="197" w:name="merksatz-32"/>
     <w:p>
       <w:pPr>
         <w:pStyle w:val="Heading2"/>
@@ -4844,15 +4876,15 @@
       </w:pPr>
       <w:r>
         <w:rPr>
+          <w:bCs/>
           <w:b/>
-          <w:bCs/>
         </w:rPr>
         <w:t xml:space="preserve">Personenbezogene Daten dürfen nur zweckgebunden, sparsam und geschützt verarbeitet werden.</w:t>
       </w:r>
     </w:p>
-    <w:bookmarkEnd w:id="186"/>
-    <w:bookmarkEnd w:id="187"/>
-    <w:bookmarkStart w:id="192" w:name="X5179a067b7f6df2f24417aa7b6b473ce4ab0920"/>
+    <w:bookmarkEnd w:id="197"/>
+    <w:bookmarkEnd w:id="198"/>
+    <w:bookmarkStart w:id="203" w:name="X5179a067b7f6df2f24417aa7b6b473ce4ab0920"/>
     <w:p>
       <w:pPr>
         <w:pStyle w:val="Heading1"/>
@@ -4861,7 +4893,7 @@
         <w:t xml:space="preserve">Lösung 34: Projekt Das Schülerfestival planen</w:t>
       </w:r>
     </w:p>
-    <w:bookmarkStart w:id="188" w:name="erwartete-kernaussage-31"/>
+    <w:bookmarkStart w:id="199" w:name="erwartete-kernaussage-31"/>
     <w:p>
       <w:pPr>
         <w:pStyle w:val="Heading2"/>
@@ -4878,8 +4910,8 @@
         <w:t xml:space="preserve">Eine gute Festivalplanung verbindet Informationsbewertung, Datenmodellierung, Abfragen, Auswertung und Datenschutz.</w:t>
       </w:r>
     </w:p>
-    <w:bookmarkEnd w:id="188"/>
-    <w:bookmarkStart w:id="189" w:name="mögliche-lösungen-31"/>
+    <w:bookmarkEnd w:id="199"/>
+    <w:bookmarkStart w:id="200" w:name="mögliche-lösungen-31"/>
     <w:p>
       <w:pPr>
         <w:pStyle w:val="Heading2"/>
@@ -4890,11 +4922,11 @@
     </w:p>
     <w:p>
       <w:pPr>
-        <w:pStyle w:val="Compact"/>
         <w:numPr>
           <w:ilvl w:val="0"/>
           <w:numId w:val="1037"/>
         </w:numPr>
+        <w:pStyle w:val="Compact"/>
       </w:pPr>
       <w:r>
         <w:t xml:space="preserve">Fachbegriffe werden korrekt verwendet.</w:t>
@@ -4902,11 +4934,11 @@
     </w:p>
     <w:p>
       <w:pPr>
-        <w:pStyle w:val="Compact"/>
         <w:numPr>
           <w:ilvl w:val="0"/>
           <w:numId w:val="1037"/>
         </w:numPr>
+        <w:pStyle w:val="Compact"/>
       </w:pPr>
       <w:r>
         <w:t xml:space="preserve">Die Antwort bezieht sich nachvollziehbar auf die Festivalplanung.</w:t>
@@ -4914,18 +4946,18 @@
     </w:p>
     <w:p>
       <w:pPr>
-        <w:pStyle w:val="Compact"/>
         <w:numPr>
           <w:ilvl w:val="0"/>
           <w:numId w:val="1037"/>
         </w:numPr>
+        <w:pStyle w:val="Compact"/>
       </w:pPr>
       <w:r>
         <w:t xml:space="preserve">Begründungen nennen mindestens ein passendes Kriterium oder Beispiel.</w:t>
       </w:r>
     </w:p>
-    <w:bookmarkEnd w:id="189"/>
-    <w:bookmarkStart w:id="190" w:name="korrekturhinweis-31"/>
+    <w:bookmarkEnd w:id="200"/>
+    <w:bookmarkStart w:id="201" w:name="korrekturhinweis-31"/>
     <w:p>
       <w:pPr>
         <w:pStyle w:val="Heading2"/>
@@ -4942,8 +4974,8 @@
         <w:t xml:space="preserve">Mehrere Lösungen sind möglich. Entscheidend sind fachliche Richtigkeit, schlüssige Begründung und ein erkennbarer Bezug zur Aufgabe. Gleichwertige Formulierungen sind anzuerkennen.</w:t>
       </w:r>
     </w:p>
-    <w:bookmarkEnd w:id="190"/>
-    <w:bookmarkStart w:id="191" w:name="merksatz-33"/>
+    <w:bookmarkEnd w:id="201"/>
+    <w:bookmarkStart w:id="202" w:name="merksatz-33"/>
     <w:p>
       <w:pPr>
         <w:pStyle w:val="Heading2"/>
@@ -4958,19 +4990,15 @@
       </w:pPr>
       <w:r>
         <w:rPr>
+          <w:bCs/>
           <w:b/>
-          <w:bCs/>
         </w:rPr>
         <w:t xml:space="preserve">Eine gute Festivalplanung verbindet Informationsbewertung, Datenmodellierung, Abfragen, Auswertung und Datenschutz.</w:t>
       </w:r>
     </w:p>
-    <w:bookmarkEnd w:id="191"/>
-    <w:bookmarkEnd w:id="192"/>
-    <w:sectPr>
-      <w:footnotePr>
-        <w:numRestart w:val="eachSect"/>
-      </w:footnotePr>
-    </w:sectPr>
+    <w:bookmarkEnd w:id="202"/>
+    <w:bookmarkEnd w:id="203"/>
+    <w:sectPr/>
   </w:body>
 </w:document>
 </file>
@@ -5001,14 +5029,14 @@
 <file path=word/numbering.xml><?xml version="1.0" encoding="utf-8"?>
 <w:numbering xmlns:w="http://schemas.openxmlformats.org/wordprocessingml/2006/main">
   <w:abstractNum w:abstractNumId="990">
-    <w:nsid w:val="0000A990"/>
+    <w:nsid w:val="A990"/>
     <w:multiLevelType w:val="multilevel"/>
     <w:lvl w:ilvl="0">
       <w:numFmt w:val="bullet"/>
       <w:lvlText w:val=" "/>
       <w:lvlJc w:val="left"/>
       <w:pPr>
-        <w:ind w:left="720" w:hanging="360"/>
+        <w:ind w:left="720" w:hanging="480"/>
       </w:pPr>
     </w:lvl>
     <w:lvl w:ilvl="1">
@@ -5016,7 +5044,7 @@
       <w:lvlText w:val=" "/>
       <w:lvlJc w:val="left"/>
       <w:pPr>
-        <w:ind w:left="1440" w:hanging="360"/>
+        <w:ind w:left="1440" w:hanging="480"/>
       </w:pPr>
     </w:lvl>
     <w:lvl w:ilvl="2">
@@ -5024,7 +5052,7 @@
       <w:lvlText w:val=" "/>
       <w:lvlJc w:val="left"/>
       <w:pPr>
-        <w:ind w:left="2160" w:hanging="360"/>
+        <w:ind w:left="2160" w:hanging="480"/>
       </w:pPr>
     </w:lvl>
     <w:lvl w:ilvl="3">
@@ -5032,7 +5060,7 @@
       <w:lvlText w:val=" "/>
       <w:lvlJc w:val="left"/>
       <w:pPr>
-        <w:ind w:left="2880" w:hanging="360"/>
+        <w:ind w:left="2880" w:hanging="480"/>
       </w:pPr>
     </w:lvl>
     <w:lvl w:ilvl="4">
@@ -5040,7 +5068,7 @@
       <w:lvlText w:val=" "/>
       <w:lvlJc w:val="left"/>
       <w:pPr>
-        <w:ind w:left="3600" w:hanging="360"/>
+        <w:ind w:left="3600" w:hanging="480"/>
       </w:pPr>
     </w:lvl>
     <w:lvl w:ilvl="5">
@@ -5048,7 +5076,7 @@
       <w:lvlText w:val=" "/>
       <w:lvlJc w:val="left"/>
       <w:pPr>
-        <w:ind w:left="4320" w:hanging="360"/>
+        <w:ind w:left="4320" w:hanging="480"/>
       </w:pPr>
     </w:lvl>
     <w:lvl w:ilvl="6">
@@ -5056,7 +5084,7 @@
       <w:lvlText w:val=" "/>
       <w:lvlJc w:val="left"/>
       <w:pPr>
-        <w:ind w:left="5040" w:hanging="360"/>
+        <w:ind w:left="5040" w:hanging="480"/>
       </w:pPr>
     </w:lvl>
     <w:lvl w:ilvl="7">
@@ -5064,7 +5092,7 @@
       <w:lvlText w:val=" "/>
       <w:lvlJc w:val="left"/>
       <w:pPr>
-        <w:ind w:left="5760" w:hanging="360"/>
+        <w:ind w:left="5760" w:hanging="480"/>
       </w:pPr>
     </w:lvl>
     <w:lvl w:ilvl="8">
@@ -5072,111 +5100,84 @@
       <w:lvlText w:val=" "/>
       <w:lvlJc w:val="left"/>
       <w:pPr>
-        <w:ind w:left="6480" w:hanging="360"/>
+        <w:ind w:left="6480" w:hanging="480"/>
       </w:pPr>
     </w:lvl>
   </w:abstractNum>
   <w:abstractNum w:abstractNumId="991">
-    <w:nsid w:val="0000A991"/>
+    <w:nsid w:val="A991"/>
     <w:multiLevelType w:val="multilevel"/>
     <w:lvl w:ilvl="0">
       <w:numFmt w:val="bullet"/>
-      <w:lvlText w:val=""/>
+      <w:lvlText w:val="•"/>
       <w:lvlJc w:val="left"/>
       <w:pPr>
-        <w:ind w:left="720" w:hanging="360"/>
-      </w:pPr>
-      <w:rPr>
-        <w:rFonts w:ascii="Symbol" w:hAnsi="Symbol" w:cs="Symbol" w:hint="default"/>
-      </w:rPr>
+        <w:ind w:left="720" w:hanging="480"/>
+      </w:pPr>
     </w:lvl>
     <w:lvl w:ilvl="1">
       <w:numFmt w:val="bullet"/>
-      <w:lvlText w:val="o"/>
+      <w:lvlText w:val="–"/>
       <w:lvlJc w:val="left"/>
       <w:pPr>
-        <w:ind w:left="1440" w:hanging="360"/>
-      </w:pPr>
-      <w:rPr>
-        <w:rFonts w:ascii="Courier New" w:hAnsi="Courier New" w:cs="Courier New" w:hint="default"/>
-      </w:rPr>
+        <w:ind w:left="1440" w:hanging="480"/>
+      </w:pPr>
     </w:lvl>
     <w:lvl w:ilvl="2">
       <w:numFmt w:val="bullet"/>
-      <w:lvlText w:val=""/>
+      <w:lvlText w:val="•"/>
       <w:lvlJc w:val="left"/>
       <w:pPr>
-        <w:ind w:left="2160" w:hanging="360"/>
-      </w:pPr>
-      <w:rPr>
-        <w:rFonts w:ascii="Wingdings" w:hAnsi="Wingdings" w:cs="Wingdings" w:hint="default"/>
-      </w:rPr>
+        <w:ind w:left="2160" w:hanging="480"/>
+      </w:pPr>
     </w:lvl>
     <w:lvl w:ilvl="3">
       <w:numFmt w:val="bullet"/>
-      <w:lvlText w:val=""/>
+      <w:lvlText w:val="–"/>
       <w:lvlJc w:val="left"/>
       <w:pPr>
-        <w:ind w:left="2880" w:hanging="360"/>
-      </w:pPr>
-      <w:rPr>
-        <w:rFonts w:ascii="Symbol" w:hAnsi="Symbol" w:cs="Symbol" w:hint="default"/>
-      </w:rPr>
+        <w:ind w:left="2880" w:hanging="480"/>
+      </w:pPr>
     </w:lvl>
     <w:lvl w:ilvl="4">
       <w:numFmt w:val="bullet"/>
-      <w:lvlText w:val="o"/>
+      <w:lvlText w:val="•"/>
       <w:lvlJc w:val="left"/>
       <w:pPr>
-        <w:ind w:left="3600" w:hanging="360"/>
-      </w:pPr>
-      <w:rPr>
-        <w:rFonts w:ascii="Courier New" w:hAnsi="Courier New" w:cs="Courier New" w:hint="default"/>
-      </w:rPr>
+        <w:ind w:left="3600" w:hanging="480"/>
+      </w:pPr>
     </w:lvl>
     <w:lvl w:ilvl="5">
       <w:numFmt w:val="bullet"/>
-      <w:lvlText w:val=""/>
+      <w:lvlText w:val="–"/>
       <w:lvlJc w:val="left"/>
       <w:pPr>
-        <w:ind w:left="4320" w:hanging="360"/>
-      </w:pPr>
-      <w:rPr>
-        <w:rFonts w:ascii="Wingdings" w:hAnsi="Wingdings" w:cs="Wingdings" w:hint="default"/>
-      </w:rPr>
+        <w:ind w:left="4320" w:hanging="480"/>
+      </w:pPr>
     </w:lvl>
     <w:lvl w:ilvl="6">
       <w:numFmt w:val="bullet"/>
-      <w:lvlText w:val=""/>
+      <w:lvlText w:val="•"/>
       <w:lvlJc w:val="left"/>
       <w:pPr>
-        <w:ind w:left="5040" w:hanging="360"/>
-      </w:pPr>
-      <w:rPr>
-        <w:rFonts w:ascii="Symbol" w:hAnsi="Symbol" w:cs="Symbol" w:hint="default"/>
-      </w:rPr>
+        <w:ind w:left="5040" w:hanging="480"/>
+      </w:pPr>
     </w:lvl>
     <w:lvl w:ilvl="7">
       <w:numFmt w:val="bullet"/>
-      <w:lvlText w:val="o"/>
+      <w:lvlText w:val="–"/>
       <w:lvlJc w:val="left"/>
       <w:pPr>
-        <w:ind w:left="5760" w:hanging="360"/>
-      </w:pPr>
-      <w:rPr>
-        <w:rFonts w:ascii="Courier New" w:hAnsi="Courier New" w:cs="Courier New" w:hint="default"/>
-      </w:rPr>
+        <w:ind w:left="5760" w:hanging="480"/>
+      </w:pPr>
     </w:lvl>
     <w:lvl w:ilvl="8">
       <w:numFmt w:val="bullet"/>
-      <w:lvlText w:val=""/>
+      <w:lvlText w:val="•"/>
       <w:lvlJc w:val="left"/>
       <w:pPr>
-        <w:ind w:left="6480" w:hanging="360"/>
-      </w:pPr>
-      <w:rPr>
-        <w:rFonts w:ascii="Wingdings" w:hAnsi="Wingdings" w:cs="Wingdings" w:hint="default"/>
-      </w:rPr>
+        <w:ind w:left="6480" w:hanging="480"/>
+      </w:pPr>
     </w:lvl>
   </w:abstractNum>
   <w:num w:numId="1000">
@@ -5301,10 +5302,10 @@
   <w:docDefaults>
     <w:rPrDefault>
       <w:rPr>
-        <w:rFonts w:asciiTheme="minorHAnsi" w:cstheme="minorBidi" w:eastAsiaTheme="minorEastAsia" w:hAnsiTheme="minorHAnsi"/>
+        <w:rFonts w:asciiTheme="minorHAnsi" w:cstheme="minorBidi" w:eastAsiaTheme="minorHAnsi" w:hAnsiTheme="minorHAnsi"/>
         <w:sz w:val="24"/>
         <w:szCs w:val="24"/>
-        <w:lang w:bidi="ar-SA" w:eastAsia="zh-CN" w:val="de-DE"/>
+        <w:lang w:bidi="ar-SA" w:eastAsia="en-US" w:val="de-DE"/>
       </w:rPr>
     </w:rPrDefault>
     <w:pPrDefault>
@@ -5322,10 +5323,10 @@
     <w:name w:val="Body Text"/>
     <w:basedOn w:val="Normal"/>
     <w:link w:val="BodyTextChar"/>
-    <w:qFormat/>
     <w:pPr>
       <w:spacing w:after="180" w:before="180"/>
     </w:pPr>
+    <w:qFormat/>
   </w:style>
   <w:style w:customStyle="1" w:styleId="FirstParagraph" w:type="paragraph">
     <w:name w:val="First Paragraph"/>
@@ -5345,94 +5346,57 @@
     <w:name w:val="Title"/>
     <w:basedOn w:val="Normal"/>
     <w:next w:val="BodyText"/>
-    <w:link w:val="TitleChar"/>
-    <w:uiPriority w:val="10"/>
     <w:qFormat/>
-    <w:rsid w:val="00A10FD9"/>
     <w:pPr>
-      <w:spacing w:after="80" w:line="240" w:lineRule="auto"/>
-      <w:contextualSpacing/>
+      <w:keepNext/>
+      <w:keepLines/>
+      <w:spacing w:after="240" w:before="480"/>
       <w:jc w:val="center"/>
     </w:pPr>
     <w:rPr>
       <w:rFonts w:asciiTheme="majorHAnsi" w:cstheme="majorBidi" w:eastAsiaTheme="majorEastAsia" w:hAnsiTheme="majorHAnsi"/>
-      <w:sz w:val="56"/>
-      <w:szCs w:val="56"/>
-    </w:rPr>
-  </w:style>
-  <w:style w:customStyle="1" w:styleId="TitleChar" w:type="character">
-    <w:name w:val="Title Char"/>
-    <w:basedOn w:val="DefaultParagraphFont"/>
-    <w:link w:val="Title"/>
-    <w:uiPriority w:val="10"/>
-    <w:rsid w:val="00A10FD9"/>
-    <w:rPr>
-      <w:rFonts w:asciiTheme="majorHAnsi" w:cstheme="majorBidi" w:eastAsiaTheme="majorEastAsia" w:hAnsiTheme="majorHAnsi"/>
-      <w:sz w:val="56"/>
-      <w:szCs w:val="56"/>
+      <w:b/>
+      <w:bCs/>
+      <w:color w:themeColor="accent1" w:themeShade="B5" w:val="345A8A"/>
+      <w:sz w:val="36"/>
+      <w:szCs w:val="36"/>
     </w:rPr>
   </w:style>
   <w:style w:styleId="Subtitle" w:type="paragraph">
     <w:name w:val="Subtitle"/>
-    <w:basedOn w:val="Title"/>
-    <w:next w:val="BodyText"/>
-    <w:link w:val="SubtitleChar"/>
-    <w:uiPriority w:val="11"/>
-    <w:qFormat/>
-    <w:rsid w:val="00A10FD9"/>
-    <w:pPr>
-      <w:numPr>
-        <w:ilvl w:val="1"/>
-      </w:numPr>
-    </w:pPr>
-    <w:rPr>
-      <w:rFonts w:cstheme="majorBidi" w:eastAsiaTheme="majorEastAsia"/>
-      <w:spacing w:val="15"/>
-      <w:sz w:val="28"/>
-      <w:szCs w:val="28"/>
-    </w:rPr>
-  </w:style>
-  <w:style w:customStyle="1" w:styleId="SubtitleChar" w:type="character">
-    <w:name w:val="Subtitle Char"/>
-    <w:basedOn w:val="DefaultParagraphFont"/>
-    <w:link w:val="Subtitle"/>
-    <w:uiPriority w:val="11"/>
-    <w:rsid w:val="00A10FD9"/>
-    <w:rPr>
-      <w:rFonts w:cstheme="majorBidi" w:eastAsiaTheme="majorEastAsia"/>
-      <w:color w:themeColor="text1" w:themeTint="A6" w:val="595959"/>
-      <w:spacing w:val="15"/>
-      <w:sz w:val="28"/>
-      <w:szCs w:val="28"/>
-    </w:rPr>
-  </w:style>
-  <w:style w:customStyle="1" w:styleId="Author" w:type="paragraph">
-    <w:name w:val="Author"/>
     <w:basedOn w:val="Title"/>
     <w:next w:val="BodyText"/>
     <w:qFormat/>
     <w:pPr>
       <w:keepNext/>
       <w:keepLines/>
+      <w:spacing w:after="240" w:before="240"/>
+      <w:jc w:val="center"/>
     </w:pPr>
     <w:rPr>
-      <w:sz w:val="24"/>
-      <w:szCs w:val="24"/>
+      <w:sz w:val="30"/>
+      <w:szCs w:val="30"/>
     </w:rPr>
   </w:style>
-  <w:style w:styleId="Date" w:type="paragraph">
-    <w:name w:val="Date"/>
-    <w:basedOn w:val="Title"/>
+  <w:style w:customStyle="1" w:styleId="Author" w:type="paragraph">
+    <w:name w:val="Author"/>
     <w:next w:val="BodyText"/>
     <w:qFormat/>
     <w:pPr>
       <w:keepNext/>
       <w:keepLines/>
+      <w:jc w:val="center"/>
     </w:pPr>
-    <w:rPr>
-      <w:sz w:val="24"/>
-      <w:szCs w:val="24"/>
-    </w:rPr>
+  </w:style>
+  <w:style w:styleId="Date" w:type="paragraph">
+    <w:name w:val="Date"/>
+    <w:next w:val="BodyText"/>
+    <w:qFormat/>
+    <w:pPr>
+      <w:keepNext/>
+      <w:keepLines/>
+      <w:jc w:val="center"/>
+    </w:pPr>
   </w:style>
   <w:style w:customStyle="1" w:styleId="AbstractTitle" w:type="paragraph">
     <w:name w:val="Abstract Title"/>
@@ -5442,13 +5406,15 @@
     <w:pPr>
       <w:keepNext/>
       <w:keepLines/>
+      <w:jc w:val="center"/>
       <w:spacing w:after="0" w:before="300"/>
-      <w:jc w:val="center"/>
     </w:pPr>
     <w:rPr>
-      <w:b/>
       <w:sz w:val="20"/>
       <w:szCs w:val="20"/>
+      <w:b/>
+      <w:color w:val="345A8A"/>
+      &gt;
     </w:rPr>
   </w:style>
   <w:style w:customStyle="1" w:styleId="Abstract" w:type="paragraph">
@@ -5475,321 +5441,191 @@
     <w:rPr/>
   </w:style>
   <w:style w:styleId="Heading1" w:type="paragraph">
-    <w:name w:val="heading 1"/>
+    <w:name w:val="Heading 1"/>
     <w:basedOn w:val="Normal"/>
     <w:next w:val="BodyText"/>
-    <w:link w:val="Heading1Char"/>
     <w:uiPriority w:val="9"/>
     <w:qFormat/>
-    <w:rsid w:val="00A10FD9"/>
     <w:pPr>
       <w:keepNext/>
       <w:keepLines/>
-      <w:spacing w:after="80" w:before="360"/>
+      <w:spacing w:after="0" w:before="480"/>
       <w:outlineLvl w:val="0"/>
     </w:pPr>
     <w:rPr>
       <w:rFonts w:asciiTheme="majorHAnsi" w:cstheme="majorBidi" w:eastAsiaTheme="majorEastAsia" w:hAnsiTheme="majorHAnsi"/>
-      <w:color w:themeColor="accent1" w:themeShade="BF" w:val="0F4761"/>
-      <w:sz w:val="40"/>
-      <w:szCs w:val="40"/>
+      <w:b/>
+      <w:bCs/>
+      <w:color w:themeColor="accent1" w:val="4F81BD"/>
+      <w:sz w:val="32"/>
+      <w:szCs w:val="32"/>
     </w:rPr>
   </w:style>
   <w:style w:styleId="Heading2" w:type="paragraph">
-    <w:name w:val="heading 2"/>
+    <w:name w:val="Heading 2"/>
     <w:basedOn w:val="Normal"/>
     <w:next w:val="BodyText"/>
-    <w:link w:val="Heading2Char"/>
     <w:uiPriority w:val="9"/>
-    <w:semiHidden/>
     <w:unhideWhenUsed/>
     <w:qFormat/>
-    <w:rsid w:val="00A10FD9"/>
     <w:pPr>
       <w:keepNext/>
       <w:keepLines/>
-      <w:spacing w:after="80" w:before="160"/>
+      <w:spacing w:after="0" w:before="200"/>
       <w:outlineLvl w:val="1"/>
     </w:pPr>
     <w:rPr>
       <w:rFonts w:asciiTheme="majorHAnsi" w:cstheme="majorBidi" w:eastAsiaTheme="majorEastAsia" w:hAnsiTheme="majorHAnsi"/>
-      <w:color w:themeColor="accent1" w:themeShade="BF" w:val="0F4761"/>
-      <w:sz w:val="32"/>
-      <w:szCs w:val="32"/>
+      <w:b/>
+      <w:bCs/>
+      <w:color w:themeColor="accent1" w:val="4F81BD"/>
+      <w:sz w:val="28"/>
+      <w:szCs w:val="28"/>
     </w:rPr>
   </w:style>
   <w:style w:styleId="Heading3" w:type="paragraph">
-    <w:name w:val="heading 3"/>
+    <w:name w:val="Heading 3"/>
     <w:basedOn w:val="Normal"/>
     <w:next w:val="BodyText"/>
-    <w:link w:val="Heading3Char"/>
     <w:uiPriority w:val="9"/>
-    <w:semiHidden/>
     <w:unhideWhenUsed/>
     <w:qFormat/>
-    <w:rsid w:val="00A10FD9"/>
     <w:pPr>
       <w:keepNext/>
       <w:keepLines/>
-      <w:spacing w:after="80" w:before="160"/>
+      <w:spacing w:after="0" w:before="200"/>
       <w:outlineLvl w:val="2"/>
     </w:pPr>
     <w:rPr>
-      <w:rFonts w:cstheme="majorBidi" w:eastAsiaTheme="majorEastAsia"/>
-      <w:color w:themeColor="accent1" w:themeShade="BF" w:val="0F4761"/>
-      <w:sz w:val="28"/>
-      <w:szCs w:val="28"/>
+      <w:rFonts w:asciiTheme="majorHAnsi" w:cstheme="majorBidi" w:eastAsiaTheme="majorEastAsia" w:hAnsiTheme="majorHAnsi"/>
+      <w:b/>
+      <w:bCs/>
+      <w:color w:themeColor="accent1" w:val="4F81BD"/>
+      <w:sz w:val="24"/>
+      <w:szCs w:val="24"/>
     </w:rPr>
   </w:style>
   <w:style w:styleId="Heading4" w:type="paragraph">
-    <w:name w:val="heading 4"/>
+    <w:name w:val="Heading 4"/>
     <w:basedOn w:val="Normal"/>
     <w:next w:val="BodyText"/>
-    <w:link w:val="Heading4Char"/>
     <w:uiPriority w:val="9"/>
-    <w:semiHidden/>
     <w:unhideWhenUsed/>
     <w:qFormat/>
-    <w:rsid w:val="00A10FD9"/>
     <w:pPr>
       <w:keepNext/>
       <w:keepLines/>
-      <w:spacing w:after="40" w:before="80"/>
+      <w:spacing w:after="0" w:before="200"/>
       <w:outlineLvl w:val="3"/>
     </w:pPr>
     <w:rPr>
-      <w:rFonts w:cstheme="majorBidi" w:eastAsiaTheme="majorEastAsia"/>
+      <w:rFonts w:asciiTheme="majorHAnsi" w:cstheme="majorBidi" w:eastAsiaTheme="majorEastAsia" w:hAnsiTheme="majorHAnsi"/>
       <w:i/>
-      <w:iCs/>
-      <w:color w:themeColor="accent1" w:themeShade="BF" w:val="0F4761"/>
+      <w:bCs/>
+      <w:color w:themeColor="accent1" w:val="4F81BD"/>
+      <w:sz w:val="24"/>
+      <w:szCs w:val="24"/>
     </w:rPr>
   </w:style>
   <w:style w:styleId="Heading5" w:type="paragraph">
-    <w:name w:val="heading 5"/>
+    <w:name w:val="Heading 5"/>
     <w:basedOn w:val="Normal"/>
     <w:next w:val="BodyText"/>
-    <w:link w:val="Heading5Char"/>
     <w:uiPriority w:val="9"/>
-    <w:semiHidden/>
     <w:unhideWhenUsed/>
     <w:qFormat/>
-    <w:rsid w:val="00A10FD9"/>
     <w:pPr>
       <w:keepNext/>
       <w:keepLines/>
-      <w:spacing w:after="40" w:before="80"/>
+      <w:spacing w:after="0" w:before="200"/>
       <w:outlineLvl w:val="4"/>
     </w:pPr>
     <w:rPr>
-      <w:rFonts w:cstheme="majorBidi" w:eastAsiaTheme="majorEastAsia"/>
-      <w:color w:themeColor="accent1" w:themeShade="BF" w:val="0F4761"/>
+      <w:rFonts w:asciiTheme="majorHAnsi" w:cstheme="majorBidi" w:eastAsiaTheme="majorEastAsia" w:hAnsiTheme="majorHAnsi"/>
+      <w:iCs/>
+      <w:color w:themeColor="accent1" w:val="4F81BD"/>
+      <w:sz w:val="24"/>
+      <w:szCs w:val="24"/>
     </w:rPr>
   </w:style>
   <w:style w:styleId="Heading6" w:type="paragraph">
-    <w:name w:val="heading 6"/>
+    <w:name w:val="Heading 6"/>
     <w:basedOn w:val="Normal"/>
     <w:next w:val="BodyText"/>
-    <w:link w:val="Heading6Char"/>
     <w:uiPriority w:val="9"/>
-    <w:semiHidden/>
     <w:unhideWhenUsed/>
     <w:qFormat/>
-    <w:rsid w:val="00A10FD9"/>
     <w:pPr>
       <w:keepNext/>
       <w:keepLines/>
-      <w:spacing w:after="0" w:before="40"/>
+      <w:spacing w:after="0" w:before="200"/>
       <w:outlineLvl w:val="5"/>
     </w:pPr>
     <w:rPr>
-      <w:rFonts w:cstheme="majorBidi" w:eastAsiaTheme="majorEastAsia"/>
-      <w:i/>
-      <w:iCs/>
-      <w:color w:themeColor="text1" w:themeTint="A6" w:val="595959"/>
+      <w:rFonts w:asciiTheme="majorHAnsi" w:cstheme="majorBidi" w:eastAsiaTheme="majorEastAsia" w:hAnsiTheme="majorHAnsi"/>
+      <w:color w:themeColor="accent1" w:val="4F81BD"/>
+      <w:sz w:val="24"/>
+      <w:szCs w:val="24"/>
     </w:rPr>
   </w:style>
   <w:style w:styleId="Heading7" w:type="paragraph">
-    <w:name w:val="heading 7"/>
+    <w:name w:val="Heading 7"/>
     <w:basedOn w:val="Normal"/>
     <w:next w:val="BodyText"/>
-    <w:link w:val="Heading7Char"/>
     <w:uiPriority w:val="9"/>
-    <w:semiHidden/>
     <w:unhideWhenUsed/>
     <w:qFormat/>
-    <w:rsid w:val="00A10FD9"/>
     <w:pPr>
       <w:keepNext/>
       <w:keepLines/>
-      <w:spacing w:after="0" w:before="40"/>
+      <w:spacing w:after="0" w:before="200"/>
       <w:outlineLvl w:val="6"/>
     </w:pPr>
     <w:rPr>
-      <w:rFonts w:cstheme="majorBidi" w:eastAsiaTheme="majorEastAsia"/>
-      <w:color w:themeColor="text1" w:themeTint="A6" w:val="595959"/>
+      <w:rFonts w:asciiTheme="majorHAnsi" w:cstheme="majorBidi" w:eastAsiaTheme="majorEastAsia" w:hAnsiTheme="majorHAnsi"/>
+      <w:color w:themeColor="accent1" w:val="4F81BD"/>
+      <w:sz w:val="24"/>
+      <w:szCs w:val="24"/>
     </w:rPr>
   </w:style>
   <w:style w:styleId="Heading8" w:type="paragraph">
-    <w:name w:val="heading 8"/>
+    <w:name w:val="Heading 8"/>
     <w:basedOn w:val="Normal"/>
     <w:next w:val="BodyText"/>
-    <w:link w:val="Heading8Char"/>
     <w:uiPriority w:val="9"/>
-    <w:semiHidden/>
     <w:unhideWhenUsed/>
     <w:qFormat/>
-    <w:rsid w:val="00A10FD9"/>
     <w:pPr>
       <w:keepNext/>
       <w:keepLines/>
-      <w:spacing w:after="0"/>
+      <w:spacing w:after="0" w:before="200"/>
       <w:outlineLvl w:val="7"/>
     </w:pPr>
     <w:rPr>
-      <w:rFonts w:cstheme="majorBidi" w:eastAsiaTheme="majorEastAsia"/>
-      <w:i/>
-      <w:iCs/>
-      <w:color w:themeColor="text1" w:themeTint="D8" w:val="272727"/>
+      <w:rFonts w:asciiTheme="majorHAnsi" w:cstheme="majorBidi" w:eastAsiaTheme="majorEastAsia" w:hAnsiTheme="majorHAnsi"/>
+      <w:color w:themeColor="accent1" w:val="4F81BD"/>
+      <w:sz w:val="24"/>
+      <w:szCs w:val="24"/>
     </w:rPr>
   </w:style>
   <w:style w:styleId="Heading9" w:type="paragraph">
-    <w:name w:val="heading 9"/>
+    <w:name w:val="Heading 9"/>
     <w:basedOn w:val="Normal"/>
     <w:next w:val="BodyText"/>
-    <w:link w:val="Heading9Char"/>
     <w:uiPriority w:val="9"/>
-    <w:semiHidden/>
     <w:unhideWhenUsed/>
     <w:qFormat/>
-    <w:rsid w:val="00A10FD9"/>
     <w:pPr>
       <w:keepNext/>
       <w:keepLines/>
-      <w:spacing w:after="0"/>
+      <w:spacing w:after="0" w:before="200"/>
       <w:outlineLvl w:val="8"/>
     </w:pPr>
     <w:rPr>
-      <w:rFonts w:cstheme="majorBidi" w:eastAsiaTheme="majorEastAsia"/>
-      <w:color w:themeColor="text1" w:themeTint="D8" w:val="272727"/>
-    </w:rPr>
-  </w:style>
-  <w:style w:customStyle="1" w:styleId="Heading1Char" w:type="character">
-    <w:name w:val="Heading 1 Char"/>
-    <w:basedOn w:val="DefaultParagraphFont"/>
-    <w:link w:val="Heading1"/>
-    <w:uiPriority w:val="9"/>
-    <w:rsid w:val="00A10FD9"/>
-    <w:rPr>
       <w:rFonts w:asciiTheme="majorHAnsi" w:cstheme="majorBidi" w:eastAsiaTheme="majorEastAsia" w:hAnsiTheme="majorHAnsi"/>
-      <w:color w:themeColor="accent1" w:themeShade="BF" w:val="0F4761"/>
-      <w:sz w:val="40"/>
-      <w:szCs w:val="40"/>
-    </w:rPr>
-  </w:style>
-  <w:style w:customStyle="1" w:styleId="Heading2Char" w:type="character">
-    <w:name w:val="Heading 2 Char"/>
-    <w:basedOn w:val="DefaultParagraphFont"/>
-    <w:link w:val="Heading2"/>
-    <w:uiPriority w:val="9"/>
-    <w:semiHidden/>
-    <w:rsid w:val="00A10FD9"/>
-    <w:rPr>
-      <w:rFonts w:asciiTheme="majorHAnsi" w:cstheme="majorBidi" w:eastAsiaTheme="majorEastAsia" w:hAnsiTheme="majorHAnsi"/>
-      <w:color w:themeColor="accent1" w:themeShade="BF" w:val="0F4761"/>
-      <w:sz w:val="32"/>
-      <w:szCs w:val="32"/>
-    </w:rPr>
-  </w:style>
-  <w:style w:customStyle="1" w:styleId="Heading3Char" w:type="character">
-    <w:name w:val="Heading 3 Char"/>
-    <w:basedOn w:val="DefaultParagraphFont"/>
-    <w:link w:val="Heading3"/>
-    <w:uiPriority w:val="9"/>
-    <w:semiHidden/>
-    <w:rsid w:val="00A10FD9"/>
-    <w:rPr>
-      <w:rFonts w:cstheme="majorBidi" w:eastAsiaTheme="majorEastAsia"/>
-      <w:color w:themeColor="accent1" w:themeShade="BF" w:val="0F4761"/>
-      <w:sz w:val="28"/>
-      <w:szCs w:val="28"/>
-    </w:rPr>
-  </w:style>
-  <w:style w:customStyle="1" w:styleId="Heading4Char" w:type="character">
-    <w:name w:val="Heading 4 Char"/>
-    <w:basedOn w:val="DefaultParagraphFont"/>
-    <w:link w:val="Heading4"/>
-    <w:uiPriority w:val="9"/>
-    <w:semiHidden/>
-    <w:rsid w:val="00A10FD9"/>
-    <w:rPr>
-      <w:rFonts w:cstheme="majorBidi" w:eastAsiaTheme="majorEastAsia"/>
-      <w:i/>
-      <w:iCs/>
-      <w:color w:themeColor="accent1" w:themeShade="BF" w:val="0F4761"/>
-    </w:rPr>
-  </w:style>
-  <w:style w:customStyle="1" w:styleId="Heading5Char" w:type="character">
-    <w:name w:val="Heading 5 Char"/>
-    <w:basedOn w:val="DefaultParagraphFont"/>
-    <w:link w:val="Heading5"/>
-    <w:uiPriority w:val="9"/>
-    <w:semiHidden/>
-    <w:rsid w:val="00A10FD9"/>
-    <w:rPr>
-      <w:rFonts w:cstheme="majorBidi" w:eastAsiaTheme="majorEastAsia"/>
-      <w:color w:themeColor="accent1" w:themeShade="BF" w:val="0F4761"/>
-    </w:rPr>
-  </w:style>
-  <w:style w:customStyle="1" w:styleId="Heading6Char" w:type="character">
-    <w:name w:val="Heading 6 Char"/>
-    <w:basedOn w:val="DefaultParagraphFont"/>
-    <w:link w:val="Heading6"/>
-    <w:uiPriority w:val="9"/>
-    <w:semiHidden/>
-    <w:rsid w:val="00A10FD9"/>
-    <w:rPr>
-      <w:rFonts w:cstheme="majorBidi" w:eastAsiaTheme="majorEastAsia"/>
-      <w:i/>
-      <w:iCs/>
-      <w:color w:themeColor="text1" w:themeTint="A6" w:val="595959"/>
-    </w:rPr>
-  </w:style>
-  <w:style w:customStyle="1" w:styleId="Heading7Char" w:type="character">
-    <w:name w:val="Heading 7 Char"/>
-    <w:basedOn w:val="DefaultParagraphFont"/>
-    <w:link w:val="Heading7"/>
-    <w:uiPriority w:val="9"/>
-    <w:semiHidden/>
-    <w:rsid w:val="00A10FD9"/>
-    <w:rPr>
-      <w:rFonts w:cstheme="majorBidi" w:eastAsiaTheme="majorEastAsia"/>
-      <w:color w:themeColor="text1" w:themeTint="A6" w:val="595959"/>
-    </w:rPr>
-  </w:style>
-  <w:style w:customStyle="1" w:styleId="Heading8Char" w:type="character">
-    <w:name w:val="Heading 8 Char"/>
-    <w:basedOn w:val="DefaultParagraphFont"/>
-    <w:link w:val="Heading8"/>
-    <w:uiPriority w:val="9"/>
-    <w:semiHidden/>
-    <w:rsid w:val="00A10FD9"/>
-    <w:rPr>
-      <w:rFonts w:cstheme="majorBidi" w:eastAsiaTheme="majorEastAsia"/>
-      <w:i/>
-      <w:iCs/>
-      <w:color w:themeColor="text1" w:themeTint="D8" w:val="272727"/>
-    </w:rPr>
-  </w:style>
-  <w:style w:customStyle="1" w:styleId="Heading9Char" w:type="character">
-    <w:name w:val="Heading 9 Char"/>
-    <w:basedOn w:val="DefaultParagraphFont"/>
-    <w:link w:val="Heading9"/>
-    <w:uiPriority w:val="9"/>
-    <w:semiHidden/>
-    <w:rsid w:val="00A10FD9"/>
-    <w:rPr>
-      <w:rFonts w:cstheme="majorBidi" w:eastAsiaTheme="majorEastAsia"/>
-      <w:color w:themeColor="text1" w:themeTint="D8" w:val="272727"/>
+      <w:color w:themeColor="accent1" w:val="4F81BD"/>
+      <w:sz w:val="24"/>
+      <w:szCs w:val="24"/>
     </w:rPr>
   </w:style>
   <w:style w:styleId="BlockText" w:type="paragraph">
@@ -5811,18 +5647,6 @@
     <w:uiPriority w:val="9"/>
     <w:unhideWhenUsed/>
     <w:qFormat/>
-  </w:style>
-  <w:style w:styleId="FootnoteBlockText" w:type="paragraph">
-    <w:name w:val="Footnote Block Text"/>
-    <w:basedOn w:val="FootnoteText"/>
-    <w:next w:val="FootnoteText"/>
-    <w:uiPriority w:val="9"/>
-    <w:unhideWhenUsed/>
-    <w:qFormat/>
-    <w:pPr>
-      <w:spacing w:after="100" w:before="100"/>
-      <w:ind w:firstLine="0" w:left="480" w:right="480"/>
-    </w:pPr>
   </w:style>
   <w:style w:default="1" w:styleId="DefaultParagraphFont" w:type="character">
     <w:name w:val="Default Paragraph Font"/>
@@ -5845,11 +5669,18 @@
       </w:tblCellMar>
     </w:tblPr>
     <w:tblStylePr w:type="firstRow">
+      <w:tblPr>
+        <w:jc w:val="left"/>
+        <w:tblInd w:type="dxa" w:w="0"/>
+      </w:tblPr>
+      <w:trPr>
+        <w:jc w:val="left"/>
+      </w:trPr>
       <w:tcPr>
+        <w:vAlign w:val="bottom"/>
         <w:tcBorders>
           <w:bottom w:val="single"/>
         </w:tcBorders>
-        <w:vAlign w:val="bottom"/>
       </w:tcPr>
     </w:tblStylePr>
   </w:style>
@@ -5964,8 +5795,8 @@
     <w:name w:val="KeywordTok"/>
     <w:basedOn w:val="VerbatimChar"/>
     <w:rPr>
+      <w:color w:val="007020"/>
       <w:b/>
-      <w:color w:val="007020"/>
     </w:rPr>
   </w:style>
   <w:style w:type="character" w:customStyle="1" w:styleId="DataTypeTok">
@@ -6042,42 +5873,42 @@
     <w:name w:val="ImportTok"/>
     <w:basedOn w:val="VerbatimChar"/>
     <w:rPr>
+      <w:color w:val="008000"/>
       <w:b/>
-      <w:color w:val="008000"/>
     </w:rPr>
   </w:style>
   <w:style w:type="character" w:customStyle="1" w:styleId="CommentTok">
     <w:name w:val="CommentTok"/>
     <w:basedOn w:val="VerbatimChar"/>
     <w:rPr>
+      <w:color w:val="60a0b0"/>
       <w:i/>
-      <w:color w:val="60a0b0"/>
     </w:rPr>
   </w:style>
   <w:style w:type="character" w:customStyle="1" w:styleId="DocumentationTok">
     <w:name w:val="DocumentationTok"/>
     <w:basedOn w:val="VerbatimChar"/>
     <w:rPr>
+      <w:color w:val="ba2121"/>
       <w:i/>
-      <w:color w:val="ba2121"/>
     </w:rPr>
   </w:style>
   <w:style w:type="character" w:customStyle="1" w:styleId="AnnotationTok">
     <w:name w:val="AnnotationTok"/>
     <w:basedOn w:val="VerbatimChar"/>
     <w:rPr>
+      <w:color w:val="60a0b0"/>
       <w:b/>
       <w:i/>
-      <w:color w:val="60a0b0"/>
     </w:rPr>
   </w:style>
   <w:style w:type="character" w:customStyle="1" w:styleId="CommentVarTok">
     <w:name w:val="CommentVarTok"/>
     <w:basedOn w:val="VerbatimChar"/>
     <w:rPr>
+      <w:color w:val="60a0b0"/>
       <w:b/>
       <w:i/>
-      <w:color w:val="60a0b0"/>
     </w:rPr>
   </w:style>
   <w:style w:type="character" w:customStyle="1" w:styleId="OtherTok">
@@ -6105,8 +5936,8 @@
     <w:name w:val="ControlFlowTok"/>
     <w:basedOn w:val="VerbatimChar"/>
     <w:rPr>
+      <w:color w:val="007020"/>
       <w:b/>
-      <w:color w:val="007020"/>
     </w:rPr>
   </w:style>
   <w:style w:type="character" w:customStyle="1" w:styleId="OperatorTok">
@@ -6151,34 +5982,34 @@
     <w:name w:val="InformationTok"/>
     <w:basedOn w:val="VerbatimChar"/>
     <w:rPr>
+      <w:color w:val="60a0b0"/>
       <w:b/>
       <w:i/>
-      <w:color w:val="60a0b0"/>
     </w:rPr>
   </w:style>
   <w:style w:type="character" w:customStyle="1" w:styleId="WarningTok">
     <w:name w:val="WarningTok"/>
     <w:basedOn w:val="VerbatimChar"/>
     <w:rPr>
+      <w:color w:val="60a0b0"/>
       <w:b/>
       <w:i/>
-      <w:color w:val="60a0b0"/>
     </w:rPr>
   </w:style>
   <w:style w:type="character" w:customStyle="1" w:styleId="AlertTok">
     <w:name w:val="AlertTok"/>
     <w:basedOn w:val="VerbatimChar"/>
     <w:rPr>
+      <w:color w:val="ff0000"/>
       <w:b/>
-      <w:color w:val="ff0000"/>
     </w:rPr>
   </w:style>
   <w:style w:type="character" w:customStyle="1" w:styleId="ErrorTok">
     <w:name w:val="ErrorTok"/>
     <w:basedOn w:val="VerbatimChar"/>
     <w:rPr>
+      <w:color w:val="ff0000"/>
       <w:b/>
-      <w:color w:val="ff0000"/>
     </w:rPr>
   </w:style>
   <w:style w:type="character" w:customStyle="1" w:styleId="NormalTok">
@@ -6200,44 +6031,44 @@
         <a:sysClr val="window" lastClr="FFFFFF"/>
       </a:lt1>
       <a:dk2>
-        <a:srgbClr val="0E2841"/>
+        <a:srgbClr val="1F497D"/>
       </a:dk2>
       <a:lt2>
-        <a:srgbClr val="E8E8E8"/>
+        <a:srgbClr val="EEECE1"/>
       </a:lt2>
       <a:accent1>
-        <a:srgbClr val="156082"/>
+        <a:srgbClr val="4F81BD"/>
       </a:accent1>
       <a:accent2>
-        <a:srgbClr val="E97132"/>
+        <a:srgbClr val="C0504D"/>
       </a:accent2>
       <a:accent3>
-        <a:srgbClr val="196B24"/>
+        <a:srgbClr val="9BBB59"/>
       </a:accent3>
       <a:accent4>
-        <a:srgbClr val="0F9ED5"/>
+        <a:srgbClr val="8064A2"/>
       </a:accent4>
       <a:accent5>
-        <a:srgbClr val="A02B93"/>
+        <a:srgbClr val="4BACC6"/>
       </a:accent5>
       <a:accent6>
-        <a:srgbClr val="4EA72E"/>
+        <a:srgbClr val="F79646"/>
       </a:accent6>
       <a:hlink>
-        <a:srgbClr val="467886"/>
+        <a:srgbClr val="0000FF"/>
       </a:hlink>
       <a:folHlink>
-        <a:srgbClr val="96607D"/>
+        <a:srgbClr val="800080"/>
       </a:folHlink>
     </a:clrScheme>
     <a:fontScheme name="Office">
       <a:majorFont>
-        <a:latin typeface="Aptos Display" panose="02110004020202020204"/>
+        <a:latin typeface="Calibri"/>
         <a:ea typeface=""/>
         <a:cs typeface=""/>
-        <a:font script="Jpan" typeface="游ゴシック Light"/>
+        <a:font script="Jpan" typeface="ＭＳ ゴシック"/>
         <a:font script="Hang" typeface="맑은 고딕"/>
-        <a:font script="Hans" typeface="等线 Light"/>
+        <a:font script="Hans" typeface="宋体"/>
         <a:font script="Hant" typeface="新細明體"/>
         <a:font script="Arab" typeface="Times New Roman"/>
         <a:font script="Hebr" typeface="Times New Roman"/>
@@ -6264,32 +6095,14 @@
         <a:font script="Mong" typeface="Mongolian Baiti"/>
         <a:font script="Viet" typeface="Times New Roman"/>
         <a:font script="Uigh" typeface="Microsoft Uighur"/>
-        <a:font script="Geor" typeface="Sylfaen"/>
-        <a:font script="Armn" typeface="Arial"/>
-        <a:font script="Bugi" typeface="Leelawadee UI"/>
-        <a:font script="Bopo" typeface="Microsoft JhengHei"/>
-        <a:font script="Java" typeface="Javanese Text"/>
-        <a:font script="Lisu" typeface="Segoe UI"/>
-        <a:font script="Mymr" typeface="Myanmar Text"/>
-        <a:font script="Nkoo" typeface="Ebrima"/>
-        <a:font script="Olck" typeface="Nirmala UI"/>
-        <a:font script="Osma" typeface="Ebrima"/>
-        <a:font script="Phag" typeface="Phagspa"/>
-        <a:font script="Syrn" typeface="Estrangelo Edessa"/>
-        <a:font script="Syrj" typeface="Estrangelo Edessa"/>
-        <a:font script="Syre" typeface="Estrangelo Edessa"/>
-        <a:font script="Sora" typeface="Nirmala UI"/>
-        <a:font script="Tale" typeface="Microsoft Tai Le"/>
-        <a:font script="Talu" typeface="Microsoft New Tai Lue"/>
-        <a:font script="Tfng" typeface="Ebrima"/>
       </a:majorFont>
       <a:minorFont>
-        <a:latin typeface="Aptos" panose="02110004020202020204"/>
+        <a:latin typeface="Cambria"/>
         <a:ea typeface=""/>
         <a:cs typeface=""/>
-        <a:font script="Jpan" typeface="游明朝"/>
+        <a:font script="Jpan" typeface="ＭＳ 明朝"/>
         <a:font script="Hang" typeface="맑은 고딕"/>
-        <a:font script="Hans" typeface="等线"/>
+        <a:font script="Hans" typeface="宋体"/>
         <a:font script="Hant" typeface="新細明體"/>
         <a:font script="Arab" typeface="Arial"/>
         <a:font script="Hebr" typeface="Arial"/>
@@ -6316,24 +6129,6 @@
         <a:font script="Mong" typeface="Mongolian Baiti"/>
         <a:font script="Viet" typeface="Arial"/>
         <a:font script="Uigh" typeface="Microsoft Uighur"/>
-        <a:font script="Geor" typeface="Sylfaen"/>
-        <a:font script="Armn" typeface="Arial"/>
-        <a:font script="Bugi" typeface="Leelawadee UI"/>
-        <a:font script="Bopo" typeface="Microsoft JhengHei"/>
-        <a:font script="Java" typeface="Javanese Text"/>
-        <a:font script="Lisu" typeface="Segoe UI"/>
-        <a:font script="Mymr" typeface="Myanmar Text"/>
-        <a:font script="Nkoo" typeface="Ebrima"/>
-        <a:font script="Olck" typeface="Nirmala UI"/>
-        <a:font script="Osma" typeface="Ebrima"/>
-        <a:font script="Phag" typeface="Phagspa"/>
-        <a:font script="Syrn" typeface="Estrangelo Edessa"/>
-        <a:font script="Syrj" typeface="Estrangelo Edessa"/>
-        <a:font script="Syre" typeface="Estrangelo Edessa"/>
-        <a:font script="Sora" typeface="Nirmala UI"/>
-        <a:font script="Tale" typeface="Microsoft Tai Le"/>
-        <a:font script="Talu" typeface="Microsoft New Tai Lue"/>
-        <a:font script="Tfng" typeface="Ebrima"/>
       </a:minorFont>
     </a:fontScheme>
     <a:fmtScheme name="Office">
@@ -6345,141 +6140,200 @@
           <a:gsLst>
             <a:gs pos="0">
               <a:schemeClr val="phClr">
-                <a:lumMod val="110000"/>
-                <a:satMod val="105000"/>
-                <a:tint val="67000"/>
+                <a:tint val="50000"/>
+                <a:satMod val="300000"/>
               </a:schemeClr>
             </a:gs>
-            <a:gs pos="50000">
+            <a:gs pos="35000">
               <a:schemeClr val="phClr">
-                <a:lumMod val="105000"/>
-                <a:satMod val="103000"/>
-                <a:tint val="73000"/>
+                <a:tint val="37000"/>
+                <a:satMod val="300000"/>
               </a:schemeClr>
             </a:gs>
             <a:gs pos="100000">
               <a:schemeClr val="phClr">
-                <a:lumMod val="105000"/>
-                <a:satMod val="109000"/>
-                <a:tint val="81000"/>
+                <a:tint val="15000"/>
+                <a:satMod val="350000"/>
               </a:schemeClr>
             </a:gs>
           </a:gsLst>
-          <a:lin ang="5400000" scaled="0"/>
+          <a:lin ang="16200000" scaled="1"/>
         </a:gradFill>
         <a:gradFill rotWithShape="1">
           <a:gsLst>
             <a:gs pos="0">
               <a:schemeClr val="phClr">
-                <a:satMod val="103000"/>
-                <a:lumMod val="102000"/>
-                <a:tint val="94000"/>
-              </a:schemeClr>
-            </a:gs>
-            <a:gs pos="50000">
-              <a:schemeClr val="phClr">
-                <a:satMod val="110000"/>
-                <a:lumMod val="100000"/>
+                <a:tint val="100000"/>
                 <a:shade val="100000"/>
+                <a:satMod val="130000"/>
               </a:schemeClr>
             </a:gs>
             <a:gs pos="100000">
               <a:schemeClr val="phClr">
-                <a:lumMod val="99000"/>
-                <a:satMod val="120000"/>
-                <a:shade val="78000"/>
+                <a:tint val="50000"/>
+                <a:shade val="100000"/>
+                <a:satMod val="350000"/>
               </a:schemeClr>
             </a:gs>
           </a:gsLst>
-          <a:lin ang="5400000" scaled="0"/>
+          <a:lin ang="16200000" scaled="0"/>
         </a:gradFill>
       </a:fillStyleLst>
       <a:lnStyleLst>
-        <a:ln w="6350" cap="flat" cmpd="sng" algn="ctr">
+        <a:ln w="9525" cap="flat" cmpd="sng" algn="ctr">
+          <a:solidFill>
+            <a:schemeClr val="phClr">
+              <a:shade val="95000"/>
+              <a:satMod val="105000"/>
+            </a:schemeClr>
+          </a:solidFill>
+          <a:prstDash val="solid"/>
+        </a:ln>
+        <a:ln w="25400" cap="flat" cmpd="sng" algn="ctr">
           <a:solidFill>
             <a:schemeClr val="phClr"/>
           </a:solidFill>
           <a:prstDash val="solid"/>
-          <a:miter lim="800000"/>
         </a:ln>
-        <a:ln w="12700" cap="flat" cmpd="sng" algn="ctr">
+        <a:ln w="38100" cap="flat" cmpd="sng" algn="ctr">
           <a:solidFill>
             <a:schemeClr val="phClr"/>
           </a:solidFill>
           <a:prstDash val="solid"/>
-          <a:miter lim="800000"/>
-        </a:ln>
-        <a:ln w="19050" cap="flat" cmpd="sng" algn="ctr">
-          <a:solidFill>
-            <a:schemeClr val="phClr"/>
-          </a:solidFill>
-          <a:prstDash val="solid"/>
-          <a:miter lim="800000"/>
         </a:ln>
       </a:lnStyleLst>
       <a:effectStyleLst>
         <a:effectStyle>
-          <a:effectLst/>
-        </a:effectStyle>
-        <a:effectStyle>
-          <a:effectLst/>
+          <a:effectLst>
+            <a:outerShdw blurRad="40000" dist="20000" dir="5400000" rotWithShape="0">
+              <a:srgbClr val="000000">
+                <a:alpha val="38000"/>
+              </a:srgbClr>
+            </a:outerShdw>
+          </a:effectLst>
         </a:effectStyle>
         <a:effectStyle>
           <a:effectLst>
-            <a:outerShdw blurRad="57150" dist="19050" dir="5400000" algn="ctr" rotWithShape="0">
+            <a:outerShdw blurRad="40000" dist="23000" dir="5400000" rotWithShape="0">
               <a:srgbClr val="000000">
-                <a:alpha val="63000"/>
+                <a:alpha val="35000"/>
               </a:srgbClr>
             </a:outerShdw>
           </a:effectLst>
+        </a:effectStyle>
+        <a:effectStyle>
+          <a:effectLst>
+            <a:outerShdw blurRad="40000" dist="23000" dir="5400000" rotWithShape="0">
+              <a:srgbClr val="000000">
+                <a:alpha val="35000"/>
+              </a:srgbClr>
+            </a:outerShdw>
+          </a:effectLst>
+          <a:scene3d>
+            <a:camera prst="orthographicFront">
+              <a:rot lat="0" lon="0" rev="0"/>
+            </a:camera>
+            <a:lightRig rig="threePt" dir="t">
+              <a:rot lat="0" lon="0" rev="1200000"/>
+            </a:lightRig>
+          </a:scene3d>
+          <a:sp3d>
+            <a:bevelT w="63500" h="25400"/>
+          </a:sp3d>
         </a:effectStyle>
       </a:effectStyleLst>
       <a:bgFillStyleLst>
         <a:solidFill>
           <a:schemeClr val="phClr"/>
         </a:solidFill>
-        <a:solidFill>
-          <a:schemeClr val="phClr">
-            <a:tint val="95000"/>
-            <a:satMod val="170000"/>
-          </a:schemeClr>
-        </a:solidFill>
         <a:gradFill rotWithShape="1">
           <a:gsLst>
             <a:gs pos="0">
               <a:schemeClr val="phClr">
-                <a:tint val="93000"/>
-                <a:satMod val="150000"/>
-                <a:shade val="98000"/>
-                <a:lumMod val="102000"/>
+                <a:tint val="40000"/>
+                <a:satMod val="350000"/>
               </a:schemeClr>
             </a:gs>
-            <a:gs pos="50000">
+            <a:gs pos="40000">
               <a:schemeClr val="phClr">
-                <a:tint val="98000"/>
-                <a:satMod val="130000"/>
-                <a:shade val="90000"/>
-                <a:lumMod val="103000"/>
+                <a:tint val="45000"/>
+                <a:shade val="99000"/>
+                <a:satMod val="350000"/>
               </a:schemeClr>
             </a:gs>
             <a:gs pos="100000">
               <a:schemeClr val="phClr">
-                <a:shade val="63000"/>
-                <a:satMod val="120000"/>
+                <a:shade val="20000"/>
+                <a:satMod val="255000"/>
               </a:schemeClr>
             </a:gs>
           </a:gsLst>
-          <a:lin ang="5400000" scaled="0"/>
+          <a:path path="circle">
+            <a:fillToRect l="50000" t="-80000" r="50000" b="180000"/>
+          </a:path>
+        </a:gradFill>
+        <a:gradFill rotWithShape="1">
+          <a:gsLst>
+            <a:gs pos="0">
+              <a:schemeClr val="phClr">
+                <a:tint val="80000"/>
+                <a:satMod val="300000"/>
+              </a:schemeClr>
+            </a:gs>
+            <a:gs pos="100000">
+              <a:schemeClr val="phClr">
+                <a:shade val="30000"/>
+                <a:satMod val="200000"/>
+              </a:schemeClr>
+            </a:gs>
+          </a:gsLst>
+          <a:path path="circle">
+            <a:fillToRect l="50000" t="50000" r="50000" b="50000"/>
+          </a:path>
         </a:gradFill>
       </a:bgFillStyleLst>
     </a:fmtScheme>
   </a:themeElements>
-  <a:objectDefaults/>
+  <a:objectDefaults>
+    <a:spDef>
+      <a:spPr/>
+      <a:bodyPr/>
+      <a:lstStyle/>
+      <a:style>
+        <a:lnRef idx="1">
+          <a:schemeClr val="accent1"/>
+        </a:lnRef>
+        <a:fillRef idx="3">
+          <a:schemeClr val="accent1"/>
+        </a:fillRef>
+        <a:effectRef idx="2">
+          <a:schemeClr val="accent1"/>
+        </a:effectRef>
+        <a:fontRef idx="minor">
+          <a:schemeClr val="lt1"/>
+        </a:fontRef>
+      </a:style>
+    </a:spDef>
+    <a:lnDef>
+      <a:spPr/>
+      <a:bodyPr/>
+      <a:lstStyle/>
+      <a:style>
+        <a:lnRef idx="2">
+          <a:schemeClr val="accent1"/>
+        </a:lnRef>
+        <a:fillRef idx="0">
+          <a:schemeClr val="accent1"/>
+        </a:fillRef>
+        <a:effectRef idx="1">
+          <a:schemeClr val="accent1"/>
+        </a:effectRef>
+        <a:fontRef idx="minor">
+          <a:schemeClr val="tx1"/>
+        </a:fontRef>
+      </a:style>
+    </a:lnDef>
+  </a:objectDefaults>
   <a:extraClrSchemeLst/>
-  <a:extLst>
-    <a:ext uri="{05A4C25C-085E-4340-85A3-A5531E510DB2}">
-      <thm15:themeFamily xmlns:thm15="http://schemas.microsoft.com/office/thememl/2012/main" name="Office Theme" id="{2E142A2C-CD16-42D6-873A-C26D2A0506FA}" vid="{1BDDFF52-6CD6-40A5-AB3C-68EB2F1E4D0A}"/>
-    </a:ext>
-  </a:extLst>
 </a:theme>
 </file>